--- a/health_uae_analysis/Health_UAE_Report.docx
+++ b/health_uae_analysis/Health_UAE_Report.docx
@@ -694,7 +694,7 @@
           <w:color w:val="1F4E78"/>
           <w:sz w:val="25"/>
         </w:rPr>
-        <w:t>Проверено в Keepa:</w:t>
+        <w:t>Проверено в Keepa (ASIN — кликабельные ссылки на Amazon):</w:t>
       </w:r>
     </w:p>
     <w:tbl>
@@ -705,18 +705,19 @@
         <w:tblLook w:firstColumn="1" w:firstRow="1" w:lastColumn="0" w:lastRow="0" w:noHBand="0" w:noVBand="1" w:val="04A0"/>
       </w:tblPr>
       <w:tblGrid>
-        <w:gridCol w:w="1234"/>
-        <w:gridCol w:w="1234"/>
-        <w:gridCol w:w="1234"/>
-        <w:gridCol w:w="1234"/>
-        <w:gridCol w:w="1234"/>
-        <w:gridCol w:w="1234"/>
-        <w:gridCol w:w="1234"/>
+        <w:gridCol w:w="1080"/>
+        <w:gridCol w:w="1080"/>
+        <w:gridCol w:w="1080"/>
+        <w:gridCol w:w="1080"/>
+        <w:gridCol w:w="1080"/>
+        <w:gridCol w:w="1080"/>
+        <w:gridCol w:w="1080"/>
+        <w:gridCol w:w="1080"/>
       </w:tblGrid>
       <w:tr>
         <w:tc>
           <w:tcPr>
-            <w:tcW w:type="dxa" w:w="2721"/>
+            <w:tcW w:type="dxa" w:w="2494"/>
             <w:shd w:val="clear" w:fill="1F4E78"/>
           </w:tcPr>
           <w:p>
@@ -736,7 +737,7 @@
         </w:tc>
         <w:tc>
           <w:tcPr>
-            <w:tcW w:type="dxa" w:w="1587"/>
+            <w:tcW w:type="dxa" w:w="1474"/>
             <w:shd w:val="clear" w:fill="1F4E78"/>
           </w:tcPr>
           <w:p>
@@ -756,7 +757,27 @@
         </w:tc>
         <w:tc>
           <w:tcPr>
-            <w:tcW w:type="dxa" w:w="1020"/>
+            <w:tcW w:type="dxa" w:w="1361"/>
+            <w:shd w:val="clear" w:fill="1F4E78"/>
+          </w:tcPr>
+          <w:p>
+            <w:pPr>
+              <w:jc w:val="center"/>
+            </w:pPr>
+            <w:r/>
+            <w:r>
+              <w:rPr>
+                <w:b/>
+                <w:color w:val="FFFFFF"/>
+                <w:sz w:val="18"/>
+              </w:rPr>
+              <w:t>ASIN</w:t>
+            </w:r>
+          </w:p>
+        </w:tc>
+        <w:tc>
+          <w:tcPr>
+            <w:tcW w:type="dxa" w:w="907"/>
             <w:shd w:val="clear" w:fill="1F4E78"/>
           </w:tcPr>
           <w:p>
@@ -776,7 +797,7 @@
         </w:tc>
         <w:tc>
           <w:tcPr>
-            <w:tcW w:type="dxa" w:w="1361"/>
+            <w:tcW w:type="dxa" w:w="1247"/>
             <w:shd w:val="clear" w:fill="1F4E78"/>
           </w:tcPr>
           <w:p>
@@ -796,7 +817,7 @@
         </w:tc>
         <w:tc>
           <w:tcPr>
-            <w:tcW w:type="dxa" w:w="1020"/>
+            <w:tcW w:type="dxa" w:w="907"/>
             <w:shd w:val="clear" w:fill="1F4E78"/>
           </w:tcPr>
           <w:p>
@@ -816,7 +837,7 @@
         </w:tc>
         <w:tc>
           <w:tcPr>
-            <w:tcW w:type="dxa" w:w="1814"/>
+            <w:tcW w:type="dxa" w:w="1701"/>
             <w:shd w:val="clear" w:fill="1F4E78"/>
           </w:tcPr>
           <w:p>
@@ -836,7 +857,7 @@
         </w:tc>
         <w:tc>
           <w:tcPr>
-            <w:tcW w:type="dxa" w:w="1134"/>
+            <w:tcW w:type="dxa" w:w="1077"/>
             <w:shd w:val="clear" w:fill="1F4E78"/>
           </w:tcPr>
           <w:p>
@@ -858,7 +879,7 @@
       <w:tr>
         <w:tc>
           <w:tcPr>
-            <w:tcW w:type="dxa" w:w="2721"/>
+            <w:tcW w:type="dxa" w:w="2494"/>
           </w:tcPr>
           <w:p>
             <w:pPr>
@@ -876,7 +897,7 @@
         </w:tc>
         <w:tc>
           <w:tcPr>
-            <w:tcW w:type="dxa" w:w="1587"/>
+            <w:tcW w:type="dxa" w:w="1474"/>
           </w:tcPr>
           <w:p>
             <w:pPr>
@@ -894,7 +915,25 @@
         </w:tc>
         <w:tc>
           <w:tcPr>
-            <w:tcW w:type="dxa" w:w="1020"/>
+            <w:tcW w:type="dxa" w:w="1361"/>
+          </w:tcPr>
+          <w:p>
+            <w:r/>
+            <w:hyperlink r:id="rId9">
+              <w:r>
+                <w:rPr>
+                  <w:color w:val="0563C1"/>
+                  <w:u w:val="single"/>
+                  <w:sz w:val="18"/>
+                </w:rPr>
+                <w:t>B0DNFTL63F</w:t>
+              </w:r>
+            </w:hyperlink>
+          </w:p>
+        </w:tc>
+        <w:tc>
+          <w:tcPr>
+            <w:tcW w:type="dxa" w:w="907"/>
           </w:tcPr>
           <w:p>
             <w:pPr>
@@ -912,7 +951,7 @@
         </w:tc>
         <w:tc>
           <w:tcPr>
-            <w:tcW w:type="dxa" w:w="1361"/>
+            <w:tcW w:type="dxa" w:w="1247"/>
           </w:tcPr>
           <w:p>
             <w:pPr>
@@ -930,7 +969,7 @@
         </w:tc>
         <w:tc>
           <w:tcPr>
-            <w:tcW w:type="dxa" w:w="1020"/>
+            <w:tcW w:type="dxa" w:w="907"/>
           </w:tcPr>
           <w:p>
             <w:pPr>
@@ -948,7 +987,7 @@
         </w:tc>
         <w:tc>
           <w:tcPr>
-            <w:tcW w:type="dxa" w:w="1814"/>
+            <w:tcW w:type="dxa" w:w="1701"/>
           </w:tcPr>
           <w:p>
             <w:pPr>
@@ -966,7 +1005,7 @@
         </w:tc>
         <w:tc>
           <w:tcPr>
-            <w:tcW w:type="dxa" w:w="1134"/>
+            <w:tcW w:type="dxa" w:w="1077"/>
             <w:shd w:val="clear" w:fill="C6EFCE"/>
           </w:tcPr>
           <w:p>
@@ -987,7 +1026,7 @@
       <w:tr>
         <w:tc>
           <w:tcPr>
-            <w:tcW w:type="dxa" w:w="2721"/>
+            <w:tcW w:type="dxa" w:w="2494"/>
           </w:tcPr>
           <w:p>
             <w:pPr>
@@ -1005,7 +1044,7 @@
         </w:tc>
         <w:tc>
           <w:tcPr>
-            <w:tcW w:type="dxa" w:w="1587"/>
+            <w:tcW w:type="dxa" w:w="1474"/>
           </w:tcPr>
           <w:p>
             <w:pPr>
@@ -1023,7 +1062,25 @@
         </w:tc>
         <w:tc>
           <w:tcPr>
-            <w:tcW w:type="dxa" w:w="1020"/>
+            <w:tcW w:type="dxa" w:w="1361"/>
+          </w:tcPr>
+          <w:p>
+            <w:r/>
+            <w:hyperlink r:id="rId10">
+              <w:r>
+                <w:rPr>
+                  <w:color w:val="0563C1"/>
+                  <w:u w:val="single"/>
+                  <w:sz w:val="18"/>
+                </w:rPr>
+                <w:t>B08P27LHJ4</w:t>
+              </w:r>
+            </w:hyperlink>
+          </w:p>
+        </w:tc>
+        <w:tc>
+          <w:tcPr>
+            <w:tcW w:type="dxa" w:w="907"/>
           </w:tcPr>
           <w:p>
             <w:pPr>
@@ -1041,7 +1098,7 @@
         </w:tc>
         <w:tc>
           <w:tcPr>
-            <w:tcW w:type="dxa" w:w="1361"/>
+            <w:tcW w:type="dxa" w:w="1247"/>
           </w:tcPr>
           <w:p>
             <w:pPr>
@@ -1059,7 +1116,7 @@
         </w:tc>
         <w:tc>
           <w:tcPr>
-            <w:tcW w:type="dxa" w:w="1020"/>
+            <w:tcW w:type="dxa" w:w="907"/>
           </w:tcPr>
           <w:p>
             <w:pPr>
@@ -1077,7 +1134,7 @@
         </w:tc>
         <w:tc>
           <w:tcPr>
-            <w:tcW w:type="dxa" w:w="1814"/>
+            <w:tcW w:type="dxa" w:w="1701"/>
           </w:tcPr>
           <w:p>
             <w:pPr>
@@ -1095,7 +1152,7 @@
         </w:tc>
         <w:tc>
           <w:tcPr>
-            <w:tcW w:type="dxa" w:w="1134"/>
+            <w:tcW w:type="dxa" w:w="1077"/>
             <w:shd w:val="clear" w:fill="C6EFCE"/>
           </w:tcPr>
           <w:p>
@@ -1116,7 +1173,7 @@
       <w:tr>
         <w:tc>
           <w:tcPr>
-            <w:tcW w:type="dxa" w:w="2721"/>
+            <w:tcW w:type="dxa" w:w="2494"/>
           </w:tcPr>
           <w:p>
             <w:pPr>
@@ -1134,7 +1191,7 @@
         </w:tc>
         <w:tc>
           <w:tcPr>
-            <w:tcW w:type="dxa" w:w="1587"/>
+            <w:tcW w:type="dxa" w:w="1474"/>
           </w:tcPr>
           <w:p>
             <w:pPr>
@@ -1152,7 +1209,25 @@
         </w:tc>
         <w:tc>
           <w:tcPr>
-            <w:tcW w:type="dxa" w:w="1020"/>
+            <w:tcW w:type="dxa" w:w="1361"/>
+          </w:tcPr>
+          <w:p>
+            <w:r/>
+            <w:hyperlink r:id="rId11">
+              <w:r>
+                <w:rPr>
+                  <w:color w:val="0563C1"/>
+                  <w:u w:val="single"/>
+                  <w:sz w:val="18"/>
+                </w:rPr>
+                <w:t>B0DR3BYKWC</w:t>
+              </w:r>
+            </w:hyperlink>
+          </w:p>
+        </w:tc>
+        <w:tc>
+          <w:tcPr>
+            <w:tcW w:type="dxa" w:w="907"/>
           </w:tcPr>
           <w:p>
             <w:pPr>
@@ -1170,7 +1245,7 @@
         </w:tc>
         <w:tc>
           <w:tcPr>
-            <w:tcW w:type="dxa" w:w="1361"/>
+            <w:tcW w:type="dxa" w:w="1247"/>
           </w:tcPr>
           <w:p>
             <w:pPr>
@@ -1188,7 +1263,7 @@
         </w:tc>
         <w:tc>
           <w:tcPr>
-            <w:tcW w:type="dxa" w:w="1020"/>
+            <w:tcW w:type="dxa" w:w="907"/>
           </w:tcPr>
           <w:p>
             <w:pPr>
@@ -1206,7 +1281,7 @@
         </w:tc>
         <w:tc>
           <w:tcPr>
-            <w:tcW w:type="dxa" w:w="1814"/>
+            <w:tcW w:type="dxa" w:w="1701"/>
           </w:tcPr>
           <w:p>
             <w:pPr>
@@ -1224,7 +1299,7 @@
         </w:tc>
         <w:tc>
           <w:tcPr>
-            <w:tcW w:type="dxa" w:w="1134"/>
+            <w:tcW w:type="dxa" w:w="1077"/>
             <w:shd w:val="clear" w:fill="C6EFCE"/>
           </w:tcPr>
           <w:p>
@@ -1245,7 +1320,7 @@
       <w:tr>
         <w:tc>
           <w:tcPr>
-            <w:tcW w:type="dxa" w:w="2721"/>
+            <w:tcW w:type="dxa" w:w="2494"/>
           </w:tcPr>
           <w:p>
             <w:pPr>
@@ -1263,7 +1338,7 @@
         </w:tc>
         <w:tc>
           <w:tcPr>
-            <w:tcW w:type="dxa" w:w="1587"/>
+            <w:tcW w:type="dxa" w:w="1474"/>
           </w:tcPr>
           <w:p>
             <w:pPr>
@@ -1281,7 +1356,25 @@
         </w:tc>
         <w:tc>
           <w:tcPr>
-            <w:tcW w:type="dxa" w:w="1020"/>
+            <w:tcW w:type="dxa" w:w="1361"/>
+          </w:tcPr>
+          <w:p>
+            <w:r/>
+            <w:hyperlink r:id="rId12">
+              <w:r>
+                <w:rPr>
+                  <w:color w:val="0563C1"/>
+                  <w:u w:val="single"/>
+                  <w:sz w:val="18"/>
+                </w:rPr>
+                <w:t>B0DCDPBZX2</w:t>
+              </w:r>
+            </w:hyperlink>
+          </w:p>
+        </w:tc>
+        <w:tc>
+          <w:tcPr>
+            <w:tcW w:type="dxa" w:w="907"/>
           </w:tcPr>
           <w:p>
             <w:pPr>
@@ -1299,7 +1392,7 @@
         </w:tc>
         <w:tc>
           <w:tcPr>
-            <w:tcW w:type="dxa" w:w="1361"/>
+            <w:tcW w:type="dxa" w:w="1247"/>
           </w:tcPr>
           <w:p>
             <w:pPr>
@@ -1317,7 +1410,7 @@
         </w:tc>
         <w:tc>
           <w:tcPr>
-            <w:tcW w:type="dxa" w:w="1020"/>
+            <w:tcW w:type="dxa" w:w="907"/>
           </w:tcPr>
           <w:p>
             <w:pPr>
@@ -1335,7 +1428,7 @@
         </w:tc>
         <w:tc>
           <w:tcPr>
-            <w:tcW w:type="dxa" w:w="1814"/>
+            <w:tcW w:type="dxa" w:w="1701"/>
           </w:tcPr>
           <w:p>
             <w:pPr>
@@ -1353,7 +1446,7 @@
         </w:tc>
         <w:tc>
           <w:tcPr>
-            <w:tcW w:type="dxa" w:w="1134"/>
+            <w:tcW w:type="dxa" w:w="1077"/>
             <w:shd w:val="clear" w:fill="C6EFCE"/>
           </w:tcPr>
           <w:p>
@@ -1374,7 +1467,7 @@
       <w:tr>
         <w:tc>
           <w:tcPr>
-            <w:tcW w:type="dxa" w:w="2721"/>
+            <w:tcW w:type="dxa" w:w="2494"/>
           </w:tcPr>
           <w:p>
             <w:pPr>
@@ -1392,7 +1485,7 @@
         </w:tc>
         <w:tc>
           <w:tcPr>
-            <w:tcW w:type="dxa" w:w="1587"/>
+            <w:tcW w:type="dxa" w:w="1474"/>
           </w:tcPr>
           <w:p>
             <w:pPr>
@@ -1410,7 +1503,25 @@
         </w:tc>
         <w:tc>
           <w:tcPr>
-            <w:tcW w:type="dxa" w:w="1020"/>
+            <w:tcW w:type="dxa" w:w="1361"/>
+          </w:tcPr>
+          <w:p>
+            <w:r/>
+            <w:hyperlink r:id="rId13">
+              <w:r>
+                <w:rPr>
+                  <w:color w:val="0563C1"/>
+                  <w:u w:val="single"/>
+                  <w:sz w:val="18"/>
+                </w:rPr>
+                <w:t>B000MMYI8G</w:t>
+              </w:r>
+            </w:hyperlink>
+          </w:p>
+        </w:tc>
+        <w:tc>
+          <w:tcPr>
+            <w:tcW w:type="dxa" w:w="907"/>
           </w:tcPr>
           <w:p>
             <w:pPr>
@@ -1428,7 +1539,7 @@
         </w:tc>
         <w:tc>
           <w:tcPr>
-            <w:tcW w:type="dxa" w:w="1361"/>
+            <w:tcW w:type="dxa" w:w="1247"/>
           </w:tcPr>
           <w:p>
             <w:pPr>
@@ -1446,7 +1557,7 @@
         </w:tc>
         <w:tc>
           <w:tcPr>
-            <w:tcW w:type="dxa" w:w="1020"/>
+            <w:tcW w:type="dxa" w:w="907"/>
           </w:tcPr>
           <w:p>
             <w:pPr>
@@ -1464,7 +1575,7 @@
         </w:tc>
         <w:tc>
           <w:tcPr>
-            <w:tcW w:type="dxa" w:w="1814"/>
+            <w:tcW w:type="dxa" w:w="1701"/>
           </w:tcPr>
           <w:p>
             <w:pPr>
@@ -1482,7 +1593,7 @@
         </w:tc>
         <w:tc>
           <w:tcPr>
-            <w:tcW w:type="dxa" w:w="1134"/>
+            <w:tcW w:type="dxa" w:w="1077"/>
             <w:shd w:val="clear" w:fill="FFEB9C"/>
           </w:tcPr>
           <w:p>
@@ -1503,7 +1614,7 @@
       <w:tr>
         <w:tc>
           <w:tcPr>
-            <w:tcW w:type="dxa" w:w="2721"/>
+            <w:tcW w:type="dxa" w:w="2494"/>
           </w:tcPr>
           <w:p>
             <w:pPr>
@@ -1521,7 +1632,7 @@
         </w:tc>
         <w:tc>
           <w:tcPr>
-            <w:tcW w:type="dxa" w:w="1587"/>
+            <w:tcW w:type="dxa" w:w="1474"/>
           </w:tcPr>
           <w:p>
             <w:pPr>
@@ -1539,7 +1650,25 @@
         </w:tc>
         <w:tc>
           <w:tcPr>
-            <w:tcW w:type="dxa" w:w="1020"/>
+            <w:tcW w:type="dxa" w:w="1361"/>
+          </w:tcPr>
+          <w:p>
+            <w:r/>
+            <w:hyperlink r:id="rId14">
+              <w:r>
+                <w:rPr>
+                  <w:color w:val="0563C1"/>
+                  <w:u w:val="single"/>
+                  <w:sz w:val="18"/>
+                </w:rPr>
+                <w:t>B0C4MMPCQH</w:t>
+              </w:r>
+            </w:hyperlink>
+          </w:p>
+        </w:tc>
+        <w:tc>
+          <w:tcPr>
+            <w:tcW w:type="dxa" w:w="907"/>
           </w:tcPr>
           <w:p>
             <w:pPr>
@@ -1557,7 +1686,7 @@
         </w:tc>
         <w:tc>
           <w:tcPr>
-            <w:tcW w:type="dxa" w:w="1361"/>
+            <w:tcW w:type="dxa" w:w="1247"/>
           </w:tcPr>
           <w:p>
             <w:pPr>
@@ -1575,7 +1704,7 @@
         </w:tc>
         <w:tc>
           <w:tcPr>
-            <w:tcW w:type="dxa" w:w="1020"/>
+            <w:tcW w:type="dxa" w:w="907"/>
           </w:tcPr>
           <w:p>
             <w:pPr>
@@ -1593,7 +1722,7 @@
         </w:tc>
         <w:tc>
           <w:tcPr>
-            <w:tcW w:type="dxa" w:w="1814"/>
+            <w:tcW w:type="dxa" w:w="1701"/>
           </w:tcPr>
           <w:p>
             <w:pPr>
@@ -1611,7 +1740,7 @@
         </w:tc>
         <w:tc>
           <w:tcPr>
-            <w:tcW w:type="dxa" w:w="1134"/>
+            <w:tcW w:type="dxa" w:w="1077"/>
             <w:shd w:val="clear" w:fill="FFEB9C"/>
           </w:tcPr>
           <w:p>
@@ -1632,7 +1761,7 @@
       <w:tr>
         <w:tc>
           <w:tcPr>
-            <w:tcW w:type="dxa" w:w="2721"/>
+            <w:tcW w:type="dxa" w:w="2494"/>
           </w:tcPr>
           <w:p>
             <w:pPr>
@@ -1650,7 +1779,7 @@
         </w:tc>
         <w:tc>
           <w:tcPr>
-            <w:tcW w:type="dxa" w:w="1587"/>
+            <w:tcW w:type="dxa" w:w="1474"/>
           </w:tcPr>
           <w:p>
             <w:pPr>
@@ -1668,7 +1797,25 @@
         </w:tc>
         <w:tc>
           <w:tcPr>
-            <w:tcW w:type="dxa" w:w="1020"/>
+            <w:tcW w:type="dxa" w:w="1361"/>
+          </w:tcPr>
+          <w:p>
+            <w:r/>
+            <w:hyperlink r:id="rId15">
+              <w:r>
+                <w:rPr>
+                  <w:color w:val="0563C1"/>
+                  <w:u w:val="single"/>
+                  <w:sz w:val="18"/>
+                </w:rPr>
+                <w:t>B0BGXMXNRD</w:t>
+              </w:r>
+            </w:hyperlink>
+          </w:p>
+        </w:tc>
+        <w:tc>
+          <w:tcPr>
+            <w:tcW w:type="dxa" w:w="907"/>
           </w:tcPr>
           <w:p>
             <w:pPr>
@@ -1686,7 +1833,7 @@
         </w:tc>
         <w:tc>
           <w:tcPr>
-            <w:tcW w:type="dxa" w:w="1361"/>
+            <w:tcW w:type="dxa" w:w="1247"/>
           </w:tcPr>
           <w:p>
             <w:pPr>
@@ -1704,7 +1851,7 @@
         </w:tc>
         <w:tc>
           <w:tcPr>
-            <w:tcW w:type="dxa" w:w="1020"/>
+            <w:tcW w:type="dxa" w:w="907"/>
           </w:tcPr>
           <w:p>
             <w:pPr>
@@ -1722,7 +1869,7 @@
         </w:tc>
         <w:tc>
           <w:tcPr>
-            <w:tcW w:type="dxa" w:w="1814"/>
+            <w:tcW w:type="dxa" w:w="1701"/>
           </w:tcPr>
           <w:p>
             <w:pPr>
@@ -1740,7 +1887,7 @@
         </w:tc>
         <w:tc>
           <w:tcPr>
-            <w:tcW w:type="dxa" w:w="1134"/>
+            <w:tcW w:type="dxa" w:w="1077"/>
             <w:shd w:val="clear" w:fill="FFC7CE"/>
           </w:tcPr>
           <w:p>
@@ -1761,7 +1908,7 @@
       <w:tr>
         <w:tc>
           <w:tcPr>
-            <w:tcW w:type="dxa" w:w="2721"/>
+            <w:tcW w:type="dxa" w:w="2494"/>
           </w:tcPr>
           <w:p>
             <w:pPr>
@@ -1779,7 +1926,7 @@
         </w:tc>
         <w:tc>
           <w:tcPr>
-            <w:tcW w:type="dxa" w:w="1587"/>
+            <w:tcW w:type="dxa" w:w="1474"/>
           </w:tcPr>
           <w:p>
             <w:pPr>
@@ -1797,7 +1944,25 @@
         </w:tc>
         <w:tc>
           <w:tcPr>
-            <w:tcW w:type="dxa" w:w="1020"/>
+            <w:tcW w:type="dxa" w:w="1361"/>
+          </w:tcPr>
+          <w:p>
+            <w:r/>
+            <w:hyperlink r:id="rId16">
+              <w:r>
+                <w:rPr>
+                  <w:color w:val="0563C1"/>
+                  <w:u w:val="single"/>
+                  <w:sz w:val="18"/>
+                </w:rPr>
+                <w:t>B0GFFLR222</w:t>
+              </w:r>
+            </w:hyperlink>
+          </w:p>
+        </w:tc>
+        <w:tc>
+          <w:tcPr>
+            <w:tcW w:type="dxa" w:w="907"/>
           </w:tcPr>
           <w:p>
             <w:pPr>
@@ -1815,7 +1980,7 @@
         </w:tc>
         <w:tc>
           <w:tcPr>
-            <w:tcW w:type="dxa" w:w="1361"/>
+            <w:tcW w:type="dxa" w:w="1247"/>
           </w:tcPr>
           <w:p>
             <w:pPr>
@@ -1833,7 +1998,7 @@
         </w:tc>
         <w:tc>
           <w:tcPr>
-            <w:tcW w:type="dxa" w:w="1020"/>
+            <w:tcW w:type="dxa" w:w="907"/>
           </w:tcPr>
           <w:p>
             <w:pPr>
@@ -1851,7 +2016,7 @@
         </w:tc>
         <w:tc>
           <w:tcPr>
-            <w:tcW w:type="dxa" w:w="1814"/>
+            <w:tcW w:type="dxa" w:w="1701"/>
           </w:tcPr>
           <w:p>
             <w:pPr>
@@ -1869,7 +2034,7 @@
         </w:tc>
         <w:tc>
           <w:tcPr>
-            <w:tcW w:type="dxa" w:w="1134"/>
+            <w:tcW w:type="dxa" w:w="1077"/>
             <w:shd w:val="clear" w:fill="FFC7CE"/>
           </w:tcPr>
           <w:p>
@@ -1896,7 +2061,7 @@
           <w:color w:val="808080"/>
           <w:sz w:val="18"/>
         </w:rPr>
-        <w:t>★ = приоритет для новичка. Полная таблица с ASIN и оценкой спроса ОАЭ — на листе «Кандидаты US→ОАЭ».</w:t>
+        <w:t>★ = приоритет для новичка. ASIN кликабельны (Amazon). Полная таблица с ссылками Amazon + Keepa — на листе «Кандидаты US→ОАЭ» в XLSX.</w:t>
       </w:r>
     </w:p>
     <w:p>

--- a/health_uae_analysis/Health_UAE_Report.docx
+++ b/health_uae_analysis/Health_UAE_Report.docx
@@ -674,7 +674,7 @@
           <w:color w:val="1F4E78"/>
           <w:sz w:val="30"/>
         </w:rPr>
-        <w:t>3. Куда ВЛЕЗЕМ — БЕЗ БАД (только не-проглатываемые товары)</w:t>
+        <w:t>3. Каталог целевых ниш ОАЭ — БЕЗ БАД (32 позиции, 6 групп)</w:t>
       </w:r>
     </w:p>
     <w:p>
@@ -684,17 +684,7 @@
           <w:i w:val="0"/>
           <w:sz w:val="21"/>
         </w:rPr>
-        <w:t>По условию добавки/БАД исключены. Оставил физические не-проглатываемые health-товары с подтверждённым спросом, малым числом отзывов (свежие) и низкой конкуренцией.</w:t>
-      </w:r>
-    </w:p>
-    <w:p>
-      <w:r>
-        <w:rPr>
-          <w:b/>
-          <w:color w:val="1F4E78"/>
-          <w:sz w:val="25"/>
-        </w:rPr>
-        <w:t>Проверено в Keepa (ASIN — кликабельные ссылки на Amazon):</w:t>
+        <w:t>Все ниши — не-проглатываемые (не БАД), заточены под рынок ОАЭ: климат/охлаждение, велнес, восстановление, сон, качество воздуха, йога. «Данные»: Keepa = продажи US реальные; оценка = US-объём прикинут (уточни title-поиском в Keepa). Полная версия с формулами — на листах «Кандидаты» и «Юнит-экономика» в XLSX.</w:t>
       </w:r>
     </w:p>
     <w:tbl>
@@ -717,12 +707,175 @@
       <w:tr>
         <w:tc>
           <w:tcPr>
-            <w:tcW w:type="dxa" w:w="2494"/>
+            <w:tcW w:type="dxa" w:w="2381"/>
             <w:shd w:val="clear" w:fill="1F4E78"/>
           </w:tcPr>
           <w:p>
             <w:pPr>
               <w:jc w:val="center"/>
+            </w:pPr>
+            <w:r/>
+            <w:r>
+              <w:rPr>
+                <w:b/>
+                <w:color w:val="FFFFFF"/>
+                <w:sz w:val="17"/>
+              </w:rPr>
+              <w:t>Ниша</w:t>
+            </w:r>
+          </w:p>
+        </w:tc>
+        <w:tc>
+          <w:tcPr>
+            <w:tcW w:type="dxa" w:w="1247"/>
+            <w:shd w:val="clear" w:fill="1F4E78"/>
+          </w:tcPr>
+          <w:p>
+            <w:pPr>
+              <w:jc w:val="center"/>
+            </w:pPr>
+            <w:r/>
+            <w:r>
+              <w:rPr>
+                <w:b/>
+                <w:color w:val="FFFFFF"/>
+                <w:sz w:val="17"/>
+              </w:rPr>
+              <w:t>Пример</w:t>
+            </w:r>
+          </w:p>
+        </w:tc>
+        <w:tc>
+          <w:tcPr>
+            <w:tcW w:type="dxa" w:w="1304"/>
+            <w:shd w:val="clear" w:fill="1F4E78"/>
+          </w:tcPr>
+          <w:p>
+            <w:pPr>
+              <w:jc w:val="center"/>
+            </w:pPr>
+            <w:r/>
+            <w:r>
+              <w:rPr>
+                <w:b/>
+                <w:color w:val="FFFFFF"/>
+                <w:sz w:val="17"/>
+              </w:rPr>
+              <w:t>ASIN</w:t>
+            </w:r>
+          </w:p>
+        </w:tc>
+        <w:tc>
+          <w:tcPr>
+            <w:tcW w:type="dxa" w:w="737"/>
+            <w:shd w:val="clear" w:fill="1F4E78"/>
+          </w:tcPr>
+          <w:p>
+            <w:pPr>
+              <w:jc w:val="center"/>
+            </w:pPr>
+            <w:r/>
+            <w:r>
+              <w:rPr>
+                <w:b/>
+                <w:color w:val="FFFFFF"/>
+                <w:sz w:val="17"/>
+              </w:rPr>
+              <w:t>Цена US$</w:t>
+            </w:r>
+          </w:p>
+        </w:tc>
+        <w:tc>
+          <w:tcPr>
+            <w:tcW w:type="dxa" w:w="907"/>
+            <w:shd w:val="clear" w:fill="1F4E78"/>
+          </w:tcPr>
+          <w:p>
+            <w:pPr>
+              <w:jc w:val="center"/>
+            </w:pPr>
+            <w:r/>
+            <w:r>
+              <w:rPr>
+                <w:b/>
+                <w:color w:val="FFFFFF"/>
+                <w:sz w:val="17"/>
+              </w:rPr>
+              <w:t>~US шт/мес</w:t>
+            </w:r>
+          </w:p>
+        </w:tc>
+        <w:tc>
+          <w:tcPr>
+            <w:tcW w:type="dxa" w:w="1757"/>
+            <w:shd w:val="clear" w:fill="1F4E78"/>
+          </w:tcPr>
+          <w:p>
+            <w:pPr>
+              <w:jc w:val="center"/>
+            </w:pPr>
+            <w:r/>
+            <w:r>
+              <w:rPr>
+                <w:b/>
+                <w:color w:val="FFFFFF"/>
+                <w:sz w:val="17"/>
+              </w:rPr>
+              <w:t>Регистрация ОАЭ</w:t>
+            </w:r>
+          </w:p>
+        </w:tc>
+        <w:tc>
+          <w:tcPr>
+            <w:tcW w:type="dxa" w:w="907"/>
+            <w:shd w:val="clear" w:fill="1F4E78"/>
+          </w:tcPr>
+          <w:p>
+            <w:pPr>
+              <w:jc w:val="center"/>
+            </w:pPr>
+            <w:r/>
+            <w:r>
+              <w:rPr>
+                <w:b/>
+                <w:color w:val="FFFFFF"/>
+                <w:sz w:val="17"/>
+              </w:rPr>
+              <w:t>Барьер</w:t>
+            </w:r>
+          </w:p>
+        </w:tc>
+        <w:tc>
+          <w:tcPr>
+            <w:tcW w:type="dxa" w:w="794"/>
+            <w:shd w:val="clear" w:fill="1F4E78"/>
+          </w:tcPr>
+          <w:p>
+            <w:pPr>
+              <w:jc w:val="center"/>
+            </w:pPr>
+            <w:r/>
+            <w:r>
+              <w:rPr>
+                <w:b/>
+                <w:color w:val="FFFFFF"/>
+                <w:sz w:val="17"/>
+              </w:rPr>
+              <w:t>Данные</w:t>
+            </w:r>
+          </w:p>
+        </w:tc>
+      </w:tr>
+      <w:tr>
+        <w:tc>
+          <w:tcPr>
+            <w:tcW w:type="dxa" w:w="794"/>
+            <w:gridSpan w:val="8"/>
+            <w:shd w:val="clear" w:fill="1F4E78"/>
+          </w:tcPr>
+          <w:p>
+            <w:pPr>
+              <w:jc w:val="left"/>
             </w:pPr>
             <w:r/>
             <w:r>
@@ -731,147 +884,7 @@
                 <w:color w:val="FFFFFF"/>
                 <w:sz w:val="18"/>
               </w:rPr>
-              <w:t>Ниша</w:t>
-            </w:r>
-          </w:p>
-        </w:tc>
-        <w:tc>
-          <w:tcPr>
-            <w:tcW w:type="dxa" w:w="1474"/>
-            <w:shd w:val="clear" w:fill="1F4E78"/>
-          </w:tcPr>
-          <w:p>
-            <w:pPr>
-              <w:jc w:val="center"/>
-            </w:pPr>
-            <w:r/>
-            <w:r>
-              <w:rPr>
-                <w:b/>
-                <w:color w:val="FFFFFF"/>
-                <w:sz w:val="18"/>
-              </w:rPr>
-              <w:t>Пример</w:t>
-            </w:r>
-          </w:p>
-        </w:tc>
-        <w:tc>
-          <w:tcPr>
-            <w:tcW w:type="dxa" w:w="1361"/>
-            <w:shd w:val="clear" w:fill="1F4E78"/>
-          </w:tcPr>
-          <w:p>
-            <w:pPr>
-              <w:jc w:val="center"/>
-            </w:pPr>
-            <w:r/>
-            <w:r>
-              <w:rPr>
-                <w:b/>
-                <w:color w:val="FFFFFF"/>
-                <w:sz w:val="18"/>
-              </w:rPr>
-              <w:t>ASIN</w:t>
-            </w:r>
-          </w:p>
-        </w:tc>
-        <w:tc>
-          <w:tcPr>
-            <w:tcW w:type="dxa" w:w="907"/>
-            <w:shd w:val="clear" w:fill="1F4E78"/>
-          </w:tcPr>
-          <w:p>
-            <w:pPr>
-              <w:jc w:val="center"/>
-            </w:pPr>
-            <w:r/>
-            <w:r>
-              <w:rPr>
-                <w:b/>
-                <w:color w:val="FFFFFF"/>
-                <w:sz w:val="18"/>
-              </w:rPr>
-              <w:t>Цена US</w:t>
-            </w:r>
-          </w:p>
-        </w:tc>
-        <w:tc>
-          <w:tcPr>
-            <w:tcW w:type="dxa" w:w="1247"/>
-            <w:shd w:val="clear" w:fill="1F4E78"/>
-          </w:tcPr>
-          <w:p>
-            <w:pPr>
-              <w:jc w:val="center"/>
-            </w:pPr>
-            <w:r/>
-            <w:r>
-              <w:rPr>
-                <w:b/>
-                <w:color w:val="FFFFFF"/>
-                <w:sz w:val="18"/>
-              </w:rPr>
-              <w:t>Продажи US/мес</w:t>
-            </w:r>
-          </w:p>
-        </w:tc>
-        <w:tc>
-          <w:tcPr>
-            <w:tcW w:type="dxa" w:w="907"/>
-            <w:shd w:val="clear" w:fill="1F4E78"/>
-          </w:tcPr>
-          <w:p>
-            <w:pPr>
-              <w:jc w:val="center"/>
-            </w:pPr>
-            <w:r/>
-            <w:r>
-              <w:rPr>
-                <w:b/>
-                <w:color w:val="FFFFFF"/>
-                <w:sz w:val="18"/>
-              </w:rPr>
-              <w:t>Отзывы</w:t>
-            </w:r>
-          </w:p>
-        </w:tc>
-        <w:tc>
-          <w:tcPr>
-            <w:tcW w:type="dxa" w:w="1701"/>
-            <w:shd w:val="clear" w:fill="1F4E78"/>
-          </w:tcPr>
-          <w:p>
-            <w:pPr>
-              <w:jc w:val="center"/>
-            </w:pPr>
-            <w:r/>
-            <w:r>
-              <w:rPr>
-                <w:b/>
-                <w:color w:val="FFFFFF"/>
-                <w:sz w:val="18"/>
-              </w:rPr>
-              <w:t>Регистрация ОАЭ</w:t>
-            </w:r>
-          </w:p>
-        </w:tc>
-        <w:tc>
-          <w:tcPr>
-            <w:tcW w:type="dxa" w:w="1077"/>
-            <w:shd w:val="clear" w:fill="1F4E78"/>
-          </w:tcPr>
-          <w:p>
-            <w:pPr>
-              <w:jc w:val="center"/>
-            </w:pPr>
-            <w:r/>
-            <w:r>
-              <w:rPr>
-                <w:b/>
-                <w:color w:val="FFFFFF"/>
-                <w:sz w:val="18"/>
-              </w:rPr>
-              <w:t>Барьер</w:t>
+              <w:t>▸ Массаж и восстановление</w:t>
             </w:r>
           </w:p>
         </w:tc>
@@ -879,43 +892,43 @@
       <w:tr>
         <w:tc>
           <w:tcPr>
-            <w:tcW w:type="dxa" w:w="2494"/>
-          </w:tcPr>
-          <w:p>
-            <w:pPr>
-              <w:jc w:val="left"/>
-            </w:pPr>
-            <w:r/>
-            <w:r>
-              <w:rPr>
-                <w:b w:val="0"/>
-                <w:sz w:val="18"/>
-              </w:rPr>
-              <w:t>★ Бандаж запястья / карпал-туннель</w:t>
-            </w:r>
-          </w:p>
-        </w:tc>
-        <w:tc>
-          <w:tcPr>
-            <w:tcW w:type="dxa" w:w="1474"/>
-          </w:tcPr>
-          <w:p>
-            <w:pPr>
-              <w:jc w:val="left"/>
-            </w:pPr>
-            <w:r/>
-            <w:r>
-              <w:rPr>
-                <w:b w:val="0"/>
-                <w:sz w:val="18"/>
-              </w:rPr>
-              <w:t>FREETOO</w:t>
-            </w:r>
-          </w:p>
-        </w:tc>
-        <w:tc>
-          <w:tcPr>
-            <w:tcW w:type="dxa" w:w="1361"/>
+            <w:tcW w:type="dxa" w:w="2381"/>
+          </w:tcPr>
+          <w:p>
+            <w:pPr>
+              <w:jc w:val="left"/>
+            </w:pPr>
+            <w:r/>
+            <w:r>
+              <w:rPr>
+                <w:b w:val="0"/>
+                <w:sz w:val="17"/>
+              </w:rPr>
+              <w:t>Массажный пистолет (percussion)</w:t>
+            </w:r>
+          </w:p>
+        </w:tc>
+        <w:tc>
+          <w:tcPr>
+            <w:tcW w:type="dxa" w:w="1247"/>
+          </w:tcPr>
+          <w:p>
+            <w:pPr>
+              <w:jc w:val="left"/>
+            </w:pPr>
+            <w:r/>
+            <w:r>
+              <w:rPr>
+                <w:b w:val="0"/>
+                <w:sz w:val="17"/>
+              </w:rPr>
+              <w:t>TOLOCO/RENPHO</w:t>
+            </w:r>
+          </w:p>
+        </w:tc>
+        <w:tc>
+          <w:tcPr>
+            <w:tcW w:type="dxa" w:w="1304"/>
           </w:tcPr>
           <w:p>
             <w:r/>
@@ -924,15 +937,33 @@
                 <w:rPr>
                   <w:color w:val="0563C1"/>
                   <w:u w:val="single"/>
-                  <w:sz w:val="18"/>
+                  <w:sz w:val="17"/>
                 </w:rPr>
-                <w:t>B0DNFTL63F</w:t>
+                <w:t>B089KJTW4V</w:t>
               </w:r>
             </w:hyperlink>
           </w:p>
         </w:tc>
         <w:tc>
           <w:tcPr>
+            <w:tcW w:type="dxa" w:w="737"/>
+          </w:tcPr>
+          <w:p>
+            <w:pPr>
+              <w:jc w:val="left"/>
+            </w:pPr>
+            <w:r/>
+            <w:r>
+              <w:rPr>
+                <w:b w:val="0"/>
+                <w:sz w:val="17"/>
+              </w:rPr>
+              <w:t>$59.99</w:t>
+            </w:r>
+          </w:p>
+        </w:tc>
+        <w:tc>
+          <w:tcPr>
             <w:tcW w:type="dxa" w:w="907"/>
           </w:tcPr>
           <w:p>
@@ -943,69 +974,52 @@
             <w:r>
               <w:rPr>
                 <w:b w:val="0"/>
-                <w:sz w:val="18"/>
-              </w:rPr>
-              <w:t>$19.95</w:t>
-            </w:r>
-          </w:p>
-        </w:tc>
-        <w:tc>
-          <w:tcPr>
-            <w:tcW w:type="dxa" w:w="1247"/>
-          </w:tcPr>
-          <w:p>
-            <w:pPr>
-              <w:jc w:val="left"/>
-            </w:pPr>
-            <w:r/>
-            <w:r>
-              <w:rPr>
-                <w:b w:val="0"/>
-                <w:sz w:val="18"/>
-              </w:rPr>
-              <w:t>3 000</w:t>
+                <w:sz w:val="17"/>
+              </w:rPr>
+              <w:t>4 000</w:t>
+            </w:r>
+          </w:p>
+        </w:tc>
+        <w:tc>
+          <w:tcPr>
+            <w:tcW w:type="dxa" w:w="1757"/>
+          </w:tcPr>
+          <w:p>
+            <w:pPr>
+              <w:jc w:val="left"/>
+            </w:pPr>
+            <w:r/>
+            <w:r>
+              <w:rPr>
+                <w:b w:val="0"/>
+                <w:sz w:val="17"/>
+              </w:rPr>
+              <w:t>🟡 электроника (G-mark)</w:t>
             </w:r>
           </w:p>
         </w:tc>
         <w:tc>
           <w:tcPr>
             <w:tcW w:type="dxa" w:w="907"/>
-          </w:tcPr>
-          <w:p>
-            <w:pPr>
-              <w:jc w:val="left"/>
-            </w:pPr>
-            <w:r/>
-            <w:r>
-              <w:rPr>
-                <w:b w:val="0"/>
-                <w:sz w:val="18"/>
-              </w:rPr>
-              <w:t>5 704</w:t>
-            </w:r>
-          </w:p>
-        </w:tc>
-        <w:tc>
-          <w:tcPr>
-            <w:tcW w:type="dxa" w:w="1701"/>
-          </w:tcPr>
-          <w:p>
-            <w:pPr>
-              <w:jc w:val="left"/>
-            </w:pPr>
-            <w:r/>
-            <w:r>
-              <w:rPr>
-                <w:b w:val="0"/>
-                <w:sz w:val="18"/>
-              </w:rPr>
-              <w:t>нет (обычный товар)</w:t>
-            </w:r>
-          </w:p>
-        </w:tc>
-        <w:tc>
-          <w:tcPr>
-            <w:tcW w:type="dxa" w:w="1077"/>
+            <w:shd w:val="clear" w:fill="FFEB9C"/>
+          </w:tcPr>
+          <w:p>
+            <w:pPr>
+              <w:jc w:val="left"/>
+            </w:pPr>
+            <w:r/>
+            <w:r>
+              <w:rPr>
+                <w:b w:val="0"/>
+                <w:sz w:val="17"/>
+              </w:rPr>
+              <w:t>Средний</w:t>
+            </w:r>
+          </w:p>
+        </w:tc>
+        <w:tc>
+          <w:tcPr>
+            <w:tcW w:type="dxa" w:w="794"/>
             <w:shd w:val="clear" w:fill="C6EFCE"/>
           </w:tcPr>
           <w:p>
@@ -1016,9 +1030,9 @@
             <w:r>
               <w:rPr>
                 <w:b w:val="0"/>
-                <w:sz w:val="18"/>
-              </w:rPr>
-              <w:t>🟢 низкий</w:t>
+                <w:sz w:val="17"/>
+              </w:rPr>
+              <w:t>Keepa</w:t>
             </w:r>
           </w:p>
         </w:tc>
@@ -1026,43 +1040,806 @@
       <w:tr>
         <w:tc>
           <w:tcPr>
-            <w:tcW w:type="dxa" w:w="2494"/>
-          </w:tcPr>
-          <w:p>
-            <w:pPr>
-              <w:jc w:val="left"/>
-            </w:pPr>
-            <w:r/>
-            <w:r>
-              <w:rPr>
-                <w:b w:val="0"/>
+            <w:tcW w:type="dxa" w:w="2381"/>
+          </w:tcPr>
+          <w:p>
+            <w:pPr>
+              <w:jc w:val="left"/>
+            </w:pPr>
+            <w:r/>
+            <w:r>
+              <w:rPr>
+                <w:b w:val="0"/>
+                <w:sz w:val="17"/>
+              </w:rPr>
+              <w:t>Массажёр для шеи (шиацу)</w:t>
+            </w:r>
+          </w:p>
+        </w:tc>
+        <w:tc>
+          <w:tcPr>
+            <w:tcW w:type="dxa" w:w="1247"/>
+          </w:tcPr>
+          <w:p>
+            <w:pPr>
+              <w:jc w:val="left"/>
+            </w:pPr>
+            <w:r/>
+            <w:r>
+              <w:rPr>
+                <w:b w:val="0"/>
+                <w:sz w:val="17"/>
+              </w:rPr>
+              <w:t>—</w:t>
+            </w:r>
+          </w:p>
+        </w:tc>
+        <w:tc>
+          <w:tcPr>
+            <w:tcW w:type="dxa" w:w="1304"/>
+          </w:tcPr>
+          <w:p>
+            <w:pPr>
+              <w:jc w:val="left"/>
+            </w:pPr>
+            <w:r/>
+            <w:r>
+              <w:rPr>
+                <w:b w:val="0"/>
+                <w:sz w:val="17"/>
+              </w:rPr>
+              <w:t>—</w:t>
+            </w:r>
+          </w:p>
+        </w:tc>
+        <w:tc>
+          <w:tcPr>
+            <w:tcW w:type="dxa" w:w="737"/>
+          </w:tcPr>
+          <w:p>
+            <w:pPr>
+              <w:jc w:val="left"/>
+            </w:pPr>
+            <w:r/>
+            <w:r>
+              <w:rPr>
+                <w:b w:val="0"/>
+                <w:sz w:val="17"/>
+              </w:rPr>
+              <w:t>$40</w:t>
+            </w:r>
+          </w:p>
+        </w:tc>
+        <w:tc>
+          <w:tcPr>
+            <w:tcW w:type="dxa" w:w="907"/>
+          </w:tcPr>
+          <w:p>
+            <w:pPr>
+              <w:jc w:val="left"/>
+            </w:pPr>
+            <w:r/>
+            <w:r>
+              <w:rPr>
+                <w:b w:val="0"/>
+                <w:sz w:val="17"/>
+              </w:rPr>
+              <w:t>2 500</w:t>
+            </w:r>
+          </w:p>
+        </w:tc>
+        <w:tc>
+          <w:tcPr>
+            <w:tcW w:type="dxa" w:w="1757"/>
+          </w:tcPr>
+          <w:p>
+            <w:pPr>
+              <w:jc w:val="left"/>
+            </w:pPr>
+            <w:r/>
+            <w:r>
+              <w:rPr>
+                <w:b w:val="0"/>
+                <w:sz w:val="17"/>
+              </w:rPr>
+              <w:t>🟡 электроника (G-mark)</w:t>
+            </w:r>
+          </w:p>
+        </w:tc>
+        <w:tc>
+          <w:tcPr>
+            <w:tcW w:type="dxa" w:w="907"/>
+            <w:shd w:val="clear" w:fill="FFEB9C"/>
+          </w:tcPr>
+          <w:p>
+            <w:pPr>
+              <w:jc w:val="left"/>
+            </w:pPr>
+            <w:r/>
+            <w:r>
+              <w:rPr>
+                <w:b w:val="0"/>
+                <w:sz w:val="17"/>
+              </w:rPr>
+              <w:t>Средний</w:t>
+            </w:r>
+          </w:p>
+        </w:tc>
+        <w:tc>
+          <w:tcPr>
+            <w:tcW w:type="dxa" w:w="794"/>
+            <w:shd w:val="clear" w:fill="FCE4D6"/>
+          </w:tcPr>
+          <w:p>
+            <w:pPr>
+              <w:jc w:val="left"/>
+            </w:pPr>
+            <w:r/>
+            <w:r>
+              <w:rPr>
+                <w:b w:val="0"/>
+                <w:sz w:val="17"/>
+              </w:rPr>
+              <w:t>оценка</w:t>
+            </w:r>
+          </w:p>
+        </w:tc>
+      </w:tr>
+      <w:tr>
+        <w:tc>
+          <w:tcPr>
+            <w:tcW w:type="dxa" w:w="2381"/>
+          </w:tcPr>
+          <w:p>
+            <w:pPr>
+              <w:jc w:val="left"/>
+            </w:pPr>
+            <w:r/>
+            <w:r>
+              <w:rPr>
+                <w:b w:val="0"/>
+                <w:sz w:val="17"/>
+              </w:rPr>
+              <w:t>Массажёр для ног</w:t>
+            </w:r>
+          </w:p>
+        </w:tc>
+        <w:tc>
+          <w:tcPr>
+            <w:tcW w:type="dxa" w:w="1247"/>
+          </w:tcPr>
+          <w:p>
+            <w:pPr>
+              <w:jc w:val="left"/>
+            </w:pPr>
+            <w:r/>
+            <w:r>
+              <w:rPr>
+                <w:b w:val="0"/>
+                <w:sz w:val="17"/>
+              </w:rPr>
+              <w:t>—</w:t>
+            </w:r>
+          </w:p>
+        </w:tc>
+        <w:tc>
+          <w:tcPr>
+            <w:tcW w:type="dxa" w:w="1304"/>
+          </w:tcPr>
+          <w:p>
+            <w:pPr>
+              <w:jc w:val="left"/>
+            </w:pPr>
+            <w:r/>
+            <w:r>
+              <w:rPr>
+                <w:b w:val="0"/>
+                <w:sz w:val="17"/>
+              </w:rPr>
+              <w:t>—</w:t>
+            </w:r>
+          </w:p>
+        </w:tc>
+        <w:tc>
+          <w:tcPr>
+            <w:tcW w:type="dxa" w:w="737"/>
+          </w:tcPr>
+          <w:p>
+            <w:pPr>
+              <w:jc w:val="left"/>
+            </w:pPr>
+            <w:r/>
+            <w:r>
+              <w:rPr>
+                <w:b w:val="0"/>
+                <w:sz w:val="17"/>
+              </w:rPr>
+              <w:t>$70</w:t>
+            </w:r>
+          </w:p>
+        </w:tc>
+        <w:tc>
+          <w:tcPr>
+            <w:tcW w:type="dxa" w:w="907"/>
+          </w:tcPr>
+          <w:p>
+            <w:pPr>
+              <w:jc w:val="left"/>
+            </w:pPr>
+            <w:r/>
+            <w:r>
+              <w:rPr>
+                <w:b w:val="0"/>
+                <w:sz w:val="17"/>
+              </w:rPr>
+              <w:t>1 500</w:t>
+            </w:r>
+          </w:p>
+        </w:tc>
+        <w:tc>
+          <w:tcPr>
+            <w:tcW w:type="dxa" w:w="1757"/>
+          </w:tcPr>
+          <w:p>
+            <w:pPr>
+              <w:jc w:val="left"/>
+            </w:pPr>
+            <w:r/>
+            <w:r>
+              <w:rPr>
+                <w:b w:val="0"/>
+                <w:sz w:val="17"/>
+              </w:rPr>
+              <w:t>🟡 электроника (G-mark)</w:t>
+            </w:r>
+          </w:p>
+        </w:tc>
+        <w:tc>
+          <w:tcPr>
+            <w:tcW w:type="dxa" w:w="907"/>
+            <w:shd w:val="clear" w:fill="FFEB9C"/>
+          </w:tcPr>
+          <w:p>
+            <w:pPr>
+              <w:jc w:val="left"/>
+            </w:pPr>
+            <w:r/>
+            <w:r>
+              <w:rPr>
+                <w:b w:val="0"/>
+                <w:sz w:val="17"/>
+              </w:rPr>
+              <w:t>Средний</w:t>
+            </w:r>
+          </w:p>
+        </w:tc>
+        <w:tc>
+          <w:tcPr>
+            <w:tcW w:type="dxa" w:w="794"/>
+            <w:shd w:val="clear" w:fill="FCE4D6"/>
+          </w:tcPr>
+          <w:p>
+            <w:pPr>
+              <w:jc w:val="left"/>
+            </w:pPr>
+            <w:r/>
+            <w:r>
+              <w:rPr>
+                <w:b w:val="0"/>
+                <w:sz w:val="17"/>
+              </w:rPr>
+              <w:t>оценка</w:t>
+            </w:r>
+          </w:p>
+        </w:tc>
+      </w:tr>
+      <w:tr>
+        <w:tc>
+          <w:tcPr>
+            <w:tcW w:type="dxa" w:w="2381"/>
+          </w:tcPr>
+          <w:p>
+            <w:pPr>
+              <w:jc w:val="left"/>
+            </w:pPr>
+            <w:r/>
+            <w:r>
+              <w:rPr>
+                <w:b w:val="0"/>
+                <w:sz w:val="17"/>
+              </w:rPr>
+              <w:t>Массажная подушка (шиацу)</w:t>
+            </w:r>
+          </w:p>
+        </w:tc>
+        <w:tc>
+          <w:tcPr>
+            <w:tcW w:type="dxa" w:w="1247"/>
+          </w:tcPr>
+          <w:p>
+            <w:pPr>
+              <w:jc w:val="left"/>
+            </w:pPr>
+            <w:r/>
+            <w:r>
+              <w:rPr>
+                <w:b w:val="0"/>
+                <w:sz w:val="17"/>
+              </w:rPr>
+              <w:t>—</w:t>
+            </w:r>
+          </w:p>
+        </w:tc>
+        <w:tc>
+          <w:tcPr>
+            <w:tcW w:type="dxa" w:w="1304"/>
+          </w:tcPr>
+          <w:p>
+            <w:pPr>
+              <w:jc w:val="left"/>
+            </w:pPr>
+            <w:r/>
+            <w:r>
+              <w:rPr>
+                <w:b w:val="0"/>
+                <w:sz w:val="17"/>
+              </w:rPr>
+              <w:t>—</w:t>
+            </w:r>
+          </w:p>
+        </w:tc>
+        <w:tc>
+          <w:tcPr>
+            <w:tcW w:type="dxa" w:w="737"/>
+          </w:tcPr>
+          <w:p>
+            <w:pPr>
+              <w:jc w:val="left"/>
+            </w:pPr>
+            <w:r/>
+            <w:r>
+              <w:rPr>
+                <w:b w:val="0"/>
+                <w:sz w:val="17"/>
+              </w:rPr>
+              <w:t>$45</w:t>
+            </w:r>
+          </w:p>
+        </w:tc>
+        <w:tc>
+          <w:tcPr>
+            <w:tcW w:type="dxa" w:w="907"/>
+          </w:tcPr>
+          <w:p>
+            <w:pPr>
+              <w:jc w:val="left"/>
+            </w:pPr>
+            <w:r/>
+            <w:r>
+              <w:rPr>
+                <w:b w:val="0"/>
+                <w:sz w:val="17"/>
+              </w:rPr>
+              <w:t>2 000</w:t>
+            </w:r>
+          </w:p>
+        </w:tc>
+        <w:tc>
+          <w:tcPr>
+            <w:tcW w:type="dxa" w:w="1757"/>
+          </w:tcPr>
+          <w:p>
+            <w:pPr>
+              <w:jc w:val="left"/>
+            </w:pPr>
+            <w:r/>
+            <w:r>
+              <w:rPr>
+                <w:b w:val="0"/>
+                <w:sz w:val="17"/>
+              </w:rPr>
+              <w:t>🟡 электроника (G-mark)</w:t>
+            </w:r>
+          </w:p>
+        </w:tc>
+        <w:tc>
+          <w:tcPr>
+            <w:tcW w:type="dxa" w:w="907"/>
+            <w:shd w:val="clear" w:fill="FFEB9C"/>
+          </w:tcPr>
+          <w:p>
+            <w:pPr>
+              <w:jc w:val="left"/>
+            </w:pPr>
+            <w:r/>
+            <w:r>
+              <w:rPr>
+                <w:b w:val="0"/>
+                <w:sz w:val="17"/>
+              </w:rPr>
+              <w:t>Средний</w:t>
+            </w:r>
+          </w:p>
+        </w:tc>
+        <w:tc>
+          <w:tcPr>
+            <w:tcW w:type="dxa" w:w="794"/>
+            <w:shd w:val="clear" w:fill="FCE4D6"/>
+          </w:tcPr>
+          <w:p>
+            <w:pPr>
+              <w:jc w:val="left"/>
+            </w:pPr>
+            <w:r/>
+            <w:r>
+              <w:rPr>
+                <w:b w:val="0"/>
+                <w:sz w:val="17"/>
+              </w:rPr>
+              <w:t>оценка</w:t>
+            </w:r>
+          </w:p>
+        </w:tc>
+      </w:tr>
+      <w:tr>
+        <w:tc>
+          <w:tcPr>
+            <w:tcW w:type="dxa" w:w="2381"/>
+          </w:tcPr>
+          <w:p>
+            <w:pPr>
+              <w:jc w:val="left"/>
+            </w:pPr>
+            <w:r/>
+            <w:r>
+              <w:rPr>
+                <w:b w:val="0"/>
+                <w:sz w:val="17"/>
+              </w:rPr>
+              <w:t>Массажный ролик (foam roller) / ролик для йоги</w:t>
+            </w:r>
+          </w:p>
+        </w:tc>
+        <w:tc>
+          <w:tcPr>
+            <w:tcW w:type="dxa" w:w="1247"/>
+          </w:tcPr>
+          <w:p>
+            <w:pPr>
+              <w:jc w:val="left"/>
+            </w:pPr>
+            <w:r/>
+            <w:r>
+              <w:rPr>
+                <w:b w:val="0"/>
+                <w:sz w:val="17"/>
+              </w:rPr>
+              <w:t>—</w:t>
+            </w:r>
+          </w:p>
+        </w:tc>
+        <w:tc>
+          <w:tcPr>
+            <w:tcW w:type="dxa" w:w="1304"/>
+          </w:tcPr>
+          <w:p>
+            <w:pPr>
+              <w:jc w:val="left"/>
+            </w:pPr>
+            <w:r/>
+            <w:r>
+              <w:rPr>
+                <w:b w:val="0"/>
+                <w:sz w:val="17"/>
+              </w:rPr>
+              <w:t>—</w:t>
+            </w:r>
+          </w:p>
+        </w:tc>
+        <w:tc>
+          <w:tcPr>
+            <w:tcW w:type="dxa" w:w="737"/>
+          </w:tcPr>
+          <w:p>
+            <w:pPr>
+              <w:jc w:val="left"/>
+            </w:pPr>
+            <w:r/>
+            <w:r>
+              <w:rPr>
+                <w:b w:val="0"/>
+                <w:sz w:val="17"/>
+              </w:rPr>
+              <w:t>$25</w:t>
+            </w:r>
+          </w:p>
+        </w:tc>
+        <w:tc>
+          <w:tcPr>
+            <w:tcW w:type="dxa" w:w="907"/>
+          </w:tcPr>
+          <w:p>
+            <w:pPr>
+              <w:jc w:val="left"/>
+            </w:pPr>
+            <w:r/>
+            <w:r>
+              <w:rPr>
+                <w:b w:val="0"/>
+                <w:sz w:val="17"/>
+              </w:rPr>
+              <w:t>5 000</w:t>
+            </w:r>
+          </w:p>
+        </w:tc>
+        <w:tc>
+          <w:tcPr>
+            <w:tcW w:type="dxa" w:w="1757"/>
+          </w:tcPr>
+          <w:p>
+            <w:pPr>
+              <w:jc w:val="left"/>
+            </w:pPr>
+            <w:r/>
+            <w:r>
+              <w:rPr>
+                <w:b w:val="0"/>
+                <w:sz w:val="17"/>
+              </w:rPr>
+              <w:t>🟢 обычный товар</w:t>
+            </w:r>
+          </w:p>
+        </w:tc>
+        <w:tc>
+          <w:tcPr>
+            <w:tcW w:type="dxa" w:w="907"/>
+            <w:shd w:val="clear" w:fill="C6EFCE"/>
+          </w:tcPr>
+          <w:p>
+            <w:pPr>
+              <w:jc w:val="left"/>
+            </w:pPr>
+            <w:r/>
+            <w:r>
+              <w:rPr>
+                <w:b w:val="0"/>
+                <w:sz w:val="17"/>
+              </w:rPr>
+              <w:t>Низкий</w:t>
+            </w:r>
+          </w:p>
+        </w:tc>
+        <w:tc>
+          <w:tcPr>
+            <w:tcW w:type="dxa" w:w="794"/>
+            <w:shd w:val="clear" w:fill="FCE4D6"/>
+          </w:tcPr>
+          <w:p>
+            <w:pPr>
+              <w:jc w:val="left"/>
+            </w:pPr>
+            <w:r/>
+            <w:r>
+              <w:rPr>
+                <w:b w:val="0"/>
+                <w:sz w:val="17"/>
+              </w:rPr>
+              <w:t>оценка</w:t>
+            </w:r>
+          </w:p>
+        </w:tc>
+      </w:tr>
+      <w:tr>
+        <w:tc>
+          <w:tcPr>
+            <w:tcW w:type="dxa" w:w="2381"/>
+          </w:tcPr>
+          <w:p>
+            <w:pPr>
+              <w:jc w:val="left"/>
+            </w:pPr>
+            <w:r/>
+            <w:r>
+              <w:rPr>
+                <w:b w:val="0"/>
+                <w:sz w:val="17"/>
+              </w:rPr>
+              <w:t>Массажный мяч</w:t>
+            </w:r>
+          </w:p>
+        </w:tc>
+        <w:tc>
+          <w:tcPr>
+            <w:tcW w:type="dxa" w:w="1247"/>
+          </w:tcPr>
+          <w:p>
+            <w:pPr>
+              <w:jc w:val="left"/>
+            </w:pPr>
+            <w:r/>
+            <w:r>
+              <w:rPr>
+                <w:b w:val="0"/>
+                <w:sz w:val="17"/>
+              </w:rPr>
+              <w:t>—</w:t>
+            </w:r>
+          </w:p>
+        </w:tc>
+        <w:tc>
+          <w:tcPr>
+            <w:tcW w:type="dxa" w:w="1304"/>
+          </w:tcPr>
+          <w:p>
+            <w:pPr>
+              <w:jc w:val="left"/>
+            </w:pPr>
+            <w:r/>
+            <w:r>
+              <w:rPr>
+                <w:b w:val="0"/>
+                <w:sz w:val="17"/>
+              </w:rPr>
+              <w:t>—</w:t>
+            </w:r>
+          </w:p>
+        </w:tc>
+        <w:tc>
+          <w:tcPr>
+            <w:tcW w:type="dxa" w:w="737"/>
+          </w:tcPr>
+          <w:p>
+            <w:pPr>
+              <w:jc w:val="left"/>
+            </w:pPr>
+            <w:r/>
+            <w:r>
+              <w:rPr>
+                <w:b w:val="0"/>
+                <w:sz w:val="17"/>
+              </w:rPr>
+              <w:t>$13</w:t>
+            </w:r>
+          </w:p>
+        </w:tc>
+        <w:tc>
+          <w:tcPr>
+            <w:tcW w:type="dxa" w:w="907"/>
+          </w:tcPr>
+          <w:p>
+            <w:pPr>
+              <w:jc w:val="left"/>
+            </w:pPr>
+            <w:r/>
+            <w:r>
+              <w:rPr>
+                <w:b w:val="0"/>
+                <w:sz w:val="17"/>
+              </w:rPr>
+              <w:t>3 000</w:t>
+            </w:r>
+          </w:p>
+        </w:tc>
+        <w:tc>
+          <w:tcPr>
+            <w:tcW w:type="dxa" w:w="1757"/>
+          </w:tcPr>
+          <w:p>
+            <w:pPr>
+              <w:jc w:val="left"/>
+            </w:pPr>
+            <w:r/>
+            <w:r>
+              <w:rPr>
+                <w:b w:val="0"/>
+                <w:sz w:val="17"/>
+              </w:rPr>
+              <w:t>🟢 обычный товар</w:t>
+            </w:r>
+          </w:p>
+        </w:tc>
+        <w:tc>
+          <w:tcPr>
+            <w:tcW w:type="dxa" w:w="907"/>
+            <w:shd w:val="clear" w:fill="C6EFCE"/>
+          </w:tcPr>
+          <w:p>
+            <w:pPr>
+              <w:jc w:val="left"/>
+            </w:pPr>
+            <w:r/>
+            <w:r>
+              <w:rPr>
+                <w:b w:val="0"/>
+                <w:sz w:val="17"/>
+              </w:rPr>
+              <w:t>Низкий</w:t>
+            </w:r>
+          </w:p>
+        </w:tc>
+        <w:tc>
+          <w:tcPr>
+            <w:tcW w:type="dxa" w:w="794"/>
+            <w:shd w:val="clear" w:fill="FCE4D6"/>
+          </w:tcPr>
+          <w:p>
+            <w:pPr>
+              <w:jc w:val="left"/>
+            </w:pPr>
+            <w:r/>
+            <w:r>
+              <w:rPr>
+                <w:b w:val="0"/>
+                <w:sz w:val="17"/>
+              </w:rPr>
+              <w:t>оценка</w:t>
+            </w:r>
+          </w:p>
+        </w:tc>
+      </w:tr>
+      <w:tr>
+        <w:tc>
+          <w:tcPr>
+            <w:tcW w:type="dxa" w:w="794"/>
+            <w:gridSpan w:val="8"/>
+            <w:shd w:val="clear" w:fill="1F4E78"/>
+          </w:tcPr>
+          <w:p>
+            <w:pPr>
+              <w:jc w:val="left"/>
+            </w:pPr>
+            <w:r/>
+            <w:r>
+              <w:rPr>
+                <w:b/>
+                <w:color w:val="FFFFFF"/>
                 <w:sz w:val="18"/>
               </w:rPr>
-              <w:t>★ Аптечка First Aid Kit</w:t>
-            </w:r>
-          </w:p>
-        </w:tc>
-        <w:tc>
-          <w:tcPr>
-            <w:tcW w:type="dxa" w:w="1474"/>
-          </w:tcPr>
-          <w:p>
-            <w:pPr>
-              <w:jc w:val="left"/>
-            </w:pPr>
-            <w:r/>
-            <w:r>
-              <w:rPr>
-                <w:b w:val="0"/>
-                <w:sz w:val="18"/>
-              </w:rPr>
-              <w:t>First Aid Only</w:t>
-            </w:r>
-          </w:p>
-        </w:tc>
-        <w:tc>
-          <w:tcPr>
-            <w:tcW w:type="dxa" w:w="1361"/>
+              <w:t>▸ Ортопедия и поддержка</w:t>
+            </w:r>
+          </w:p>
+        </w:tc>
+      </w:tr>
+      <w:tr>
+        <w:tc>
+          <w:tcPr>
+            <w:tcW w:type="dxa" w:w="2381"/>
+          </w:tcPr>
+          <w:p>
+            <w:pPr>
+              <w:jc w:val="left"/>
+            </w:pPr>
+            <w:r/>
+            <w:r>
+              <w:rPr>
+                <w:b w:val="0"/>
+                <w:sz w:val="17"/>
+              </w:rPr>
+              <w:t>Фиксатор запястья / карпал-туннель</w:t>
+            </w:r>
+          </w:p>
+        </w:tc>
+        <w:tc>
+          <w:tcPr>
+            <w:tcW w:type="dxa" w:w="1247"/>
+          </w:tcPr>
+          <w:p>
+            <w:pPr>
+              <w:jc w:val="left"/>
+            </w:pPr>
+            <w:r/>
+            <w:r>
+              <w:rPr>
+                <w:b w:val="0"/>
+                <w:sz w:val="17"/>
+              </w:rPr>
+              <w:t>FREETOO</w:t>
+            </w:r>
+          </w:p>
+        </w:tc>
+        <w:tc>
+          <w:tcPr>
+            <w:tcW w:type="dxa" w:w="1304"/>
           </w:tcPr>
           <w:p>
             <w:r/>
@@ -1071,15 +1848,33 @@
                 <w:rPr>
                   <w:color w:val="0563C1"/>
                   <w:u w:val="single"/>
-                  <w:sz w:val="18"/>
+                  <w:sz w:val="17"/>
                 </w:rPr>
-                <w:t>B08P27LHJ4</w:t>
+                <w:t>B0DNFTL63F</w:t>
               </w:r>
             </w:hyperlink>
           </w:p>
         </w:tc>
         <w:tc>
           <w:tcPr>
+            <w:tcW w:type="dxa" w:w="737"/>
+          </w:tcPr>
+          <w:p>
+            <w:pPr>
+              <w:jc w:val="left"/>
+            </w:pPr>
+            <w:r/>
+            <w:r>
+              <w:rPr>
+                <w:b w:val="0"/>
+                <w:sz w:val="17"/>
+              </w:rPr>
+              <w:t>$19.95</w:t>
+            </w:r>
+          </w:p>
+        </w:tc>
+        <w:tc>
+          <w:tcPr>
             <w:tcW w:type="dxa" w:w="907"/>
           </w:tcPr>
           <w:p>
@@ -1090,69 +1885,33 @@
             <w:r>
               <w:rPr>
                 <w:b w:val="0"/>
-                <w:sz w:val="18"/>
-              </w:rPr>
-              <w:t>$20.95</w:t>
-            </w:r>
-          </w:p>
-        </w:tc>
-        <w:tc>
-          <w:tcPr>
-            <w:tcW w:type="dxa" w:w="1247"/>
-          </w:tcPr>
-          <w:p>
-            <w:pPr>
-              <w:jc w:val="left"/>
-            </w:pPr>
-            <w:r/>
-            <w:r>
-              <w:rPr>
-                <w:b w:val="0"/>
-                <w:sz w:val="18"/>
-              </w:rPr>
-              <w:t>10 000</w:t>
+                <w:sz w:val="17"/>
+              </w:rPr>
+              <w:t>3 000</w:t>
+            </w:r>
+          </w:p>
+        </w:tc>
+        <w:tc>
+          <w:tcPr>
+            <w:tcW w:type="dxa" w:w="1757"/>
+          </w:tcPr>
+          <w:p>
+            <w:pPr>
+              <w:jc w:val="left"/>
+            </w:pPr>
+            <w:r/>
+            <w:r>
+              <w:rPr>
+                <w:b w:val="0"/>
+                <w:sz w:val="17"/>
+              </w:rPr>
+              <w:t>🟢 обычный товар</w:t>
             </w:r>
           </w:p>
         </w:tc>
         <w:tc>
           <w:tcPr>
             <w:tcW w:type="dxa" w:w="907"/>
-          </w:tcPr>
-          <w:p>
-            <w:pPr>
-              <w:jc w:val="left"/>
-            </w:pPr>
-            <w:r/>
-            <w:r>
-              <w:rPr>
-                <w:b w:val="0"/>
-                <w:sz w:val="18"/>
-              </w:rPr>
-              <w:t>5 658</w:t>
-            </w:r>
-          </w:p>
-        </w:tc>
-        <w:tc>
-          <w:tcPr>
-            <w:tcW w:type="dxa" w:w="1701"/>
-          </w:tcPr>
-          <w:p>
-            <w:pPr>
-              <w:jc w:val="left"/>
-            </w:pPr>
-            <w:r/>
-            <w:r>
-              <w:rPr>
-                <w:b w:val="0"/>
-                <w:sz w:val="18"/>
-              </w:rPr>
-              <w:t>нет (набор)</w:t>
-            </w:r>
-          </w:p>
-        </w:tc>
-        <w:tc>
-          <w:tcPr>
-            <w:tcW w:type="dxa" w:w="1077"/>
             <w:shd w:val="clear" w:fill="C6EFCE"/>
           </w:tcPr>
           <w:p>
@@ -1163,9 +1922,28 @@
             <w:r>
               <w:rPr>
                 <w:b w:val="0"/>
-                <w:sz w:val="18"/>
-              </w:rPr>
-              <w:t>🟢 низкий</w:t>
+                <w:sz w:val="17"/>
+              </w:rPr>
+              <w:t>Низкий</w:t>
+            </w:r>
+          </w:p>
+        </w:tc>
+        <w:tc>
+          <w:tcPr>
+            <w:tcW w:type="dxa" w:w="794"/>
+            <w:shd w:val="clear" w:fill="C6EFCE"/>
+          </w:tcPr>
+          <w:p>
+            <w:pPr>
+              <w:jc w:val="left"/>
+            </w:pPr>
+            <w:r/>
+            <w:r>
+              <w:rPr>
+                <w:b w:val="0"/>
+                <w:sz w:val="17"/>
+              </w:rPr>
+              <w:t>Keepa</w:t>
             </w:r>
           </w:p>
         </w:tc>
@@ -1173,56 +1951,74 @@
       <w:tr>
         <w:tc>
           <w:tcPr>
-            <w:tcW w:type="dxa" w:w="2494"/>
-          </w:tcPr>
-          <w:p>
-            <w:pPr>
-              <w:jc w:val="left"/>
-            </w:pPr>
-            <w:r/>
-            <w:r>
-              <w:rPr>
-                <w:b w:val="0"/>
-                <w:sz w:val="18"/>
-              </w:rPr>
-              <w:t>★ Органические прокладки</w:t>
-            </w:r>
-          </w:p>
-        </w:tc>
-        <w:tc>
-          <w:tcPr>
-            <w:tcW w:type="dxa" w:w="1474"/>
-          </w:tcPr>
-          <w:p>
-            <w:pPr>
-              <w:jc w:val="left"/>
-            </w:pPr>
-            <w:r/>
-            <w:r>
-              <w:rPr>
-                <w:b w:val="0"/>
-                <w:sz w:val="18"/>
-              </w:rPr>
-              <w:t>This is L.</w:t>
-            </w:r>
-          </w:p>
-        </w:tc>
-        <w:tc>
-          <w:tcPr>
-            <w:tcW w:type="dxa" w:w="1361"/>
-          </w:tcPr>
-          <w:p>
-            <w:r/>
-            <w:hyperlink r:id="rId11">
-              <w:r>
-                <w:rPr>
-                  <w:color w:val="0563C1"/>
-                  <w:u w:val="single"/>
-                  <w:sz w:val="18"/>
-                </w:rPr>
-                <w:t>B0DR3BYKWC</w:t>
-              </w:r>
-            </w:hyperlink>
+            <w:tcW w:type="dxa" w:w="2381"/>
+          </w:tcPr>
+          <w:p>
+            <w:pPr>
+              <w:jc w:val="left"/>
+            </w:pPr>
+            <w:r/>
+            <w:r>
+              <w:rPr>
+                <w:b w:val="0"/>
+                <w:sz w:val="17"/>
+              </w:rPr>
+              <w:t>Наколенник</w:t>
+            </w:r>
+          </w:p>
+        </w:tc>
+        <w:tc>
+          <w:tcPr>
+            <w:tcW w:type="dxa" w:w="1247"/>
+          </w:tcPr>
+          <w:p>
+            <w:pPr>
+              <w:jc w:val="left"/>
+            </w:pPr>
+            <w:r/>
+            <w:r>
+              <w:rPr>
+                <w:b w:val="0"/>
+                <w:sz w:val="17"/>
+              </w:rPr>
+              <w:t>—</w:t>
+            </w:r>
+          </w:p>
+        </w:tc>
+        <w:tc>
+          <w:tcPr>
+            <w:tcW w:type="dxa" w:w="1304"/>
+          </w:tcPr>
+          <w:p>
+            <w:pPr>
+              <w:jc w:val="left"/>
+            </w:pPr>
+            <w:r/>
+            <w:r>
+              <w:rPr>
+                <w:b w:val="0"/>
+                <w:sz w:val="17"/>
+              </w:rPr>
+              <w:t>—</w:t>
+            </w:r>
+          </w:p>
+        </w:tc>
+        <w:tc>
+          <w:tcPr>
+            <w:tcW w:type="dxa" w:w="737"/>
+          </w:tcPr>
+          <w:p>
+            <w:pPr>
+              <w:jc w:val="left"/>
+            </w:pPr>
+            <w:r/>
+            <w:r>
+              <w:rPr>
+                <w:b w:val="0"/>
+                <w:sz w:val="17"/>
+              </w:rPr>
+              <w:t>$20</w:t>
+            </w:r>
           </w:p>
         </w:tc>
         <w:tc>
@@ -1237,25 +2033,7 @@
             <w:r>
               <w:rPr>
                 <w:b w:val="0"/>
-                <w:sz w:val="18"/>
-              </w:rPr>
-              <w:t>$22.99</w:t>
-            </w:r>
-          </w:p>
-        </w:tc>
-        <w:tc>
-          <w:tcPr>
-            <w:tcW w:type="dxa" w:w="1247"/>
-          </w:tcPr>
-          <w:p>
-            <w:pPr>
-              <w:jc w:val="left"/>
-            </w:pPr>
-            <w:r/>
-            <w:r>
-              <w:rPr>
-                <w:b w:val="0"/>
-                <w:sz w:val="18"/>
+                <w:sz w:val="17"/>
               </w:rPr>
               <w:t>5 000</w:t>
             </w:r>
@@ -1263,43 +2041,25 @@
         </w:tc>
         <w:tc>
           <w:tcPr>
+            <w:tcW w:type="dxa" w:w="1757"/>
+          </w:tcPr>
+          <w:p>
+            <w:pPr>
+              <w:jc w:val="left"/>
+            </w:pPr>
+            <w:r/>
+            <w:r>
+              <w:rPr>
+                <w:b w:val="0"/>
+                <w:sz w:val="17"/>
+              </w:rPr>
+              <w:t>🟢 обычный товар</w:t>
+            </w:r>
+          </w:p>
+        </w:tc>
+        <w:tc>
+          <w:tcPr>
             <w:tcW w:type="dxa" w:w="907"/>
-          </w:tcPr>
-          <w:p>
-            <w:pPr>
-              <w:jc w:val="left"/>
-            </w:pPr>
-            <w:r/>
-            <w:r>
-              <w:rPr>
-                <w:b w:val="0"/>
-                <w:sz w:val="18"/>
-              </w:rPr>
-              <w:t>1 091</w:t>
-            </w:r>
-          </w:p>
-        </w:tc>
-        <w:tc>
-          <w:tcPr>
-            <w:tcW w:type="dxa" w:w="1701"/>
-          </w:tcPr>
-          <w:p>
-            <w:pPr>
-              <w:jc w:val="left"/>
-            </w:pPr>
-            <w:r/>
-            <w:r>
-              <w:rPr>
-                <w:b w:val="0"/>
-                <w:sz w:val="18"/>
-              </w:rPr>
-              <w:t>нет (гигиена)</w:t>
-            </w:r>
-          </w:p>
-        </w:tc>
-        <w:tc>
-          <w:tcPr>
-            <w:tcW w:type="dxa" w:w="1077"/>
             <w:shd w:val="clear" w:fill="C6EFCE"/>
           </w:tcPr>
           <w:p>
@@ -1310,9 +2070,28 @@
             <w:r>
               <w:rPr>
                 <w:b w:val="0"/>
-                <w:sz w:val="18"/>
-              </w:rPr>
-              <w:t>🟢 низкий</w:t>
+                <w:sz w:val="17"/>
+              </w:rPr>
+              <w:t>Низкий</w:t>
+            </w:r>
+          </w:p>
+        </w:tc>
+        <w:tc>
+          <w:tcPr>
+            <w:tcW w:type="dxa" w:w="794"/>
+            <w:shd w:val="clear" w:fill="FCE4D6"/>
+          </w:tcPr>
+          <w:p>
+            <w:pPr>
+              <w:jc w:val="left"/>
+            </w:pPr>
+            <w:r/>
+            <w:r>
+              <w:rPr>
+                <w:b w:val="0"/>
+                <w:sz w:val="17"/>
+              </w:rPr>
+              <w:t>оценка</w:t>
             </w:r>
           </w:p>
         </w:tc>
@@ -1320,56 +2099,74 @@
       <w:tr>
         <w:tc>
           <w:tcPr>
-            <w:tcW w:type="dxa" w:w="2494"/>
-          </w:tcPr>
-          <w:p>
-            <w:pPr>
-              <w:jc w:val="left"/>
-            </w:pPr>
-            <w:r/>
-            <w:r>
-              <w:rPr>
-                <w:b w:val="0"/>
-                <w:sz w:val="18"/>
-              </w:rPr>
-              <w:t>Органич. гигиена</w:t>
-            </w:r>
-          </w:p>
-        </w:tc>
-        <w:tc>
-          <w:tcPr>
-            <w:tcW w:type="dxa" w:w="1474"/>
-          </w:tcPr>
-          <w:p>
-            <w:pPr>
-              <w:jc w:val="left"/>
-            </w:pPr>
-            <w:r/>
-            <w:r>
-              <w:rPr>
-                <w:b w:val="0"/>
-                <w:sz w:val="18"/>
-              </w:rPr>
-              <w:t>Honey Pot</w:t>
-            </w:r>
-          </w:p>
-        </w:tc>
-        <w:tc>
-          <w:tcPr>
-            <w:tcW w:type="dxa" w:w="1361"/>
-          </w:tcPr>
-          <w:p>
-            <w:r/>
-            <w:hyperlink r:id="rId12">
-              <w:r>
-                <w:rPr>
-                  <w:color w:val="0563C1"/>
-                  <w:u w:val="single"/>
-                  <w:sz w:val="18"/>
-                </w:rPr>
-                <w:t>B0DCDPBZX2</w:t>
-              </w:r>
-            </w:hyperlink>
+            <w:tcW w:type="dxa" w:w="2381"/>
+          </w:tcPr>
+          <w:p>
+            <w:pPr>
+              <w:jc w:val="left"/>
+            </w:pPr>
+            <w:r/>
+            <w:r>
+              <w:rPr>
+                <w:b w:val="0"/>
+                <w:sz w:val="17"/>
+              </w:rPr>
+              <w:t>Фиксатор голеностопа</w:t>
+            </w:r>
+          </w:p>
+        </w:tc>
+        <w:tc>
+          <w:tcPr>
+            <w:tcW w:type="dxa" w:w="1247"/>
+          </w:tcPr>
+          <w:p>
+            <w:pPr>
+              <w:jc w:val="left"/>
+            </w:pPr>
+            <w:r/>
+            <w:r>
+              <w:rPr>
+                <w:b w:val="0"/>
+                <w:sz w:val="17"/>
+              </w:rPr>
+              <w:t>—</w:t>
+            </w:r>
+          </w:p>
+        </w:tc>
+        <w:tc>
+          <w:tcPr>
+            <w:tcW w:type="dxa" w:w="1304"/>
+          </w:tcPr>
+          <w:p>
+            <w:pPr>
+              <w:jc w:val="left"/>
+            </w:pPr>
+            <w:r/>
+            <w:r>
+              <w:rPr>
+                <w:b w:val="0"/>
+                <w:sz w:val="17"/>
+              </w:rPr>
+              <w:t>—</w:t>
+            </w:r>
+          </w:p>
+        </w:tc>
+        <w:tc>
+          <w:tcPr>
+            <w:tcW w:type="dxa" w:w="737"/>
+          </w:tcPr>
+          <w:p>
+            <w:pPr>
+              <w:jc w:val="left"/>
+            </w:pPr>
+            <w:r/>
+            <w:r>
+              <w:rPr>
+                <w:b w:val="0"/>
+                <w:sz w:val="17"/>
+              </w:rPr>
+              <w:t>$18</w:t>
+            </w:r>
           </w:p>
         </w:tc>
         <w:tc>
@@ -1384,69 +2181,33 @@
             <w:r>
               <w:rPr>
                 <w:b w:val="0"/>
-                <w:sz w:val="18"/>
-              </w:rPr>
-              <w:t>$22.99</w:t>
-            </w:r>
-          </w:p>
-        </w:tc>
-        <w:tc>
-          <w:tcPr>
-            <w:tcW w:type="dxa" w:w="1247"/>
-          </w:tcPr>
-          <w:p>
-            <w:pPr>
-              <w:jc w:val="left"/>
-            </w:pPr>
-            <w:r/>
-            <w:r>
-              <w:rPr>
-                <w:b w:val="0"/>
-                <w:sz w:val="18"/>
-              </w:rPr>
-              <w:t>2 000</w:t>
+                <w:sz w:val="17"/>
+              </w:rPr>
+              <w:t>3 000</w:t>
+            </w:r>
+          </w:p>
+        </w:tc>
+        <w:tc>
+          <w:tcPr>
+            <w:tcW w:type="dxa" w:w="1757"/>
+          </w:tcPr>
+          <w:p>
+            <w:pPr>
+              <w:jc w:val="left"/>
+            </w:pPr>
+            <w:r/>
+            <w:r>
+              <w:rPr>
+                <w:b w:val="0"/>
+                <w:sz w:val="17"/>
+              </w:rPr>
+              <w:t>🟢 обычный товар</w:t>
             </w:r>
           </w:p>
         </w:tc>
         <w:tc>
           <w:tcPr>
             <w:tcW w:type="dxa" w:w="907"/>
-          </w:tcPr>
-          <w:p>
-            <w:pPr>
-              <w:jc w:val="left"/>
-            </w:pPr>
-            <w:r/>
-            <w:r>
-              <w:rPr>
-                <w:b w:val="0"/>
-                <w:sz w:val="18"/>
-              </w:rPr>
-              <w:t>1 366</w:t>
-            </w:r>
-          </w:p>
-        </w:tc>
-        <w:tc>
-          <w:tcPr>
-            <w:tcW w:type="dxa" w:w="1701"/>
-          </w:tcPr>
-          <w:p>
-            <w:pPr>
-              <w:jc w:val="left"/>
-            </w:pPr>
-            <w:r/>
-            <w:r>
-              <w:rPr>
-                <w:b w:val="0"/>
-                <w:sz w:val="18"/>
-              </w:rPr>
-              <w:t>нет (гигиена)</w:t>
-            </w:r>
-          </w:p>
-        </w:tc>
-        <w:tc>
-          <w:tcPr>
-            <w:tcW w:type="dxa" w:w="1077"/>
             <w:shd w:val="clear" w:fill="C6EFCE"/>
           </w:tcPr>
           <w:p>
@@ -1457,9 +2218,28 @@
             <w:r>
               <w:rPr>
                 <w:b w:val="0"/>
-                <w:sz w:val="18"/>
-              </w:rPr>
-              <w:t>🟢 низкий</w:t>
+                <w:sz w:val="17"/>
+              </w:rPr>
+              <w:t>Низкий</w:t>
+            </w:r>
+          </w:p>
+        </w:tc>
+        <w:tc>
+          <w:tcPr>
+            <w:tcW w:type="dxa" w:w="794"/>
+            <w:shd w:val="clear" w:fill="FCE4D6"/>
+          </w:tcPr>
+          <w:p>
+            <w:pPr>
+              <w:jc w:val="left"/>
+            </w:pPr>
+            <w:r/>
+            <w:r>
+              <w:rPr>
+                <w:b w:val="0"/>
+                <w:sz w:val="17"/>
+              </w:rPr>
+              <w:t>оценка</w:t>
             </w:r>
           </w:p>
         </w:tc>
@@ -1467,56 +2247,74 @@
       <w:tr>
         <w:tc>
           <w:tcPr>
-            <w:tcW w:type="dxa" w:w="2494"/>
-          </w:tcPr>
-          <w:p>
-            <w:pPr>
-              <w:jc w:val="left"/>
-            </w:pPr>
-            <w:r/>
-            <w:r>
-              <w:rPr>
-                <w:b w:val="0"/>
-                <w:sz w:val="18"/>
-              </w:rPr>
-              <w:t>Отбеливание зубов (гель+каппа)</w:t>
-            </w:r>
-          </w:p>
-        </w:tc>
-        <w:tc>
-          <w:tcPr>
-            <w:tcW w:type="dxa" w:w="1474"/>
-          </w:tcPr>
-          <w:p>
-            <w:pPr>
-              <w:jc w:val="left"/>
-            </w:pPr>
-            <w:r/>
-            <w:r>
-              <w:rPr>
-                <w:b w:val="0"/>
-                <w:sz w:val="18"/>
-              </w:rPr>
-              <w:t>Opalescence</w:t>
-            </w:r>
-          </w:p>
-        </w:tc>
-        <w:tc>
-          <w:tcPr>
-            <w:tcW w:type="dxa" w:w="1361"/>
-          </w:tcPr>
-          <w:p>
-            <w:r/>
-            <w:hyperlink r:id="rId13">
-              <w:r>
-                <w:rPr>
-                  <w:color w:val="0563C1"/>
-                  <w:u w:val="single"/>
-                  <w:sz w:val="18"/>
-                </w:rPr>
-                <w:t>B000MMYI8G</w:t>
-              </w:r>
-            </w:hyperlink>
+            <w:tcW w:type="dxa" w:w="2381"/>
+          </w:tcPr>
+          <w:p>
+            <w:pPr>
+              <w:jc w:val="left"/>
+            </w:pPr>
+            <w:r/>
+            <w:r>
+              <w:rPr>
+                <w:b w:val="0"/>
+                <w:sz w:val="17"/>
+              </w:rPr>
+              <w:t>Поясничный пояс / поддержка спины</w:t>
+            </w:r>
+          </w:p>
+        </w:tc>
+        <w:tc>
+          <w:tcPr>
+            <w:tcW w:type="dxa" w:w="1247"/>
+          </w:tcPr>
+          <w:p>
+            <w:pPr>
+              <w:jc w:val="left"/>
+            </w:pPr>
+            <w:r/>
+            <w:r>
+              <w:rPr>
+                <w:b w:val="0"/>
+                <w:sz w:val="17"/>
+              </w:rPr>
+              <w:t>—</w:t>
+            </w:r>
+          </w:p>
+        </w:tc>
+        <w:tc>
+          <w:tcPr>
+            <w:tcW w:type="dxa" w:w="1304"/>
+          </w:tcPr>
+          <w:p>
+            <w:pPr>
+              <w:jc w:val="left"/>
+            </w:pPr>
+            <w:r/>
+            <w:r>
+              <w:rPr>
+                <w:b w:val="0"/>
+                <w:sz w:val="17"/>
+              </w:rPr>
+              <w:t>—</w:t>
+            </w:r>
+          </w:p>
+        </w:tc>
+        <w:tc>
+          <w:tcPr>
+            <w:tcW w:type="dxa" w:w="737"/>
+          </w:tcPr>
+          <w:p>
+            <w:pPr>
+              <w:jc w:val="left"/>
+            </w:pPr>
+            <w:r/>
+            <w:r>
+              <w:rPr>
+                <w:b w:val="0"/>
+                <w:sz w:val="17"/>
+              </w:rPr>
+              <w:t>$30</w:t>
+            </w:r>
           </w:p>
         </w:tc>
         <w:tc>
@@ -1531,82 +2329,65 @@
             <w:r>
               <w:rPr>
                 <w:b w:val="0"/>
-                <w:sz w:val="18"/>
-              </w:rPr>
-              <w:t>$28.98</w:t>
-            </w:r>
-          </w:p>
-        </w:tc>
-        <w:tc>
-          <w:tcPr>
-            <w:tcW w:type="dxa" w:w="1247"/>
-          </w:tcPr>
-          <w:p>
-            <w:pPr>
-              <w:jc w:val="left"/>
-            </w:pPr>
-            <w:r/>
-            <w:r>
-              <w:rPr>
-                <w:b w:val="0"/>
-                <w:sz w:val="18"/>
-              </w:rPr>
-              <w:t>10 000</w:t>
+                <w:sz w:val="17"/>
+              </w:rPr>
+              <w:t>3 000</w:t>
+            </w:r>
+          </w:p>
+        </w:tc>
+        <w:tc>
+          <w:tcPr>
+            <w:tcW w:type="dxa" w:w="1757"/>
+          </w:tcPr>
+          <w:p>
+            <w:pPr>
+              <w:jc w:val="left"/>
+            </w:pPr>
+            <w:r/>
+            <w:r>
+              <w:rPr>
+                <w:b w:val="0"/>
+                <w:sz w:val="17"/>
+              </w:rPr>
+              <w:t>🟢 обычный товар</w:t>
             </w:r>
           </w:p>
         </w:tc>
         <w:tc>
           <w:tcPr>
             <w:tcW w:type="dxa" w:w="907"/>
-          </w:tcPr>
-          <w:p>
-            <w:pPr>
-              <w:jc w:val="left"/>
-            </w:pPr>
-            <w:r/>
-            <w:r>
-              <w:rPr>
-                <w:b w:val="0"/>
-                <w:sz w:val="18"/>
-              </w:rPr>
-              <w:t>3 439</w:t>
-            </w:r>
-          </w:p>
-        </w:tc>
-        <w:tc>
-          <w:tcPr>
-            <w:tcW w:type="dxa" w:w="1701"/>
-          </w:tcPr>
-          <w:p>
-            <w:pPr>
-              <w:jc w:val="left"/>
-            </w:pPr>
-            <w:r/>
-            <w:r>
-              <w:rPr>
-                <w:b w:val="0"/>
-                <w:sz w:val="18"/>
-              </w:rPr>
-              <w:t>космет. рег.</w:t>
-            </w:r>
-          </w:p>
-        </w:tc>
-        <w:tc>
-          <w:tcPr>
-            <w:tcW w:type="dxa" w:w="1077"/>
-            <w:shd w:val="clear" w:fill="FFEB9C"/>
-          </w:tcPr>
-          <w:p>
-            <w:pPr>
-              <w:jc w:val="left"/>
-            </w:pPr>
-            <w:r/>
-            <w:r>
-              <w:rPr>
-                <w:b w:val="0"/>
-                <w:sz w:val="18"/>
-              </w:rPr>
-              <w:t>🟡 средний</w:t>
+            <w:shd w:val="clear" w:fill="C6EFCE"/>
+          </w:tcPr>
+          <w:p>
+            <w:pPr>
+              <w:jc w:val="left"/>
+            </w:pPr>
+            <w:r/>
+            <w:r>
+              <w:rPr>
+                <w:b w:val="0"/>
+                <w:sz w:val="17"/>
+              </w:rPr>
+              <w:t>Низкий</w:t>
+            </w:r>
+          </w:p>
+        </w:tc>
+        <w:tc>
+          <w:tcPr>
+            <w:tcW w:type="dxa" w:w="794"/>
+            <w:shd w:val="clear" w:fill="FCE4D6"/>
+          </w:tcPr>
+          <w:p>
+            <w:pPr>
+              <w:jc w:val="left"/>
+            </w:pPr>
+            <w:r/>
+            <w:r>
+              <w:rPr>
+                <w:b w:val="0"/>
+                <w:sz w:val="17"/>
+              </w:rPr>
+              <w:t>оценка</w:t>
             </w:r>
           </w:p>
         </w:tc>
@@ -1614,56 +2395,74 @@
       <w:tr>
         <w:tc>
           <w:tcPr>
-            <w:tcW w:type="dxa" w:w="2494"/>
-          </w:tcPr>
-          <w:p>
-            <w:pPr>
-              <w:jc w:val="left"/>
-            </w:pPr>
-            <w:r/>
-            <w:r>
-              <w:rPr>
-                <w:b w:val="0"/>
-                <w:sz w:val="18"/>
-              </w:rPr>
-              <w:t>Зубная паста (гидроксиапатит)</w:t>
-            </w:r>
-          </w:p>
-        </w:tc>
-        <w:tc>
-          <w:tcPr>
-            <w:tcW w:type="dxa" w:w="1474"/>
-          </w:tcPr>
-          <w:p>
-            <w:pPr>
-              <w:jc w:val="left"/>
-            </w:pPr>
-            <w:r/>
-            <w:r>
-              <w:rPr>
-                <w:b w:val="0"/>
-                <w:sz w:val="18"/>
-              </w:rPr>
-              <w:t>Himalaya</w:t>
-            </w:r>
-          </w:p>
-        </w:tc>
-        <w:tc>
-          <w:tcPr>
-            <w:tcW w:type="dxa" w:w="1361"/>
-          </w:tcPr>
-          <w:p>
-            <w:r/>
-            <w:hyperlink r:id="rId14">
-              <w:r>
-                <w:rPr>
-                  <w:color w:val="0563C1"/>
-                  <w:u w:val="single"/>
-                  <w:sz w:val="18"/>
-                </w:rPr>
-                <w:t>B0C4MMPCQH</w:t>
-              </w:r>
-            </w:hyperlink>
+            <w:tcW w:type="dxa" w:w="2381"/>
+          </w:tcPr>
+          <w:p>
+            <w:pPr>
+              <w:jc w:val="left"/>
+            </w:pPr>
+            <w:r/>
+            <w:r>
+              <w:rPr>
+                <w:b w:val="0"/>
+                <w:sz w:val="17"/>
+              </w:rPr>
+              <w:t>★ Корректор осанки</w:t>
+            </w:r>
+          </w:p>
+        </w:tc>
+        <w:tc>
+          <w:tcPr>
+            <w:tcW w:type="dxa" w:w="1247"/>
+          </w:tcPr>
+          <w:p>
+            <w:pPr>
+              <w:jc w:val="left"/>
+            </w:pPr>
+            <w:r/>
+            <w:r>
+              <w:rPr>
+                <w:b w:val="0"/>
+                <w:sz w:val="17"/>
+              </w:rPr>
+              <w:t>—</w:t>
+            </w:r>
+          </w:p>
+        </w:tc>
+        <w:tc>
+          <w:tcPr>
+            <w:tcW w:type="dxa" w:w="1304"/>
+          </w:tcPr>
+          <w:p>
+            <w:pPr>
+              <w:jc w:val="left"/>
+            </w:pPr>
+            <w:r/>
+            <w:r>
+              <w:rPr>
+                <w:b w:val="0"/>
+                <w:sz w:val="17"/>
+              </w:rPr>
+              <w:t>—</w:t>
+            </w:r>
+          </w:p>
+        </w:tc>
+        <w:tc>
+          <w:tcPr>
+            <w:tcW w:type="dxa" w:w="737"/>
+          </w:tcPr>
+          <w:p>
+            <w:pPr>
+              <w:jc w:val="left"/>
+            </w:pPr>
+            <w:r/>
+            <w:r>
+              <w:rPr>
+                <w:b w:val="0"/>
+                <w:sz w:val="17"/>
+              </w:rPr>
+              <w:t>$28</w:t>
+            </w:r>
           </w:p>
         </w:tc>
         <w:tc>
@@ -1678,82 +2477,65 @@
             <w:r>
               <w:rPr>
                 <w:b w:val="0"/>
-                <w:sz w:val="18"/>
-              </w:rPr>
-              <w:t>$19.59</w:t>
-            </w:r>
-          </w:p>
-        </w:tc>
-        <w:tc>
-          <w:tcPr>
-            <w:tcW w:type="dxa" w:w="1247"/>
-          </w:tcPr>
-          <w:p>
-            <w:pPr>
-              <w:jc w:val="left"/>
-            </w:pPr>
-            <w:r/>
-            <w:r>
-              <w:rPr>
-                <w:b w:val="0"/>
-                <w:sz w:val="18"/>
-              </w:rPr>
-              <w:t>1 000</w:t>
+                <w:sz w:val="17"/>
+              </w:rPr>
+              <w:t>5 000</w:t>
+            </w:r>
+          </w:p>
+        </w:tc>
+        <w:tc>
+          <w:tcPr>
+            <w:tcW w:type="dxa" w:w="1757"/>
+          </w:tcPr>
+          <w:p>
+            <w:pPr>
+              <w:jc w:val="left"/>
+            </w:pPr>
+            <w:r/>
+            <w:r>
+              <w:rPr>
+                <w:b w:val="0"/>
+                <w:sz w:val="17"/>
+              </w:rPr>
+              <w:t>🟢 обычный товар</w:t>
             </w:r>
           </w:p>
         </w:tc>
         <w:tc>
           <w:tcPr>
             <w:tcW w:type="dxa" w:w="907"/>
-          </w:tcPr>
-          <w:p>
-            <w:pPr>
-              <w:jc w:val="left"/>
-            </w:pPr>
-            <w:r/>
-            <w:r>
-              <w:rPr>
-                <w:b w:val="0"/>
-                <w:sz w:val="18"/>
-              </w:rPr>
-              <w:t>3 699</w:t>
-            </w:r>
-          </w:p>
-        </w:tc>
-        <w:tc>
-          <w:tcPr>
-            <w:tcW w:type="dxa" w:w="1701"/>
-          </w:tcPr>
-          <w:p>
-            <w:pPr>
-              <w:jc w:val="left"/>
-            </w:pPr>
-            <w:r/>
-            <w:r>
-              <w:rPr>
-                <w:b w:val="0"/>
-                <w:sz w:val="18"/>
-              </w:rPr>
-              <w:t>космет. рег.</w:t>
-            </w:r>
-          </w:p>
-        </w:tc>
-        <w:tc>
-          <w:tcPr>
-            <w:tcW w:type="dxa" w:w="1077"/>
-            <w:shd w:val="clear" w:fill="FFEB9C"/>
-          </w:tcPr>
-          <w:p>
-            <w:pPr>
-              <w:jc w:val="left"/>
-            </w:pPr>
-            <w:r/>
-            <w:r>
-              <w:rPr>
-                <w:b w:val="0"/>
-                <w:sz w:val="18"/>
-              </w:rPr>
-              <w:t>🟡 средний</w:t>
+            <w:shd w:val="clear" w:fill="C6EFCE"/>
+          </w:tcPr>
+          <w:p>
+            <w:pPr>
+              <w:jc w:val="left"/>
+            </w:pPr>
+            <w:r/>
+            <w:r>
+              <w:rPr>
+                <w:b w:val="0"/>
+                <w:sz w:val="17"/>
+              </w:rPr>
+              <w:t>Низкий</w:t>
+            </w:r>
+          </w:p>
+        </w:tc>
+        <w:tc>
+          <w:tcPr>
+            <w:tcW w:type="dxa" w:w="794"/>
+            <w:shd w:val="clear" w:fill="FCE4D6"/>
+          </w:tcPr>
+          <w:p>
+            <w:pPr>
+              <w:jc w:val="left"/>
+            </w:pPr>
+            <w:r/>
+            <w:r>
+              <w:rPr>
+                <w:b w:val="0"/>
+                <w:sz w:val="17"/>
+              </w:rPr>
+              <w:t>оценка</w:t>
             </w:r>
           </w:p>
         </w:tc>
@@ -1761,56 +2543,74 @@
       <w:tr>
         <w:tc>
           <w:tcPr>
-            <w:tcW w:type="dxa" w:w="2494"/>
-          </w:tcPr>
-          <w:p>
-            <w:pPr>
-              <w:jc w:val="left"/>
-            </w:pPr>
-            <w:r/>
-            <w:r>
-              <w:rPr>
-                <w:b w:val="0"/>
-                <w:sz w:val="18"/>
-              </w:rPr>
-              <w:t>Раневая повязка (Xeroform)</w:t>
-            </w:r>
-          </w:p>
-        </w:tc>
-        <w:tc>
-          <w:tcPr>
-            <w:tcW w:type="dxa" w:w="1474"/>
-          </w:tcPr>
-          <w:p>
-            <w:pPr>
-              <w:jc w:val="left"/>
-            </w:pPr>
-            <w:r/>
-            <w:r>
-              <w:rPr>
-                <w:b w:val="0"/>
-                <w:sz w:val="18"/>
-              </w:rPr>
-              <w:t>Dr. Med</w:t>
-            </w:r>
-          </w:p>
-        </w:tc>
-        <w:tc>
-          <w:tcPr>
-            <w:tcW w:type="dxa" w:w="1361"/>
-          </w:tcPr>
-          <w:p>
-            <w:r/>
-            <w:hyperlink r:id="rId15">
-              <w:r>
-                <w:rPr>
-                  <w:color w:val="0563C1"/>
-                  <w:u w:val="single"/>
-                  <w:sz w:val="18"/>
-                </w:rPr>
-                <w:t>B0BGXMXNRD</w:t>
-              </w:r>
-            </w:hyperlink>
+            <w:tcW w:type="dxa" w:w="2381"/>
+          </w:tcPr>
+          <w:p>
+            <w:pPr>
+              <w:jc w:val="left"/>
+            </w:pPr>
+            <w:r/>
+            <w:r>
+              <w:rPr>
+                <w:b w:val="0"/>
+                <w:sz w:val="17"/>
+              </w:rPr>
+              <w:t>Компрессионные носки (перелёты/стоя)</w:t>
+            </w:r>
+          </w:p>
+        </w:tc>
+        <w:tc>
+          <w:tcPr>
+            <w:tcW w:type="dxa" w:w="1247"/>
+          </w:tcPr>
+          <w:p>
+            <w:pPr>
+              <w:jc w:val="left"/>
+            </w:pPr>
+            <w:r/>
+            <w:r>
+              <w:rPr>
+                <w:b w:val="0"/>
+                <w:sz w:val="17"/>
+              </w:rPr>
+              <w:t>—</w:t>
+            </w:r>
+          </w:p>
+        </w:tc>
+        <w:tc>
+          <w:tcPr>
+            <w:tcW w:type="dxa" w:w="1304"/>
+          </w:tcPr>
+          <w:p>
+            <w:pPr>
+              <w:jc w:val="left"/>
+            </w:pPr>
+            <w:r/>
+            <w:r>
+              <w:rPr>
+                <w:b w:val="0"/>
+                <w:sz w:val="17"/>
+              </w:rPr>
+              <w:t>—</w:t>
+            </w:r>
+          </w:p>
+        </w:tc>
+        <w:tc>
+          <w:tcPr>
+            <w:tcW w:type="dxa" w:w="737"/>
+          </w:tcPr>
+          <w:p>
+            <w:pPr>
+              <w:jc w:val="left"/>
+            </w:pPr>
+            <w:r/>
+            <w:r>
+              <w:rPr>
+                <w:b w:val="0"/>
+                <w:sz w:val="17"/>
+              </w:rPr>
+              <w:t>$20</w:t>
+            </w:r>
           </w:p>
         </w:tc>
         <w:tc>
@@ -1825,82 +2625,65 @@
             <w:r>
               <w:rPr>
                 <w:b w:val="0"/>
-                <w:sz w:val="18"/>
-              </w:rPr>
-              <w:t>$25.99</w:t>
-            </w:r>
-          </w:p>
-        </w:tc>
-        <w:tc>
-          <w:tcPr>
-            <w:tcW w:type="dxa" w:w="1247"/>
-          </w:tcPr>
-          <w:p>
-            <w:pPr>
-              <w:jc w:val="left"/>
-            </w:pPr>
-            <w:r/>
-            <w:r>
-              <w:rPr>
-                <w:b w:val="0"/>
-                <w:sz w:val="18"/>
-              </w:rPr>
-              <w:t>1 000</w:t>
+                <w:sz w:val="17"/>
+              </w:rPr>
+              <w:t>5 000</w:t>
+            </w:r>
+          </w:p>
+        </w:tc>
+        <w:tc>
+          <w:tcPr>
+            <w:tcW w:type="dxa" w:w="1757"/>
+          </w:tcPr>
+          <w:p>
+            <w:pPr>
+              <w:jc w:val="left"/>
+            </w:pPr>
+            <w:r/>
+            <w:r>
+              <w:rPr>
+                <w:b w:val="0"/>
+                <w:sz w:val="17"/>
+              </w:rPr>
+              <w:t>🟢 обычный товар</w:t>
             </w:r>
           </w:p>
         </w:tc>
         <w:tc>
           <w:tcPr>
             <w:tcW w:type="dxa" w:w="907"/>
-          </w:tcPr>
-          <w:p>
-            <w:pPr>
-              <w:jc w:val="left"/>
-            </w:pPr>
-            <w:r/>
-            <w:r>
-              <w:rPr>
-                <w:b w:val="0"/>
-                <w:sz w:val="18"/>
-              </w:rPr>
-              <w:t>1 292</w:t>
-            </w:r>
-          </w:p>
-        </w:tc>
-        <w:tc>
-          <w:tcPr>
-            <w:tcW w:type="dxa" w:w="1701"/>
-          </w:tcPr>
-          <w:p>
-            <w:pPr>
-              <w:jc w:val="left"/>
-            </w:pPr>
-            <w:r/>
-            <w:r>
-              <w:rPr>
-                <w:b w:val="0"/>
-                <w:sz w:val="18"/>
-              </w:rPr>
-              <w:t>мед.изделие (MOHAP)</w:t>
-            </w:r>
-          </w:p>
-        </w:tc>
-        <w:tc>
-          <w:tcPr>
-            <w:tcW w:type="dxa" w:w="1077"/>
-            <w:shd w:val="clear" w:fill="FFC7CE"/>
-          </w:tcPr>
-          <w:p>
-            <w:pPr>
-              <w:jc w:val="left"/>
-            </w:pPr>
-            <w:r/>
-            <w:r>
-              <w:rPr>
-                <w:b w:val="0"/>
-                <w:sz w:val="18"/>
-              </w:rPr>
-              <w:t>🔴 высокий</w:t>
+            <w:shd w:val="clear" w:fill="C6EFCE"/>
+          </w:tcPr>
+          <w:p>
+            <w:pPr>
+              <w:jc w:val="left"/>
+            </w:pPr>
+            <w:r/>
+            <w:r>
+              <w:rPr>
+                <w:b w:val="0"/>
+                <w:sz w:val="17"/>
+              </w:rPr>
+              <w:t>Низкий</w:t>
+            </w:r>
+          </w:p>
+        </w:tc>
+        <w:tc>
+          <w:tcPr>
+            <w:tcW w:type="dxa" w:w="794"/>
+            <w:shd w:val="clear" w:fill="FCE4D6"/>
+          </w:tcPr>
+          <w:p>
+            <w:pPr>
+              <w:jc w:val="left"/>
+            </w:pPr>
+            <w:r/>
+            <w:r>
+              <w:rPr>
+                <w:b w:val="0"/>
+                <w:sz w:val="17"/>
+              </w:rPr>
+              <w:t>оценка</w:t>
             </w:r>
           </w:p>
         </w:tc>
@@ -1908,56 +2691,1008 @@
       <w:tr>
         <w:tc>
           <w:tcPr>
-            <w:tcW w:type="dxa" w:w="2494"/>
-          </w:tcPr>
-          <w:p>
-            <w:pPr>
-              <w:jc w:val="left"/>
-            </w:pPr>
-            <w:r/>
-            <w:r>
-              <w:rPr>
-                <w:b w:val="0"/>
+            <w:tcW w:type="dxa" w:w="794"/>
+            <w:gridSpan w:val="8"/>
+            <w:shd w:val="clear" w:fill="1F4E78"/>
+          </w:tcPr>
+          <w:p>
+            <w:pPr>
+              <w:jc w:val="left"/>
+            </w:pPr>
+            <w:r/>
+            <w:r>
+              <w:rPr>
+                <w:b/>
+                <w:color w:val="FFFFFF"/>
                 <w:sz w:val="18"/>
               </w:rPr>
-              <w:t>Флашбл-салфетки</w:t>
-            </w:r>
-          </w:p>
-        </w:tc>
-        <w:tc>
-          <w:tcPr>
-            <w:tcW w:type="dxa" w:w="1474"/>
-          </w:tcPr>
-          <w:p>
-            <w:pPr>
-              <w:jc w:val="left"/>
-            </w:pPr>
-            <w:r/>
-            <w:r>
-              <w:rPr>
-                <w:b w:val="0"/>
+              <w:t>▸ Сон и комфорт</w:t>
+            </w:r>
+          </w:p>
+        </w:tc>
+      </w:tr>
+      <w:tr>
+        <w:tc>
+          <w:tcPr>
+            <w:tcW w:type="dxa" w:w="2381"/>
+          </w:tcPr>
+          <w:p>
+            <w:pPr>
+              <w:jc w:val="left"/>
+            </w:pPr>
+            <w:r/>
+            <w:r>
+              <w:rPr>
+                <w:b w:val="0"/>
+                <w:sz w:val="17"/>
+              </w:rPr>
+              <w:t>★ Маска для сна</w:t>
+            </w:r>
+          </w:p>
+        </w:tc>
+        <w:tc>
+          <w:tcPr>
+            <w:tcW w:type="dxa" w:w="1247"/>
+          </w:tcPr>
+          <w:p>
+            <w:pPr>
+              <w:jc w:val="left"/>
+            </w:pPr>
+            <w:r/>
+            <w:r>
+              <w:rPr>
+                <w:b w:val="0"/>
+                <w:sz w:val="17"/>
+              </w:rPr>
+              <w:t>—</w:t>
+            </w:r>
+          </w:p>
+        </w:tc>
+        <w:tc>
+          <w:tcPr>
+            <w:tcW w:type="dxa" w:w="1304"/>
+          </w:tcPr>
+          <w:p>
+            <w:pPr>
+              <w:jc w:val="left"/>
+            </w:pPr>
+            <w:r/>
+            <w:r>
+              <w:rPr>
+                <w:b w:val="0"/>
+                <w:sz w:val="17"/>
+              </w:rPr>
+              <w:t>—</w:t>
+            </w:r>
+          </w:p>
+        </w:tc>
+        <w:tc>
+          <w:tcPr>
+            <w:tcW w:type="dxa" w:w="737"/>
+          </w:tcPr>
+          <w:p>
+            <w:pPr>
+              <w:jc w:val="left"/>
+            </w:pPr>
+            <w:r/>
+            <w:r>
+              <w:rPr>
+                <w:b w:val="0"/>
+                <w:sz w:val="17"/>
+              </w:rPr>
+              <w:t>$15</w:t>
+            </w:r>
+          </w:p>
+        </w:tc>
+        <w:tc>
+          <w:tcPr>
+            <w:tcW w:type="dxa" w:w="907"/>
+          </w:tcPr>
+          <w:p>
+            <w:pPr>
+              <w:jc w:val="left"/>
+            </w:pPr>
+            <w:r/>
+            <w:r>
+              <w:rPr>
+                <w:b w:val="0"/>
+                <w:sz w:val="17"/>
+              </w:rPr>
+              <w:t>8 000</w:t>
+            </w:r>
+          </w:p>
+        </w:tc>
+        <w:tc>
+          <w:tcPr>
+            <w:tcW w:type="dxa" w:w="1757"/>
+          </w:tcPr>
+          <w:p>
+            <w:pPr>
+              <w:jc w:val="left"/>
+            </w:pPr>
+            <w:r/>
+            <w:r>
+              <w:rPr>
+                <w:b w:val="0"/>
+                <w:sz w:val="17"/>
+              </w:rPr>
+              <w:t>🟢 обычный товар</w:t>
+            </w:r>
+          </w:p>
+        </w:tc>
+        <w:tc>
+          <w:tcPr>
+            <w:tcW w:type="dxa" w:w="907"/>
+            <w:shd w:val="clear" w:fill="C6EFCE"/>
+          </w:tcPr>
+          <w:p>
+            <w:pPr>
+              <w:jc w:val="left"/>
+            </w:pPr>
+            <w:r/>
+            <w:r>
+              <w:rPr>
+                <w:b w:val="0"/>
+                <w:sz w:val="17"/>
+              </w:rPr>
+              <w:t>Низкий</w:t>
+            </w:r>
+          </w:p>
+        </w:tc>
+        <w:tc>
+          <w:tcPr>
+            <w:tcW w:type="dxa" w:w="794"/>
+            <w:shd w:val="clear" w:fill="FCE4D6"/>
+          </w:tcPr>
+          <w:p>
+            <w:pPr>
+              <w:jc w:val="left"/>
+            </w:pPr>
+            <w:r/>
+            <w:r>
+              <w:rPr>
+                <w:b w:val="0"/>
+                <w:sz w:val="17"/>
+              </w:rPr>
+              <w:t>оценка</w:t>
+            </w:r>
+          </w:p>
+        </w:tc>
+      </w:tr>
+      <w:tr>
+        <w:tc>
+          <w:tcPr>
+            <w:tcW w:type="dxa" w:w="2381"/>
+          </w:tcPr>
+          <w:p>
+            <w:pPr>
+              <w:jc w:val="left"/>
+            </w:pPr>
+            <w:r/>
+            <w:r>
+              <w:rPr>
+                <w:b w:val="0"/>
+                <w:sz w:val="17"/>
+              </w:rPr>
+              <w:t>Подушка между ног</w:t>
+            </w:r>
+          </w:p>
+        </w:tc>
+        <w:tc>
+          <w:tcPr>
+            <w:tcW w:type="dxa" w:w="1247"/>
+          </w:tcPr>
+          <w:p>
+            <w:pPr>
+              <w:jc w:val="left"/>
+            </w:pPr>
+            <w:r/>
+            <w:r>
+              <w:rPr>
+                <w:b w:val="0"/>
+                <w:sz w:val="17"/>
+              </w:rPr>
+              <w:t>—</w:t>
+            </w:r>
+          </w:p>
+        </w:tc>
+        <w:tc>
+          <w:tcPr>
+            <w:tcW w:type="dxa" w:w="1304"/>
+          </w:tcPr>
+          <w:p>
+            <w:pPr>
+              <w:jc w:val="left"/>
+            </w:pPr>
+            <w:r/>
+            <w:r>
+              <w:rPr>
+                <w:b w:val="0"/>
+                <w:sz w:val="17"/>
+              </w:rPr>
+              <w:t>—</w:t>
+            </w:r>
+          </w:p>
+        </w:tc>
+        <w:tc>
+          <w:tcPr>
+            <w:tcW w:type="dxa" w:w="737"/>
+          </w:tcPr>
+          <w:p>
+            <w:pPr>
+              <w:jc w:val="left"/>
+            </w:pPr>
+            <w:r/>
+            <w:r>
+              <w:rPr>
+                <w:b w:val="0"/>
+                <w:sz w:val="17"/>
+              </w:rPr>
+              <w:t>$30</w:t>
+            </w:r>
+          </w:p>
+        </w:tc>
+        <w:tc>
+          <w:tcPr>
+            <w:tcW w:type="dxa" w:w="907"/>
+          </w:tcPr>
+          <w:p>
+            <w:pPr>
+              <w:jc w:val="left"/>
+            </w:pPr>
+            <w:r/>
+            <w:r>
+              <w:rPr>
+                <w:b w:val="0"/>
+                <w:sz w:val="17"/>
+              </w:rPr>
+              <w:t>5 000</w:t>
+            </w:r>
+          </w:p>
+        </w:tc>
+        <w:tc>
+          <w:tcPr>
+            <w:tcW w:type="dxa" w:w="1757"/>
+          </w:tcPr>
+          <w:p>
+            <w:pPr>
+              <w:jc w:val="left"/>
+            </w:pPr>
+            <w:r/>
+            <w:r>
+              <w:rPr>
+                <w:b w:val="0"/>
+                <w:sz w:val="17"/>
+              </w:rPr>
+              <w:t>🟢 обычный товар</w:t>
+            </w:r>
+          </w:p>
+        </w:tc>
+        <w:tc>
+          <w:tcPr>
+            <w:tcW w:type="dxa" w:w="907"/>
+            <w:shd w:val="clear" w:fill="C6EFCE"/>
+          </w:tcPr>
+          <w:p>
+            <w:pPr>
+              <w:jc w:val="left"/>
+            </w:pPr>
+            <w:r/>
+            <w:r>
+              <w:rPr>
+                <w:b w:val="0"/>
+                <w:sz w:val="17"/>
+              </w:rPr>
+              <w:t>Низкий</w:t>
+            </w:r>
+          </w:p>
+        </w:tc>
+        <w:tc>
+          <w:tcPr>
+            <w:tcW w:type="dxa" w:w="794"/>
+            <w:shd w:val="clear" w:fill="FCE4D6"/>
+          </w:tcPr>
+          <w:p>
+            <w:pPr>
+              <w:jc w:val="left"/>
+            </w:pPr>
+            <w:r/>
+            <w:r>
+              <w:rPr>
+                <w:b w:val="0"/>
+                <w:sz w:val="17"/>
+              </w:rPr>
+              <w:t>оценка</w:t>
+            </w:r>
+          </w:p>
+        </w:tc>
+      </w:tr>
+      <w:tr>
+        <w:tc>
+          <w:tcPr>
+            <w:tcW w:type="dxa" w:w="2381"/>
+          </w:tcPr>
+          <w:p>
+            <w:pPr>
+              <w:jc w:val="left"/>
+            </w:pPr>
+            <w:r/>
+            <w:r>
+              <w:rPr>
+                <w:b w:val="0"/>
+                <w:sz w:val="17"/>
+              </w:rPr>
+              <w:t>Клиновидная подушка (wedge)</w:t>
+            </w:r>
+          </w:p>
+        </w:tc>
+        <w:tc>
+          <w:tcPr>
+            <w:tcW w:type="dxa" w:w="1247"/>
+          </w:tcPr>
+          <w:p>
+            <w:pPr>
+              <w:jc w:val="left"/>
+            </w:pPr>
+            <w:r/>
+            <w:r>
+              <w:rPr>
+                <w:b w:val="0"/>
+                <w:sz w:val="17"/>
+              </w:rPr>
+              <w:t>—</w:t>
+            </w:r>
+          </w:p>
+        </w:tc>
+        <w:tc>
+          <w:tcPr>
+            <w:tcW w:type="dxa" w:w="1304"/>
+          </w:tcPr>
+          <w:p>
+            <w:pPr>
+              <w:jc w:val="left"/>
+            </w:pPr>
+            <w:r/>
+            <w:r>
+              <w:rPr>
+                <w:b w:val="0"/>
+                <w:sz w:val="17"/>
+              </w:rPr>
+              <w:t>—</w:t>
+            </w:r>
+          </w:p>
+        </w:tc>
+        <w:tc>
+          <w:tcPr>
+            <w:tcW w:type="dxa" w:w="737"/>
+          </w:tcPr>
+          <w:p>
+            <w:pPr>
+              <w:jc w:val="left"/>
+            </w:pPr>
+            <w:r/>
+            <w:r>
+              <w:rPr>
+                <w:b w:val="0"/>
+                <w:sz w:val="17"/>
+              </w:rPr>
+              <w:t>$40</w:t>
+            </w:r>
+          </w:p>
+        </w:tc>
+        <w:tc>
+          <w:tcPr>
+            <w:tcW w:type="dxa" w:w="907"/>
+          </w:tcPr>
+          <w:p>
+            <w:pPr>
+              <w:jc w:val="left"/>
+            </w:pPr>
+            <w:r/>
+            <w:r>
+              <w:rPr>
+                <w:b w:val="0"/>
+                <w:sz w:val="17"/>
+              </w:rPr>
+              <w:t>4 000</w:t>
+            </w:r>
+          </w:p>
+        </w:tc>
+        <w:tc>
+          <w:tcPr>
+            <w:tcW w:type="dxa" w:w="1757"/>
+          </w:tcPr>
+          <w:p>
+            <w:pPr>
+              <w:jc w:val="left"/>
+            </w:pPr>
+            <w:r/>
+            <w:r>
+              <w:rPr>
+                <w:b w:val="0"/>
+                <w:sz w:val="17"/>
+              </w:rPr>
+              <w:t>🟢 обычный товар</w:t>
+            </w:r>
+          </w:p>
+        </w:tc>
+        <w:tc>
+          <w:tcPr>
+            <w:tcW w:type="dxa" w:w="907"/>
+            <w:shd w:val="clear" w:fill="FFEB9C"/>
+          </w:tcPr>
+          <w:p>
+            <w:pPr>
+              <w:jc w:val="left"/>
+            </w:pPr>
+            <w:r/>
+            <w:r>
+              <w:rPr>
+                <w:b w:val="0"/>
+                <w:sz w:val="17"/>
+              </w:rPr>
+              <w:t>Средний</w:t>
+            </w:r>
+          </w:p>
+        </w:tc>
+        <w:tc>
+          <w:tcPr>
+            <w:tcW w:type="dxa" w:w="794"/>
+            <w:shd w:val="clear" w:fill="FCE4D6"/>
+          </w:tcPr>
+          <w:p>
+            <w:pPr>
+              <w:jc w:val="left"/>
+            </w:pPr>
+            <w:r/>
+            <w:r>
+              <w:rPr>
+                <w:b w:val="0"/>
+                <w:sz w:val="17"/>
+              </w:rPr>
+              <w:t>оценка</w:t>
+            </w:r>
+          </w:p>
+        </w:tc>
+      </w:tr>
+      <w:tr>
+        <w:tc>
+          <w:tcPr>
+            <w:tcW w:type="dxa" w:w="2381"/>
+          </w:tcPr>
+          <w:p>
+            <w:pPr>
+              <w:jc w:val="left"/>
+            </w:pPr>
+            <w:r/>
+            <w:r>
+              <w:rPr>
+                <w:b w:val="0"/>
+                <w:sz w:val="17"/>
+              </w:rPr>
+              <w:t>Утяжелённое одеяло</w:t>
+            </w:r>
+          </w:p>
+        </w:tc>
+        <w:tc>
+          <w:tcPr>
+            <w:tcW w:type="dxa" w:w="1247"/>
+          </w:tcPr>
+          <w:p>
+            <w:pPr>
+              <w:jc w:val="left"/>
+            </w:pPr>
+            <w:r/>
+            <w:r>
+              <w:rPr>
+                <w:b w:val="0"/>
+                <w:sz w:val="17"/>
+              </w:rPr>
+              <w:t>—</w:t>
+            </w:r>
+          </w:p>
+        </w:tc>
+        <w:tc>
+          <w:tcPr>
+            <w:tcW w:type="dxa" w:w="1304"/>
+          </w:tcPr>
+          <w:p>
+            <w:pPr>
+              <w:jc w:val="left"/>
+            </w:pPr>
+            <w:r/>
+            <w:r>
+              <w:rPr>
+                <w:b w:val="0"/>
+                <w:sz w:val="17"/>
+              </w:rPr>
+              <w:t>—</w:t>
+            </w:r>
+          </w:p>
+        </w:tc>
+        <w:tc>
+          <w:tcPr>
+            <w:tcW w:type="dxa" w:w="737"/>
+          </w:tcPr>
+          <w:p>
+            <w:pPr>
+              <w:jc w:val="left"/>
+            </w:pPr>
+            <w:r/>
+            <w:r>
+              <w:rPr>
+                <w:b w:val="0"/>
+                <w:sz w:val="17"/>
+              </w:rPr>
+              <w:t>$50</w:t>
+            </w:r>
+          </w:p>
+        </w:tc>
+        <w:tc>
+          <w:tcPr>
+            <w:tcW w:type="dxa" w:w="907"/>
+          </w:tcPr>
+          <w:p>
+            <w:pPr>
+              <w:jc w:val="left"/>
+            </w:pPr>
+            <w:r/>
+            <w:r>
+              <w:rPr>
+                <w:b w:val="0"/>
+                <w:sz w:val="17"/>
+              </w:rPr>
+              <w:t>5 000</w:t>
+            </w:r>
+          </w:p>
+        </w:tc>
+        <w:tc>
+          <w:tcPr>
+            <w:tcW w:type="dxa" w:w="1757"/>
+          </w:tcPr>
+          <w:p>
+            <w:pPr>
+              <w:jc w:val="left"/>
+            </w:pPr>
+            <w:r/>
+            <w:r>
+              <w:rPr>
+                <w:b w:val="0"/>
+                <w:sz w:val="17"/>
+              </w:rPr>
+              <w:t>🟢 обычный товар</w:t>
+            </w:r>
+          </w:p>
+        </w:tc>
+        <w:tc>
+          <w:tcPr>
+            <w:tcW w:type="dxa" w:w="907"/>
+            <w:shd w:val="clear" w:fill="FFEB9C"/>
+          </w:tcPr>
+          <w:p>
+            <w:pPr>
+              <w:jc w:val="left"/>
+            </w:pPr>
+            <w:r/>
+            <w:r>
+              <w:rPr>
+                <w:b w:val="0"/>
+                <w:sz w:val="17"/>
+              </w:rPr>
+              <w:t>Средний</w:t>
+            </w:r>
+          </w:p>
+        </w:tc>
+        <w:tc>
+          <w:tcPr>
+            <w:tcW w:type="dxa" w:w="794"/>
+            <w:shd w:val="clear" w:fill="FCE4D6"/>
+          </w:tcPr>
+          <w:p>
+            <w:pPr>
+              <w:jc w:val="left"/>
+            </w:pPr>
+            <w:r/>
+            <w:r>
+              <w:rPr>
+                <w:b w:val="0"/>
+                <w:sz w:val="17"/>
+              </w:rPr>
+              <w:t>оценка</w:t>
+            </w:r>
+          </w:p>
+        </w:tc>
+      </w:tr>
+      <w:tr>
+        <w:tc>
+          <w:tcPr>
+            <w:tcW w:type="dxa" w:w="2381"/>
+          </w:tcPr>
+          <w:p>
+            <w:pPr>
+              <w:jc w:val="left"/>
+            </w:pPr>
+            <w:r/>
+            <w:r>
+              <w:rPr>
+                <w:b w:val="0"/>
+                <w:sz w:val="17"/>
+              </w:rPr>
+              <w:t>Устройство белого шума</w:t>
+            </w:r>
+          </w:p>
+        </w:tc>
+        <w:tc>
+          <w:tcPr>
+            <w:tcW w:type="dxa" w:w="1247"/>
+          </w:tcPr>
+          <w:p>
+            <w:pPr>
+              <w:jc w:val="left"/>
+            </w:pPr>
+            <w:r/>
+            <w:r>
+              <w:rPr>
+                <w:b w:val="0"/>
+                <w:sz w:val="17"/>
+              </w:rPr>
+              <w:t>—</w:t>
+            </w:r>
+          </w:p>
+        </w:tc>
+        <w:tc>
+          <w:tcPr>
+            <w:tcW w:type="dxa" w:w="1304"/>
+          </w:tcPr>
+          <w:p>
+            <w:pPr>
+              <w:jc w:val="left"/>
+            </w:pPr>
+            <w:r/>
+            <w:r>
+              <w:rPr>
+                <w:b w:val="0"/>
+                <w:sz w:val="17"/>
+              </w:rPr>
+              <w:t>—</w:t>
+            </w:r>
+          </w:p>
+        </w:tc>
+        <w:tc>
+          <w:tcPr>
+            <w:tcW w:type="dxa" w:w="737"/>
+          </w:tcPr>
+          <w:p>
+            <w:pPr>
+              <w:jc w:val="left"/>
+            </w:pPr>
+            <w:r/>
+            <w:r>
+              <w:rPr>
+                <w:b w:val="0"/>
+                <w:sz w:val="17"/>
+              </w:rPr>
+              <w:t>$45</w:t>
+            </w:r>
+          </w:p>
+        </w:tc>
+        <w:tc>
+          <w:tcPr>
+            <w:tcW w:type="dxa" w:w="907"/>
+          </w:tcPr>
+          <w:p>
+            <w:pPr>
+              <w:jc w:val="left"/>
+            </w:pPr>
+            <w:r/>
+            <w:r>
+              <w:rPr>
+                <w:b w:val="0"/>
+                <w:sz w:val="17"/>
+              </w:rPr>
+              <w:t>4 000</w:t>
+            </w:r>
+          </w:p>
+        </w:tc>
+        <w:tc>
+          <w:tcPr>
+            <w:tcW w:type="dxa" w:w="1757"/>
+          </w:tcPr>
+          <w:p>
+            <w:pPr>
+              <w:jc w:val="left"/>
+            </w:pPr>
+            <w:r/>
+            <w:r>
+              <w:rPr>
+                <w:b w:val="0"/>
+                <w:sz w:val="17"/>
+              </w:rPr>
+              <w:t>🟡 электроника (G-mark)</w:t>
+            </w:r>
+          </w:p>
+        </w:tc>
+        <w:tc>
+          <w:tcPr>
+            <w:tcW w:type="dxa" w:w="907"/>
+            <w:shd w:val="clear" w:fill="FFEB9C"/>
+          </w:tcPr>
+          <w:p>
+            <w:pPr>
+              <w:jc w:val="left"/>
+            </w:pPr>
+            <w:r/>
+            <w:r>
+              <w:rPr>
+                <w:b w:val="0"/>
+                <w:sz w:val="17"/>
+              </w:rPr>
+              <w:t>Средний</w:t>
+            </w:r>
+          </w:p>
+        </w:tc>
+        <w:tc>
+          <w:tcPr>
+            <w:tcW w:type="dxa" w:w="794"/>
+            <w:shd w:val="clear" w:fill="FCE4D6"/>
+          </w:tcPr>
+          <w:p>
+            <w:pPr>
+              <w:jc w:val="left"/>
+            </w:pPr>
+            <w:r/>
+            <w:r>
+              <w:rPr>
+                <w:b w:val="0"/>
+                <w:sz w:val="17"/>
+              </w:rPr>
+              <w:t>оценка</w:t>
+            </w:r>
+          </w:p>
+        </w:tc>
+      </w:tr>
+      <w:tr>
+        <w:tc>
+          <w:tcPr>
+            <w:tcW w:type="dxa" w:w="2381"/>
+          </w:tcPr>
+          <w:p>
+            <w:pPr>
+              <w:jc w:val="left"/>
+            </w:pPr>
+            <w:r/>
+            <w:r>
+              <w:rPr>
+                <w:b w:val="0"/>
+                <w:sz w:val="17"/>
+              </w:rPr>
+              <w:t>Поясничная подушка для авто/офиса</w:t>
+            </w:r>
+          </w:p>
+        </w:tc>
+        <w:tc>
+          <w:tcPr>
+            <w:tcW w:type="dxa" w:w="1247"/>
+          </w:tcPr>
+          <w:p>
+            <w:pPr>
+              <w:jc w:val="left"/>
+            </w:pPr>
+            <w:r/>
+            <w:r>
+              <w:rPr>
+                <w:b w:val="0"/>
+                <w:sz w:val="17"/>
+              </w:rPr>
+              <w:t>—</w:t>
+            </w:r>
+          </w:p>
+        </w:tc>
+        <w:tc>
+          <w:tcPr>
+            <w:tcW w:type="dxa" w:w="1304"/>
+          </w:tcPr>
+          <w:p>
+            <w:pPr>
+              <w:jc w:val="left"/>
+            </w:pPr>
+            <w:r/>
+            <w:r>
+              <w:rPr>
+                <w:b w:val="0"/>
+                <w:sz w:val="17"/>
+              </w:rPr>
+              <w:t>—</w:t>
+            </w:r>
+          </w:p>
+        </w:tc>
+        <w:tc>
+          <w:tcPr>
+            <w:tcW w:type="dxa" w:w="737"/>
+          </w:tcPr>
+          <w:p>
+            <w:pPr>
+              <w:jc w:val="left"/>
+            </w:pPr>
+            <w:r/>
+            <w:r>
+              <w:rPr>
+                <w:b w:val="0"/>
+                <w:sz w:val="17"/>
+              </w:rPr>
+              <w:t>$30</w:t>
+            </w:r>
+          </w:p>
+        </w:tc>
+        <w:tc>
+          <w:tcPr>
+            <w:tcW w:type="dxa" w:w="907"/>
+          </w:tcPr>
+          <w:p>
+            <w:pPr>
+              <w:jc w:val="left"/>
+            </w:pPr>
+            <w:r/>
+            <w:r>
+              <w:rPr>
+                <w:b w:val="0"/>
+                <w:sz w:val="17"/>
+              </w:rPr>
+              <w:t>4 000</w:t>
+            </w:r>
+          </w:p>
+        </w:tc>
+        <w:tc>
+          <w:tcPr>
+            <w:tcW w:type="dxa" w:w="1757"/>
+          </w:tcPr>
+          <w:p>
+            <w:pPr>
+              <w:jc w:val="left"/>
+            </w:pPr>
+            <w:r/>
+            <w:r>
+              <w:rPr>
+                <w:b w:val="0"/>
+                <w:sz w:val="17"/>
+              </w:rPr>
+              <w:t>🟢 обычный товар</w:t>
+            </w:r>
+          </w:p>
+        </w:tc>
+        <w:tc>
+          <w:tcPr>
+            <w:tcW w:type="dxa" w:w="907"/>
+            <w:shd w:val="clear" w:fill="C6EFCE"/>
+          </w:tcPr>
+          <w:p>
+            <w:pPr>
+              <w:jc w:val="left"/>
+            </w:pPr>
+            <w:r/>
+            <w:r>
+              <w:rPr>
+                <w:b w:val="0"/>
+                <w:sz w:val="17"/>
+              </w:rPr>
+              <w:t>Низкий</w:t>
+            </w:r>
+          </w:p>
+        </w:tc>
+        <w:tc>
+          <w:tcPr>
+            <w:tcW w:type="dxa" w:w="794"/>
+            <w:shd w:val="clear" w:fill="FCE4D6"/>
+          </w:tcPr>
+          <w:p>
+            <w:pPr>
+              <w:jc w:val="left"/>
+            </w:pPr>
+            <w:r/>
+            <w:r>
+              <w:rPr>
+                <w:b w:val="0"/>
+                <w:sz w:val="17"/>
+              </w:rPr>
+              <w:t>оценка</w:t>
+            </w:r>
+          </w:p>
+        </w:tc>
+      </w:tr>
+      <w:tr>
+        <w:tc>
+          <w:tcPr>
+            <w:tcW w:type="dxa" w:w="794"/>
+            <w:gridSpan w:val="8"/>
+            <w:shd w:val="clear" w:fill="1F4E78"/>
+          </w:tcPr>
+          <w:p>
+            <w:pPr>
+              <w:jc w:val="left"/>
+            </w:pPr>
+            <w:r/>
+            <w:r>
+              <w:rPr>
+                <w:b/>
+                <w:color w:val="FFFFFF"/>
                 <w:sz w:val="18"/>
               </w:rPr>
-              <w:t>DUDE Wipes</w:t>
-            </w:r>
-          </w:p>
-        </w:tc>
-        <w:tc>
-          <w:tcPr>
-            <w:tcW w:type="dxa" w:w="1361"/>
-          </w:tcPr>
-          <w:p>
-            <w:r/>
-            <w:hyperlink r:id="rId16">
-              <w:r>
-                <w:rPr>
-                  <w:color w:val="0563C1"/>
-                  <w:u w:val="single"/>
-                  <w:sz w:val="18"/>
-                </w:rPr>
-                <w:t>B0GFFLR222</w:t>
-              </w:r>
-            </w:hyperlink>
+              <w:t>▸ Охлаждение (ОАЭ-приоритет)</w:t>
+            </w:r>
+          </w:p>
+        </w:tc>
+      </w:tr>
+      <w:tr>
+        <w:tc>
+          <w:tcPr>
+            <w:tcW w:type="dxa" w:w="2381"/>
+          </w:tcPr>
+          <w:p>
+            <w:pPr>
+              <w:jc w:val="left"/>
+            </w:pPr>
+            <w:r/>
+            <w:r>
+              <w:rPr>
+                <w:b w:val="0"/>
+                <w:sz w:val="17"/>
+              </w:rPr>
+              <w:t>★ Охлаждающее полотенце</w:t>
+            </w:r>
+          </w:p>
+        </w:tc>
+        <w:tc>
+          <w:tcPr>
+            <w:tcW w:type="dxa" w:w="1247"/>
+          </w:tcPr>
+          <w:p>
+            <w:pPr>
+              <w:jc w:val="left"/>
+            </w:pPr>
+            <w:r/>
+            <w:r>
+              <w:rPr>
+                <w:b w:val="0"/>
+                <w:sz w:val="17"/>
+              </w:rPr>
+              <w:t>—</w:t>
+            </w:r>
+          </w:p>
+        </w:tc>
+        <w:tc>
+          <w:tcPr>
+            <w:tcW w:type="dxa" w:w="1304"/>
+          </w:tcPr>
+          <w:p>
+            <w:pPr>
+              <w:jc w:val="left"/>
+            </w:pPr>
+            <w:r/>
+            <w:r>
+              <w:rPr>
+                <w:b w:val="0"/>
+                <w:sz w:val="17"/>
+              </w:rPr>
+              <w:t>—</w:t>
+            </w:r>
+          </w:p>
+        </w:tc>
+        <w:tc>
+          <w:tcPr>
+            <w:tcW w:type="dxa" w:w="737"/>
+          </w:tcPr>
+          <w:p>
+            <w:pPr>
+              <w:jc w:val="left"/>
+            </w:pPr>
+            <w:r/>
+            <w:r>
+              <w:rPr>
+                <w:b w:val="0"/>
+                <w:sz w:val="17"/>
+              </w:rPr>
+              <w:t>$15</w:t>
+            </w:r>
           </w:p>
         </w:tc>
         <w:tc>
@@ -1972,9 +3707,1440 @@
             <w:r>
               <w:rPr>
                 <w:b w:val="0"/>
+                <w:sz w:val="17"/>
+              </w:rPr>
+              <w:t>5 000</w:t>
+            </w:r>
+          </w:p>
+        </w:tc>
+        <w:tc>
+          <w:tcPr>
+            <w:tcW w:type="dxa" w:w="1757"/>
+          </w:tcPr>
+          <w:p>
+            <w:pPr>
+              <w:jc w:val="left"/>
+            </w:pPr>
+            <w:r/>
+            <w:r>
+              <w:rPr>
+                <w:b w:val="0"/>
+                <w:sz w:val="17"/>
+              </w:rPr>
+              <w:t>🟢 обычный товар</w:t>
+            </w:r>
+          </w:p>
+        </w:tc>
+        <w:tc>
+          <w:tcPr>
+            <w:tcW w:type="dxa" w:w="907"/>
+            <w:shd w:val="clear" w:fill="C6EFCE"/>
+          </w:tcPr>
+          <w:p>
+            <w:pPr>
+              <w:jc w:val="left"/>
+            </w:pPr>
+            <w:r/>
+            <w:r>
+              <w:rPr>
+                <w:b w:val="0"/>
+                <w:sz w:val="17"/>
+              </w:rPr>
+              <w:t>Низкий</w:t>
+            </w:r>
+          </w:p>
+        </w:tc>
+        <w:tc>
+          <w:tcPr>
+            <w:tcW w:type="dxa" w:w="794"/>
+            <w:shd w:val="clear" w:fill="FCE4D6"/>
+          </w:tcPr>
+          <w:p>
+            <w:pPr>
+              <w:jc w:val="left"/>
+            </w:pPr>
+            <w:r/>
+            <w:r>
+              <w:rPr>
+                <w:b w:val="0"/>
+                <w:sz w:val="17"/>
+              </w:rPr>
+              <w:t>оценка</w:t>
+            </w:r>
+          </w:p>
+        </w:tc>
+      </w:tr>
+      <w:tr>
+        <w:tc>
+          <w:tcPr>
+            <w:tcW w:type="dxa" w:w="2381"/>
+          </w:tcPr>
+          <w:p>
+            <w:pPr>
+              <w:jc w:val="left"/>
+            </w:pPr>
+            <w:r/>
+            <w:r>
+              <w:rPr>
+                <w:b w:val="0"/>
+                <w:sz w:val="17"/>
+              </w:rPr>
+              <w:t>★ Гелевая охлажд. маска для глаз</w:t>
+            </w:r>
+          </w:p>
+        </w:tc>
+        <w:tc>
+          <w:tcPr>
+            <w:tcW w:type="dxa" w:w="1247"/>
+          </w:tcPr>
+          <w:p>
+            <w:pPr>
+              <w:jc w:val="left"/>
+            </w:pPr>
+            <w:r/>
+            <w:r>
+              <w:rPr>
+                <w:b w:val="0"/>
+                <w:sz w:val="17"/>
+              </w:rPr>
+              <w:t>—</w:t>
+            </w:r>
+          </w:p>
+        </w:tc>
+        <w:tc>
+          <w:tcPr>
+            <w:tcW w:type="dxa" w:w="1304"/>
+          </w:tcPr>
+          <w:p>
+            <w:pPr>
+              <w:jc w:val="left"/>
+            </w:pPr>
+            <w:r/>
+            <w:r>
+              <w:rPr>
+                <w:b w:val="0"/>
+                <w:sz w:val="17"/>
+              </w:rPr>
+              <w:t>—</w:t>
+            </w:r>
+          </w:p>
+        </w:tc>
+        <w:tc>
+          <w:tcPr>
+            <w:tcW w:type="dxa" w:w="737"/>
+          </w:tcPr>
+          <w:p>
+            <w:pPr>
+              <w:jc w:val="left"/>
+            </w:pPr>
+            <w:r/>
+            <w:r>
+              <w:rPr>
+                <w:b w:val="0"/>
+                <w:sz w:val="17"/>
+              </w:rPr>
+              <w:t>$15</w:t>
+            </w:r>
+          </w:p>
+        </w:tc>
+        <w:tc>
+          <w:tcPr>
+            <w:tcW w:type="dxa" w:w="907"/>
+          </w:tcPr>
+          <w:p>
+            <w:pPr>
+              <w:jc w:val="left"/>
+            </w:pPr>
+            <w:r/>
+            <w:r>
+              <w:rPr>
+                <w:b w:val="0"/>
+                <w:sz w:val="17"/>
+              </w:rPr>
+              <w:t>5 000</w:t>
+            </w:r>
+          </w:p>
+        </w:tc>
+        <w:tc>
+          <w:tcPr>
+            <w:tcW w:type="dxa" w:w="1757"/>
+          </w:tcPr>
+          <w:p>
+            <w:pPr>
+              <w:jc w:val="left"/>
+            </w:pPr>
+            <w:r/>
+            <w:r>
+              <w:rPr>
+                <w:b w:val="0"/>
+                <w:sz w:val="17"/>
+              </w:rPr>
+              <w:t>🟢 обычный товар</w:t>
+            </w:r>
+          </w:p>
+        </w:tc>
+        <w:tc>
+          <w:tcPr>
+            <w:tcW w:type="dxa" w:w="907"/>
+            <w:shd w:val="clear" w:fill="C6EFCE"/>
+          </w:tcPr>
+          <w:p>
+            <w:pPr>
+              <w:jc w:val="left"/>
+            </w:pPr>
+            <w:r/>
+            <w:r>
+              <w:rPr>
+                <w:b w:val="0"/>
+                <w:sz w:val="17"/>
+              </w:rPr>
+              <w:t>Низкий</w:t>
+            </w:r>
+          </w:p>
+        </w:tc>
+        <w:tc>
+          <w:tcPr>
+            <w:tcW w:type="dxa" w:w="794"/>
+            <w:shd w:val="clear" w:fill="FCE4D6"/>
+          </w:tcPr>
+          <w:p>
+            <w:pPr>
+              <w:jc w:val="left"/>
+            </w:pPr>
+            <w:r/>
+            <w:r>
+              <w:rPr>
+                <w:b w:val="0"/>
+                <w:sz w:val="17"/>
+              </w:rPr>
+              <w:t>оценка</w:t>
+            </w:r>
+          </w:p>
+        </w:tc>
+      </w:tr>
+      <w:tr>
+        <w:tc>
+          <w:tcPr>
+            <w:tcW w:type="dxa" w:w="2381"/>
+          </w:tcPr>
+          <w:p>
+            <w:pPr>
+              <w:jc w:val="left"/>
+            </w:pPr>
+            <w:r/>
+            <w:r>
+              <w:rPr>
+                <w:b w:val="0"/>
+                <w:sz w:val="17"/>
+              </w:rPr>
+              <w:t>★ Многоразовый холодный гелевый компресс</w:t>
+            </w:r>
+          </w:p>
+        </w:tc>
+        <w:tc>
+          <w:tcPr>
+            <w:tcW w:type="dxa" w:w="1247"/>
+          </w:tcPr>
+          <w:p>
+            <w:pPr>
+              <w:jc w:val="left"/>
+            </w:pPr>
+            <w:r/>
+            <w:r>
+              <w:rPr>
+                <w:b w:val="0"/>
+                <w:sz w:val="17"/>
+              </w:rPr>
+              <w:t>—</w:t>
+            </w:r>
+          </w:p>
+        </w:tc>
+        <w:tc>
+          <w:tcPr>
+            <w:tcW w:type="dxa" w:w="1304"/>
+          </w:tcPr>
+          <w:p>
+            <w:pPr>
+              <w:jc w:val="left"/>
+            </w:pPr>
+            <w:r/>
+            <w:r>
+              <w:rPr>
+                <w:b w:val="0"/>
+                <w:sz w:val="17"/>
+              </w:rPr>
+              <w:t>—</w:t>
+            </w:r>
+          </w:p>
+        </w:tc>
+        <w:tc>
+          <w:tcPr>
+            <w:tcW w:type="dxa" w:w="737"/>
+          </w:tcPr>
+          <w:p>
+            <w:pPr>
+              <w:jc w:val="left"/>
+            </w:pPr>
+            <w:r/>
+            <w:r>
+              <w:rPr>
+                <w:b w:val="0"/>
+                <w:sz w:val="17"/>
+              </w:rPr>
+              <w:t>$18</w:t>
+            </w:r>
+          </w:p>
+        </w:tc>
+        <w:tc>
+          <w:tcPr>
+            <w:tcW w:type="dxa" w:w="907"/>
+          </w:tcPr>
+          <w:p>
+            <w:pPr>
+              <w:jc w:val="left"/>
+            </w:pPr>
+            <w:r/>
+            <w:r>
+              <w:rPr>
+                <w:b w:val="0"/>
+                <w:sz w:val="17"/>
+              </w:rPr>
+              <w:t>5 000</w:t>
+            </w:r>
+          </w:p>
+        </w:tc>
+        <w:tc>
+          <w:tcPr>
+            <w:tcW w:type="dxa" w:w="1757"/>
+          </w:tcPr>
+          <w:p>
+            <w:pPr>
+              <w:jc w:val="left"/>
+            </w:pPr>
+            <w:r/>
+            <w:r>
+              <w:rPr>
+                <w:b w:val="0"/>
+                <w:sz w:val="17"/>
+              </w:rPr>
+              <w:t>🟢 обычный товар</w:t>
+            </w:r>
+          </w:p>
+        </w:tc>
+        <w:tc>
+          <w:tcPr>
+            <w:tcW w:type="dxa" w:w="907"/>
+            <w:shd w:val="clear" w:fill="C6EFCE"/>
+          </w:tcPr>
+          <w:p>
+            <w:pPr>
+              <w:jc w:val="left"/>
+            </w:pPr>
+            <w:r/>
+            <w:r>
+              <w:rPr>
+                <w:b w:val="0"/>
+                <w:sz w:val="17"/>
+              </w:rPr>
+              <w:t>Низкий</w:t>
+            </w:r>
+          </w:p>
+        </w:tc>
+        <w:tc>
+          <w:tcPr>
+            <w:tcW w:type="dxa" w:w="794"/>
+            <w:shd w:val="clear" w:fill="FCE4D6"/>
+          </w:tcPr>
+          <w:p>
+            <w:pPr>
+              <w:jc w:val="left"/>
+            </w:pPr>
+            <w:r/>
+            <w:r>
+              <w:rPr>
+                <w:b w:val="0"/>
+                <w:sz w:val="17"/>
+              </w:rPr>
+              <w:t>оценка</w:t>
+            </w:r>
+          </w:p>
+        </w:tc>
+      </w:tr>
+      <w:tr>
+        <w:tc>
+          <w:tcPr>
+            <w:tcW w:type="dxa" w:w="2381"/>
+          </w:tcPr>
+          <w:p>
+            <w:pPr>
+              <w:jc w:val="left"/>
+            </w:pPr>
+            <w:r/>
+            <w:r>
+              <w:rPr>
+                <w:b w:val="0"/>
+                <w:sz w:val="17"/>
+              </w:rPr>
+              <w:t>Охлаждающая подушка / наволочка</w:t>
+            </w:r>
+          </w:p>
+        </w:tc>
+        <w:tc>
+          <w:tcPr>
+            <w:tcW w:type="dxa" w:w="1247"/>
+          </w:tcPr>
+          <w:p>
+            <w:pPr>
+              <w:jc w:val="left"/>
+            </w:pPr>
+            <w:r/>
+            <w:r>
+              <w:rPr>
+                <w:b w:val="0"/>
+                <w:sz w:val="17"/>
+              </w:rPr>
+              <w:t>—</w:t>
+            </w:r>
+          </w:p>
+        </w:tc>
+        <w:tc>
+          <w:tcPr>
+            <w:tcW w:type="dxa" w:w="1304"/>
+          </w:tcPr>
+          <w:p>
+            <w:pPr>
+              <w:jc w:val="left"/>
+            </w:pPr>
+            <w:r/>
+            <w:r>
+              <w:rPr>
+                <w:b w:val="0"/>
+                <w:sz w:val="17"/>
+              </w:rPr>
+              <w:t>—</w:t>
+            </w:r>
+          </w:p>
+        </w:tc>
+        <w:tc>
+          <w:tcPr>
+            <w:tcW w:type="dxa" w:w="737"/>
+          </w:tcPr>
+          <w:p>
+            <w:pPr>
+              <w:jc w:val="left"/>
+            </w:pPr>
+            <w:r/>
+            <w:r>
+              <w:rPr>
+                <w:b w:val="0"/>
+                <w:sz w:val="17"/>
+              </w:rPr>
+              <w:t>$40</w:t>
+            </w:r>
+          </w:p>
+        </w:tc>
+        <w:tc>
+          <w:tcPr>
+            <w:tcW w:type="dxa" w:w="907"/>
+          </w:tcPr>
+          <w:p>
+            <w:pPr>
+              <w:jc w:val="left"/>
+            </w:pPr>
+            <w:r/>
+            <w:r>
+              <w:rPr>
+                <w:b w:val="0"/>
+                <w:sz w:val="17"/>
+              </w:rPr>
+              <w:t>4 000</w:t>
+            </w:r>
+          </w:p>
+        </w:tc>
+        <w:tc>
+          <w:tcPr>
+            <w:tcW w:type="dxa" w:w="1757"/>
+          </w:tcPr>
+          <w:p>
+            <w:pPr>
+              <w:jc w:val="left"/>
+            </w:pPr>
+            <w:r/>
+            <w:r>
+              <w:rPr>
+                <w:b w:val="0"/>
+                <w:sz w:val="17"/>
+              </w:rPr>
+              <w:t>🟢 обычный товар</w:t>
+            </w:r>
+          </w:p>
+        </w:tc>
+        <w:tc>
+          <w:tcPr>
+            <w:tcW w:type="dxa" w:w="907"/>
+            <w:shd w:val="clear" w:fill="FFEB9C"/>
+          </w:tcPr>
+          <w:p>
+            <w:pPr>
+              <w:jc w:val="left"/>
+            </w:pPr>
+            <w:r/>
+            <w:r>
+              <w:rPr>
+                <w:b w:val="0"/>
+                <w:sz w:val="17"/>
+              </w:rPr>
+              <w:t>Средний</w:t>
+            </w:r>
+          </w:p>
+        </w:tc>
+        <w:tc>
+          <w:tcPr>
+            <w:tcW w:type="dxa" w:w="794"/>
+            <w:shd w:val="clear" w:fill="FCE4D6"/>
+          </w:tcPr>
+          <w:p>
+            <w:pPr>
+              <w:jc w:val="left"/>
+            </w:pPr>
+            <w:r/>
+            <w:r>
+              <w:rPr>
+                <w:b w:val="0"/>
+                <w:sz w:val="17"/>
+              </w:rPr>
+              <w:t>оценка</w:t>
+            </w:r>
+          </w:p>
+        </w:tc>
+      </w:tr>
+      <w:tr>
+        <w:tc>
+          <w:tcPr>
+            <w:tcW w:type="dxa" w:w="2381"/>
+          </w:tcPr>
+          <w:p>
+            <w:pPr>
+              <w:jc w:val="left"/>
+            </w:pPr>
+            <w:r/>
+            <w:r>
+              <w:rPr>
+                <w:b w:val="0"/>
+                <w:sz w:val="17"/>
+              </w:rPr>
+              <w:t>Ортоп. подушка с охлажд. чехлом</w:t>
+            </w:r>
+          </w:p>
+        </w:tc>
+        <w:tc>
+          <w:tcPr>
+            <w:tcW w:type="dxa" w:w="1247"/>
+          </w:tcPr>
+          <w:p>
+            <w:pPr>
+              <w:jc w:val="left"/>
+            </w:pPr>
+            <w:r/>
+            <w:r>
+              <w:rPr>
+                <w:b w:val="0"/>
+                <w:sz w:val="17"/>
+              </w:rPr>
+              <w:t>—</w:t>
+            </w:r>
+          </w:p>
+        </w:tc>
+        <w:tc>
+          <w:tcPr>
+            <w:tcW w:type="dxa" w:w="1304"/>
+          </w:tcPr>
+          <w:p>
+            <w:pPr>
+              <w:jc w:val="left"/>
+            </w:pPr>
+            <w:r/>
+            <w:r>
+              <w:rPr>
+                <w:b w:val="0"/>
+                <w:sz w:val="17"/>
+              </w:rPr>
+              <w:t>—</w:t>
+            </w:r>
+          </w:p>
+        </w:tc>
+        <w:tc>
+          <w:tcPr>
+            <w:tcW w:type="dxa" w:w="737"/>
+          </w:tcPr>
+          <w:p>
+            <w:pPr>
+              <w:jc w:val="left"/>
+            </w:pPr>
+            <w:r/>
+            <w:r>
+              <w:rPr>
+                <w:b w:val="0"/>
+                <w:sz w:val="17"/>
+              </w:rPr>
+              <w:t>$45</w:t>
+            </w:r>
+          </w:p>
+        </w:tc>
+        <w:tc>
+          <w:tcPr>
+            <w:tcW w:type="dxa" w:w="907"/>
+          </w:tcPr>
+          <w:p>
+            <w:pPr>
+              <w:jc w:val="left"/>
+            </w:pPr>
+            <w:r/>
+            <w:r>
+              <w:rPr>
+                <w:b w:val="0"/>
+                <w:sz w:val="17"/>
+              </w:rPr>
+              <w:t>3 000</w:t>
+            </w:r>
+          </w:p>
+        </w:tc>
+        <w:tc>
+          <w:tcPr>
+            <w:tcW w:type="dxa" w:w="1757"/>
+          </w:tcPr>
+          <w:p>
+            <w:pPr>
+              <w:jc w:val="left"/>
+            </w:pPr>
+            <w:r/>
+            <w:r>
+              <w:rPr>
+                <w:b w:val="0"/>
+                <w:sz w:val="17"/>
+              </w:rPr>
+              <w:t>🟢 обычный товар</w:t>
+            </w:r>
+          </w:p>
+        </w:tc>
+        <w:tc>
+          <w:tcPr>
+            <w:tcW w:type="dxa" w:w="907"/>
+            <w:shd w:val="clear" w:fill="FFEB9C"/>
+          </w:tcPr>
+          <w:p>
+            <w:pPr>
+              <w:jc w:val="left"/>
+            </w:pPr>
+            <w:r/>
+            <w:r>
+              <w:rPr>
+                <w:b w:val="0"/>
+                <w:sz w:val="17"/>
+              </w:rPr>
+              <w:t>Средний</w:t>
+            </w:r>
+          </w:p>
+        </w:tc>
+        <w:tc>
+          <w:tcPr>
+            <w:tcW w:type="dxa" w:w="794"/>
+            <w:shd w:val="clear" w:fill="FCE4D6"/>
+          </w:tcPr>
+          <w:p>
+            <w:pPr>
+              <w:jc w:val="left"/>
+            </w:pPr>
+            <w:r/>
+            <w:r>
+              <w:rPr>
+                <w:b w:val="0"/>
+                <w:sz w:val="17"/>
+              </w:rPr>
+              <w:t>оценка</w:t>
+            </w:r>
+          </w:p>
+        </w:tc>
+      </w:tr>
+      <w:tr>
+        <w:tc>
+          <w:tcPr>
+            <w:tcW w:type="dxa" w:w="2381"/>
+          </w:tcPr>
+          <w:p>
+            <w:pPr>
+              <w:jc w:val="left"/>
+            </w:pPr>
+            <w:r/>
+            <w:r>
+              <w:rPr>
+                <w:b w:val="0"/>
+                <w:sz w:val="17"/>
+              </w:rPr>
+              <w:t>★ USB-вентилятор</w:t>
+            </w:r>
+          </w:p>
+        </w:tc>
+        <w:tc>
+          <w:tcPr>
+            <w:tcW w:type="dxa" w:w="1247"/>
+          </w:tcPr>
+          <w:p>
+            <w:pPr>
+              <w:jc w:val="left"/>
+            </w:pPr>
+            <w:r/>
+            <w:r>
+              <w:rPr>
+                <w:b w:val="0"/>
+                <w:sz w:val="17"/>
+              </w:rPr>
+              <w:t>—</w:t>
+            </w:r>
+          </w:p>
+        </w:tc>
+        <w:tc>
+          <w:tcPr>
+            <w:tcW w:type="dxa" w:w="1304"/>
+          </w:tcPr>
+          <w:p>
+            <w:pPr>
+              <w:jc w:val="left"/>
+            </w:pPr>
+            <w:r/>
+            <w:r>
+              <w:rPr>
+                <w:b w:val="0"/>
+                <w:sz w:val="17"/>
+              </w:rPr>
+              <w:t>—</w:t>
+            </w:r>
+          </w:p>
+        </w:tc>
+        <w:tc>
+          <w:tcPr>
+            <w:tcW w:type="dxa" w:w="737"/>
+          </w:tcPr>
+          <w:p>
+            <w:pPr>
+              <w:jc w:val="left"/>
+            </w:pPr>
+            <w:r/>
+            <w:r>
+              <w:rPr>
+                <w:b w:val="0"/>
+                <w:sz w:val="17"/>
+              </w:rPr>
+              <w:t>$20</w:t>
+            </w:r>
+          </w:p>
+        </w:tc>
+        <w:tc>
+          <w:tcPr>
+            <w:tcW w:type="dxa" w:w="907"/>
+          </w:tcPr>
+          <w:p>
+            <w:pPr>
+              <w:jc w:val="left"/>
+            </w:pPr>
+            <w:r/>
+            <w:r>
+              <w:rPr>
+                <w:b w:val="0"/>
+                <w:sz w:val="17"/>
+              </w:rPr>
+              <w:t>8 000</w:t>
+            </w:r>
+          </w:p>
+        </w:tc>
+        <w:tc>
+          <w:tcPr>
+            <w:tcW w:type="dxa" w:w="1757"/>
+          </w:tcPr>
+          <w:p>
+            <w:pPr>
+              <w:jc w:val="left"/>
+            </w:pPr>
+            <w:r/>
+            <w:r>
+              <w:rPr>
+                <w:b w:val="0"/>
+                <w:sz w:val="17"/>
+              </w:rPr>
+              <w:t>🟡 электроника (G-mark)</w:t>
+            </w:r>
+          </w:p>
+        </w:tc>
+        <w:tc>
+          <w:tcPr>
+            <w:tcW w:type="dxa" w:w="907"/>
+            <w:shd w:val="clear" w:fill="FFEB9C"/>
+          </w:tcPr>
+          <w:p>
+            <w:pPr>
+              <w:jc w:val="left"/>
+            </w:pPr>
+            <w:r/>
+            <w:r>
+              <w:rPr>
+                <w:b w:val="0"/>
+                <w:sz w:val="17"/>
+              </w:rPr>
+              <w:t>Средний</w:t>
+            </w:r>
+          </w:p>
+        </w:tc>
+        <w:tc>
+          <w:tcPr>
+            <w:tcW w:type="dxa" w:w="794"/>
+            <w:shd w:val="clear" w:fill="FCE4D6"/>
+          </w:tcPr>
+          <w:p>
+            <w:pPr>
+              <w:jc w:val="left"/>
+            </w:pPr>
+            <w:r/>
+            <w:r>
+              <w:rPr>
+                <w:b w:val="0"/>
+                <w:sz w:val="17"/>
+              </w:rPr>
+              <w:t>оценка</w:t>
+            </w:r>
+          </w:p>
+        </w:tc>
+      </w:tr>
+      <w:tr>
+        <w:tc>
+          <w:tcPr>
+            <w:tcW w:type="dxa" w:w="2381"/>
+          </w:tcPr>
+          <w:p>
+            <w:pPr>
+              <w:jc w:val="left"/>
+            </w:pPr>
+            <w:r/>
+            <w:r>
+              <w:rPr>
+                <w:b w:val="0"/>
+                <w:sz w:val="17"/>
+              </w:rPr>
+              <w:t>★ Складной аккумуляторный вентилятор</w:t>
+            </w:r>
+          </w:p>
+        </w:tc>
+        <w:tc>
+          <w:tcPr>
+            <w:tcW w:type="dxa" w:w="1247"/>
+          </w:tcPr>
+          <w:p>
+            <w:pPr>
+              <w:jc w:val="left"/>
+            </w:pPr>
+            <w:r/>
+            <w:r>
+              <w:rPr>
+                <w:b w:val="0"/>
+                <w:sz w:val="17"/>
+              </w:rPr>
+              <w:t>—</w:t>
+            </w:r>
+          </w:p>
+        </w:tc>
+        <w:tc>
+          <w:tcPr>
+            <w:tcW w:type="dxa" w:w="1304"/>
+          </w:tcPr>
+          <w:p>
+            <w:pPr>
+              <w:jc w:val="left"/>
+            </w:pPr>
+            <w:r/>
+            <w:r>
+              <w:rPr>
+                <w:b w:val="0"/>
+                <w:sz w:val="17"/>
+              </w:rPr>
+              <w:t>—</w:t>
+            </w:r>
+          </w:p>
+        </w:tc>
+        <w:tc>
+          <w:tcPr>
+            <w:tcW w:type="dxa" w:w="737"/>
+          </w:tcPr>
+          <w:p>
+            <w:pPr>
+              <w:jc w:val="left"/>
+            </w:pPr>
+            <w:r/>
+            <w:r>
+              <w:rPr>
+                <w:b w:val="0"/>
+                <w:sz w:val="17"/>
+              </w:rPr>
+              <w:t>$30</w:t>
+            </w:r>
+          </w:p>
+        </w:tc>
+        <w:tc>
+          <w:tcPr>
+            <w:tcW w:type="dxa" w:w="907"/>
+          </w:tcPr>
+          <w:p>
+            <w:pPr>
+              <w:jc w:val="left"/>
+            </w:pPr>
+            <w:r/>
+            <w:r>
+              <w:rPr>
+                <w:b w:val="0"/>
+                <w:sz w:val="17"/>
+              </w:rPr>
+              <w:t>5 000</w:t>
+            </w:r>
+          </w:p>
+        </w:tc>
+        <w:tc>
+          <w:tcPr>
+            <w:tcW w:type="dxa" w:w="1757"/>
+          </w:tcPr>
+          <w:p>
+            <w:pPr>
+              <w:jc w:val="left"/>
+            </w:pPr>
+            <w:r/>
+            <w:r>
+              <w:rPr>
+                <w:b w:val="0"/>
+                <w:sz w:val="17"/>
+              </w:rPr>
+              <w:t>🟡 электроника (G-mark)</w:t>
+            </w:r>
+          </w:p>
+        </w:tc>
+        <w:tc>
+          <w:tcPr>
+            <w:tcW w:type="dxa" w:w="907"/>
+            <w:shd w:val="clear" w:fill="FFEB9C"/>
+          </w:tcPr>
+          <w:p>
+            <w:pPr>
+              <w:jc w:val="left"/>
+            </w:pPr>
+            <w:r/>
+            <w:r>
+              <w:rPr>
+                <w:b w:val="0"/>
+                <w:sz w:val="17"/>
+              </w:rPr>
+              <w:t>Средний</w:t>
+            </w:r>
+          </w:p>
+        </w:tc>
+        <w:tc>
+          <w:tcPr>
+            <w:tcW w:type="dxa" w:w="794"/>
+            <w:shd w:val="clear" w:fill="FCE4D6"/>
+          </w:tcPr>
+          <w:p>
+            <w:pPr>
+              <w:jc w:val="left"/>
+            </w:pPr>
+            <w:r/>
+            <w:r>
+              <w:rPr>
+                <w:b w:val="0"/>
+                <w:sz w:val="17"/>
+              </w:rPr>
+              <w:t>оценка</w:t>
+            </w:r>
+          </w:p>
+        </w:tc>
+      </w:tr>
+      <w:tr>
+        <w:tc>
+          <w:tcPr>
+            <w:tcW w:type="dxa" w:w="2381"/>
+          </w:tcPr>
+          <w:p>
+            <w:pPr>
+              <w:jc w:val="left"/>
+            </w:pPr>
+            <w:r/>
+            <w:r>
+              <w:rPr>
+                <w:b w:val="0"/>
+                <w:sz w:val="17"/>
+              </w:rPr>
+              <w:t>★ Шейный вентилятор / neck cooler</w:t>
+            </w:r>
+          </w:p>
+        </w:tc>
+        <w:tc>
+          <w:tcPr>
+            <w:tcW w:type="dxa" w:w="1247"/>
+          </w:tcPr>
+          <w:p>
+            <w:pPr>
+              <w:jc w:val="left"/>
+            </w:pPr>
+            <w:r/>
+            <w:r>
+              <w:rPr>
+                <w:b w:val="0"/>
+                <w:sz w:val="17"/>
+              </w:rPr>
+              <w:t>—</w:t>
+            </w:r>
+          </w:p>
+        </w:tc>
+        <w:tc>
+          <w:tcPr>
+            <w:tcW w:type="dxa" w:w="1304"/>
+          </w:tcPr>
+          <w:p>
+            <w:pPr>
+              <w:jc w:val="left"/>
+            </w:pPr>
+            <w:r/>
+            <w:r>
+              <w:rPr>
+                <w:b w:val="0"/>
+                <w:sz w:val="17"/>
+              </w:rPr>
+              <w:t>—</w:t>
+            </w:r>
+          </w:p>
+        </w:tc>
+        <w:tc>
+          <w:tcPr>
+            <w:tcW w:type="dxa" w:w="737"/>
+          </w:tcPr>
+          <w:p>
+            <w:pPr>
+              <w:jc w:val="left"/>
+            </w:pPr>
+            <w:r/>
+            <w:r>
+              <w:rPr>
+                <w:b w:val="0"/>
+                <w:sz w:val="17"/>
+              </w:rPr>
+              <w:t>$35</w:t>
+            </w:r>
+          </w:p>
+        </w:tc>
+        <w:tc>
+          <w:tcPr>
+            <w:tcW w:type="dxa" w:w="907"/>
+          </w:tcPr>
+          <w:p>
+            <w:pPr>
+              <w:jc w:val="left"/>
+            </w:pPr>
+            <w:r/>
+            <w:r>
+              <w:rPr>
+                <w:b w:val="0"/>
+                <w:sz w:val="17"/>
+              </w:rPr>
+              <w:t>4 000</w:t>
+            </w:r>
+          </w:p>
+        </w:tc>
+        <w:tc>
+          <w:tcPr>
+            <w:tcW w:type="dxa" w:w="1757"/>
+          </w:tcPr>
+          <w:p>
+            <w:pPr>
+              <w:jc w:val="left"/>
+            </w:pPr>
+            <w:r/>
+            <w:r>
+              <w:rPr>
+                <w:b w:val="0"/>
+                <w:sz w:val="17"/>
+              </w:rPr>
+              <w:t>🟡 электроника (G-mark)</w:t>
+            </w:r>
+          </w:p>
+        </w:tc>
+        <w:tc>
+          <w:tcPr>
+            <w:tcW w:type="dxa" w:w="907"/>
+            <w:shd w:val="clear" w:fill="FFEB9C"/>
+          </w:tcPr>
+          <w:p>
+            <w:pPr>
+              <w:jc w:val="left"/>
+            </w:pPr>
+            <w:r/>
+            <w:r>
+              <w:rPr>
+                <w:b w:val="0"/>
+                <w:sz w:val="17"/>
+              </w:rPr>
+              <w:t>Средний</w:t>
+            </w:r>
+          </w:p>
+        </w:tc>
+        <w:tc>
+          <w:tcPr>
+            <w:tcW w:type="dxa" w:w="794"/>
+            <w:shd w:val="clear" w:fill="FCE4D6"/>
+          </w:tcPr>
+          <w:p>
+            <w:pPr>
+              <w:jc w:val="left"/>
+            </w:pPr>
+            <w:r/>
+            <w:r>
+              <w:rPr>
+                <w:b w:val="0"/>
+                <w:sz w:val="17"/>
+              </w:rPr>
+              <w:t>оценка</w:t>
+            </w:r>
+          </w:p>
+        </w:tc>
+      </w:tr>
+      <w:tr>
+        <w:tc>
+          <w:tcPr>
+            <w:tcW w:type="dxa" w:w="2381"/>
+          </w:tcPr>
+          <w:p>
+            <w:pPr>
+              <w:jc w:val="left"/>
+            </w:pPr>
+            <w:r/>
+            <w:r>
+              <w:rPr>
+                <w:b w:val="0"/>
+                <w:sz w:val="17"/>
+              </w:rPr>
+              <w:t>Охлаждающий жилет (спорт/работа)</w:t>
+            </w:r>
+          </w:p>
+        </w:tc>
+        <w:tc>
+          <w:tcPr>
+            <w:tcW w:type="dxa" w:w="1247"/>
+          </w:tcPr>
+          <w:p>
+            <w:pPr>
+              <w:jc w:val="left"/>
+            </w:pPr>
+            <w:r/>
+            <w:r>
+              <w:rPr>
+                <w:b w:val="0"/>
+                <w:sz w:val="17"/>
+              </w:rPr>
+              <w:t>—</w:t>
+            </w:r>
+          </w:p>
+        </w:tc>
+        <w:tc>
+          <w:tcPr>
+            <w:tcW w:type="dxa" w:w="1304"/>
+          </w:tcPr>
+          <w:p>
+            <w:pPr>
+              <w:jc w:val="left"/>
+            </w:pPr>
+            <w:r/>
+            <w:r>
+              <w:rPr>
+                <w:b w:val="0"/>
+                <w:sz w:val="17"/>
+              </w:rPr>
+              <w:t>—</w:t>
+            </w:r>
+          </w:p>
+        </w:tc>
+        <w:tc>
+          <w:tcPr>
+            <w:tcW w:type="dxa" w:w="737"/>
+          </w:tcPr>
+          <w:p>
+            <w:pPr>
+              <w:jc w:val="left"/>
+            </w:pPr>
+            <w:r/>
+            <w:r>
+              <w:rPr>
+                <w:b w:val="0"/>
+                <w:sz w:val="17"/>
+              </w:rPr>
+              <w:t>$55</w:t>
+            </w:r>
+          </w:p>
+        </w:tc>
+        <w:tc>
+          <w:tcPr>
+            <w:tcW w:type="dxa" w:w="907"/>
+          </w:tcPr>
+          <w:p>
+            <w:pPr>
+              <w:jc w:val="left"/>
+            </w:pPr>
+            <w:r/>
+            <w:r>
+              <w:rPr>
+                <w:b w:val="0"/>
+                <w:sz w:val="17"/>
+              </w:rPr>
+              <w:t>1 500</w:t>
+            </w:r>
+          </w:p>
+        </w:tc>
+        <w:tc>
+          <w:tcPr>
+            <w:tcW w:type="dxa" w:w="1757"/>
+          </w:tcPr>
+          <w:p>
+            <w:pPr>
+              <w:jc w:val="left"/>
+            </w:pPr>
+            <w:r/>
+            <w:r>
+              <w:rPr>
+                <w:b w:val="0"/>
+                <w:sz w:val="17"/>
+              </w:rPr>
+              <w:t>🟡 электроника/гель</w:t>
+            </w:r>
+          </w:p>
+        </w:tc>
+        <w:tc>
+          <w:tcPr>
+            <w:tcW w:type="dxa" w:w="907"/>
+            <w:shd w:val="clear" w:fill="FFEB9C"/>
+          </w:tcPr>
+          <w:p>
+            <w:pPr>
+              <w:jc w:val="left"/>
+            </w:pPr>
+            <w:r/>
+            <w:r>
+              <w:rPr>
+                <w:b w:val="0"/>
+                <w:sz w:val="17"/>
+              </w:rPr>
+              <w:t>Средний</w:t>
+            </w:r>
+          </w:p>
+        </w:tc>
+        <w:tc>
+          <w:tcPr>
+            <w:tcW w:type="dxa" w:w="794"/>
+            <w:shd w:val="clear" w:fill="FCE4D6"/>
+          </w:tcPr>
+          <w:p>
+            <w:pPr>
+              <w:jc w:val="left"/>
+            </w:pPr>
+            <w:r/>
+            <w:r>
+              <w:rPr>
+                <w:b w:val="0"/>
+                <w:sz w:val="17"/>
+              </w:rPr>
+              <w:t>оценка</w:t>
+            </w:r>
+          </w:p>
+        </w:tc>
+      </w:tr>
+      <w:tr>
+        <w:tc>
+          <w:tcPr>
+            <w:tcW w:type="dxa" w:w="2381"/>
+          </w:tcPr>
+          <w:p>
+            <w:pPr>
+              <w:jc w:val="left"/>
+            </w:pPr>
+            <w:r/>
+            <w:r>
+              <w:rPr>
+                <w:b w:val="0"/>
+                <w:sz w:val="17"/>
+              </w:rPr>
+              <w:t>Термосумка для холодных компрессов</w:t>
+            </w:r>
+          </w:p>
+        </w:tc>
+        <w:tc>
+          <w:tcPr>
+            <w:tcW w:type="dxa" w:w="1247"/>
+          </w:tcPr>
+          <w:p>
+            <w:pPr>
+              <w:jc w:val="left"/>
+            </w:pPr>
+            <w:r/>
+            <w:r>
+              <w:rPr>
+                <w:b w:val="0"/>
+                <w:sz w:val="17"/>
+              </w:rPr>
+              <w:t>—</w:t>
+            </w:r>
+          </w:p>
+        </w:tc>
+        <w:tc>
+          <w:tcPr>
+            <w:tcW w:type="dxa" w:w="1304"/>
+          </w:tcPr>
+          <w:p>
+            <w:pPr>
+              <w:jc w:val="left"/>
+            </w:pPr>
+            <w:r/>
+            <w:r>
+              <w:rPr>
+                <w:b w:val="0"/>
+                <w:sz w:val="17"/>
+              </w:rPr>
+              <w:t>—</w:t>
+            </w:r>
+          </w:p>
+        </w:tc>
+        <w:tc>
+          <w:tcPr>
+            <w:tcW w:type="dxa" w:w="737"/>
+          </w:tcPr>
+          <w:p>
+            <w:pPr>
+              <w:jc w:val="left"/>
+            </w:pPr>
+            <w:r/>
+            <w:r>
+              <w:rPr>
+                <w:b w:val="0"/>
+                <w:sz w:val="17"/>
+              </w:rPr>
+              <w:t>$25</w:t>
+            </w:r>
+          </w:p>
+        </w:tc>
+        <w:tc>
+          <w:tcPr>
+            <w:tcW w:type="dxa" w:w="907"/>
+          </w:tcPr>
+          <w:p>
+            <w:pPr>
+              <w:jc w:val="left"/>
+            </w:pPr>
+            <w:r/>
+            <w:r>
+              <w:rPr>
+                <w:b w:val="0"/>
+                <w:sz w:val="17"/>
+              </w:rPr>
+              <w:t>2 000</w:t>
+            </w:r>
+          </w:p>
+        </w:tc>
+        <w:tc>
+          <w:tcPr>
+            <w:tcW w:type="dxa" w:w="1757"/>
+          </w:tcPr>
+          <w:p>
+            <w:pPr>
+              <w:jc w:val="left"/>
+            </w:pPr>
+            <w:r/>
+            <w:r>
+              <w:rPr>
+                <w:b w:val="0"/>
+                <w:sz w:val="17"/>
+              </w:rPr>
+              <w:t>🟢 обычный товар</w:t>
+            </w:r>
+          </w:p>
+        </w:tc>
+        <w:tc>
+          <w:tcPr>
+            <w:tcW w:type="dxa" w:w="907"/>
+            <w:shd w:val="clear" w:fill="C6EFCE"/>
+          </w:tcPr>
+          <w:p>
+            <w:pPr>
+              <w:jc w:val="left"/>
+            </w:pPr>
+            <w:r/>
+            <w:r>
+              <w:rPr>
+                <w:b w:val="0"/>
+                <w:sz w:val="17"/>
+              </w:rPr>
+              <w:t>Низкий</w:t>
+            </w:r>
+          </w:p>
+        </w:tc>
+        <w:tc>
+          <w:tcPr>
+            <w:tcW w:type="dxa" w:w="794"/>
+            <w:shd w:val="clear" w:fill="FCE4D6"/>
+          </w:tcPr>
+          <w:p>
+            <w:pPr>
+              <w:jc w:val="left"/>
+            </w:pPr>
+            <w:r/>
+            <w:r>
+              <w:rPr>
+                <w:b w:val="0"/>
+                <w:sz w:val="17"/>
+              </w:rPr>
+              <w:t>оценка</w:t>
+            </w:r>
+          </w:p>
+        </w:tc>
+      </w:tr>
+      <w:tr>
+        <w:tc>
+          <w:tcPr>
+            <w:tcW w:type="dxa" w:w="794"/>
+            <w:gridSpan w:val="8"/>
+            <w:shd w:val="clear" w:fill="1F4E78"/>
+          </w:tcPr>
+          <w:p>
+            <w:pPr>
+              <w:jc w:val="left"/>
+            </w:pPr>
+            <w:r/>
+            <w:r>
+              <w:rPr>
+                <w:b/>
+                <w:color w:val="FFFFFF"/>
                 <w:sz w:val="18"/>
               </w:rPr>
-              <w:t>$16.98</w:t>
+              <w:t>▸ Качество воздуха / увлажнение</w:t>
+            </w:r>
+          </w:p>
+        </w:tc>
+      </w:tr>
+      <w:tr>
+        <w:tc>
+          <w:tcPr>
+            <w:tcW w:type="dxa" w:w="2381"/>
+          </w:tcPr>
+          <w:p>
+            <w:pPr>
+              <w:jc w:val="left"/>
+            </w:pPr>
+            <w:r/>
+            <w:r>
+              <w:rPr>
+                <w:b w:val="0"/>
+                <w:sz w:val="17"/>
+              </w:rPr>
+              <w:t>Увлажнитель воздуха</w:t>
             </w:r>
           </w:p>
         </w:tc>
@@ -1990,9 +5156,512 @@
             <w:r>
               <w:rPr>
                 <w:b w:val="0"/>
+                <w:sz w:val="17"/>
+              </w:rPr>
+              <w:t>—</w:t>
+            </w:r>
+          </w:p>
+        </w:tc>
+        <w:tc>
+          <w:tcPr>
+            <w:tcW w:type="dxa" w:w="1304"/>
+          </w:tcPr>
+          <w:p>
+            <w:pPr>
+              <w:jc w:val="left"/>
+            </w:pPr>
+            <w:r/>
+            <w:r>
+              <w:rPr>
+                <w:b w:val="0"/>
+                <w:sz w:val="17"/>
+              </w:rPr>
+              <w:t>—</w:t>
+            </w:r>
+          </w:p>
+        </w:tc>
+        <w:tc>
+          <w:tcPr>
+            <w:tcW w:type="dxa" w:w="737"/>
+          </w:tcPr>
+          <w:p>
+            <w:pPr>
+              <w:jc w:val="left"/>
+            </w:pPr>
+            <w:r/>
+            <w:r>
+              <w:rPr>
+                <w:b w:val="0"/>
+                <w:sz w:val="17"/>
+              </w:rPr>
+              <w:t>$40</w:t>
+            </w:r>
+          </w:p>
+        </w:tc>
+        <w:tc>
+          <w:tcPr>
+            <w:tcW w:type="dxa" w:w="907"/>
+          </w:tcPr>
+          <w:p>
+            <w:pPr>
+              <w:jc w:val="left"/>
+            </w:pPr>
+            <w:r/>
+            <w:r>
+              <w:rPr>
+                <w:b w:val="0"/>
+                <w:sz w:val="17"/>
+              </w:rPr>
+              <w:t>8 000</w:t>
+            </w:r>
+          </w:p>
+        </w:tc>
+        <w:tc>
+          <w:tcPr>
+            <w:tcW w:type="dxa" w:w="1757"/>
+          </w:tcPr>
+          <w:p>
+            <w:pPr>
+              <w:jc w:val="left"/>
+            </w:pPr>
+            <w:r/>
+            <w:r>
+              <w:rPr>
+                <w:b w:val="0"/>
+                <w:sz w:val="17"/>
+              </w:rPr>
+              <w:t>🟡 электроника (G-mark)</w:t>
+            </w:r>
+          </w:p>
+        </w:tc>
+        <w:tc>
+          <w:tcPr>
+            <w:tcW w:type="dxa" w:w="907"/>
+            <w:shd w:val="clear" w:fill="FFEB9C"/>
+          </w:tcPr>
+          <w:p>
+            <w:pPr>
+              <w:jc w:val="left"/>
+            </w:pPr>
+            <w:r/>
+            <w:r>
+              <w:rPr>
+                <w:b w:val="0"/>
+                <w:sz w:val="17"/>
+              </w:rPr>
+              <w:t>Средний</w:t>
+            </w:r>
+          </w:p>
+        </w:tc>
+        <w:tc>
+          <w:tcPr>
+            <w:tcW w:type="dxa" w:w="794"/>
+            <w:shd w:val="clear" w:fill="FCE4D6"/>
+          </w:tcPr>
+          <w:p>
+            <w:pPr>
+              <w:jc w:val="left"/>
+            </w:pPr>
+            <w:r/>
+            <w:r>
+              <w:rPr>
+                <w:b w:val="0"/>
+                <w:sz w:val="17"/>
+              </w:rPr>
+              <w:t>оценка</w:t>
+            </w:r>
+          </w:p>
+        </w:tc>
+      </w:tr>
+      <w:tr>
+        <w:tc>
+          <w:tcPr>
+            <w:tcW w:type="dxa" w:w="2381"/>
+          </w:tcPr>
+          <w:p>
+            <w:pPr>
+              <w:jc w:val="left"/>
+            </w:pPr>
+            <w:r/>
+            <w:r>
+              <w:rPr>
+                <w:b w:val="0"/>
+                <w:sz w:val="17"/>
+              </w:rPr>
+              <w:t>Увлажнитель с гигрометром</w:t>
+            </w:r>
+          </w:p>
+        </w:tc>
+        <w:tc>
+          <w:tcPr>
+            <w:tcW w:type="dxa" w:w="1247"/>
+          </w:tcPr>
+          <w:p>
+            <w:pPr>
+              <w:jc w:val="left"/>
+            </w:pPr>
+            <w:r/>
+            <w:r>
+              <w:rPr>
+                <w:b w:val="0"/>
+                <w:sz w:val="17"/>
+              </w:rPr>
+              <w:t>—</w:t>
+            </w:r>
+          </w:p>
+        </w:tc>
+        <w:tc>
+          <w:tcPr>
+            <w:tcW w:type="dxa" w:w="1304"/>
+          </w:tcPr>
+          <w:p>
+            <w:pPr>
+              <w:jc w:val="left"/>
+            </w:pPr>
+            <w:r/>
+            <w:r>
+              <w:rPr>
+                <w:b w:val="0"/>
+                <w:sz w:val="17"/>
+              </w:rPr>
+              <w:t>—</w:t>
+            </w:r>
+          </w:p>
+        </w:tc>
+        <w:tc>
+          <w:tcPr>
+            <w:tcW w:type="dxa" w:w="737"/>
+          </w:tcPr>
+          <w:p>
+            <w:pPr>
+              <w:jc w:val="left"/>
+            </w:pPr>
+            <w:r/>
+            <w:r>
+              <w:rPr>
+                <w:b w:val="0"/>
+                <w:sz w:val="17"/>
+              </w:rPr>
+              <w:t>$50</w:t>
+            </w:r>
+          </w:p>
+        </w:tc>
+        <w:tc>
+          <w:tcPr>
+            <w:tcW w:type="dxa" w:w="907"/>
+          </w:tcPr>
+          <w:p>
+            <w:pPr>
+              <w:jc w:val="left"/>
+            </w:pPr>
+            <w:r/>
+            <w:r>
+              <w:rPr>
+                <w:b w:val="0"/>
+                <w:sz w:val="17"/>
+              </w:rPr>
+              <w:t>3 000</w:t>
+            </w:r>
+          </w:p>
+        </w:tc>
+        <w:tc>
+          <w:tcPr>
+            <w:tcW w:type="dxa" w:w="1757"/>
+          </w:tcPr>
+          <w:p>
+            <w:pPr>
+              <w:jc w:val="left"/>
+            </w:pPr>
+            <w:r/>
+            <w:r>
+              <w:rPr>
+                <w:b w:val="0"/>
+                <w:sz w:val="17"/>
+              </w:rPr>
+              <w:t>🟡 электроника (G-mark)</w:t>
+            </w:r>
+          </w:p>
+        </w:tc>
+        <w:tc>
+          <w:tcPr>
+            <w:tcW w:type="dxa" w:w="907"/>
+            <w:shd w:val="clear" w:fill="FFEB9C"/>
+          </w:tcPr>
+          <w:p>
+            <w:pPr>
+              <w:jc w:val="left"/>
+            </w:pPr>
+            <w:r/>
+            <w:r>
+              <w:rPr>
+                <w:b w:val="0"/>
+                <w:sz w:val="17"/>
+              </w:rPr>
+              <w:t>Средний</w:t>
+            </w:r>
+          </w:p>
+        </w:tc>
+        <w:tc>
+          <w:tcPr>
+            <w:tcW w:type="dxa" w:w="794"/>
+            <w:shd w:val="clear" w:fill="FCE4D6"/>
+          </w:tcPr>
+          <w:p>
+            <w:pPr>
+              <w:jc w:val="left"/>
+            </w:pPr>
+            <w:r/>
+            <w:r>
+              <w:rPr>
+                <w:b w:val="0"/>
+                <w:sz w:val="17"/>
+              </w:rPr>
+              <w:t>оценка</w:t>
+            </w:r>
+          </w:p>
+        </w:tc>
+      </w:tr>
+      <w:tr>
+        <w:tc>
+          <w:tcPr>
+            <w:tcW w:type="dxa" w:w="2381"/>
+          </w:tcPr>
+          <w:p>
+            <w:pPr>
+              <w:jc w:val="left"/>
+            </w:pPr>
+            <w:r/>
+            <w:r>
+              <w:rPr>
+                <w:b w:val="0"/>
+                <w:sz w:val="17"/>
+              </w:rPr>
+              <w:t>Датчик CO₂ / PM2.5 / темп. / влажности</w:t>
+            </w:r>
+          </w:p>
+        </w:tc>
+        <w:tc>
+          <w:tcPr>
+            <w:tcW w:type="dxa" w:w="1247"/>
+          </w:tcPr>
+          <w:p>
+            <w:pPr>
+              <w:jc w:val="left"/>
+            </w:pPr>
+            <w:r/>
+            <w:r>
+              <w:rPr>
+                <w:b w:val="0"/>
+                <w:sz w:val="17"/>
+              </w:rPr>
+              <w:t>—</w:t>
+            </w:r>
+          </w:p>
+        </w:tc>
+        <w:tc>
+          <w:tcPr>
+            <w:tcW w:type="dxa" w:w="1304"/>
+          </w:tcPr>
+          <w:p>
+            <w:pPr>
+              <w:jc w:val="left"/>
+            </w:pPr>
+            <w:r/>
+            <w:r>
+              <w:rPr>
+                <w:b w:val="0"/>
+                <w:sz w:val="17"/>
+              </w:rPr>
+              <w:t>—</w:t>
+            </w:r>
+          </w:p>
+        </w:tc>
+        <w:tc>
+          <w:tcPr>
+            <w:tcW w:type="dxa" w:w="737"/>
+          </w:tcPr>
+          <w:p>
+            <w:pPr>
+              <w:jc w:val="left"/>
+            </w:pPr>
+            <w:r/>
+            <w:r>
+              <w:rPr>
+                <w:b w:val="0"/>
+                <w:sz w:val="17"/>
+              </w:rPr>
+              <w:t>$80</w:t>
+            </w:r>
+          </w:p>
+        </w:tc>
+        <w:tc>
+          <w:tcPr>
+            <w:tcW w:type="dxa" w:w="907"/>
+          </w:tcPr>
+          <w:p>
+            <w:pPr>
+              <w:jc w:val="left"/>
+            </w:pPr>
+            <w:r/>
+            <w:r>
+              <w:rPr>
+                <w:b w:val="0"/>
+                <w:sz w:val="17"/>
+              </w:rPr>
+              <w:t>2 000</w:t>
+            </w:r>
+          </w:p>
+        </w:tc>
+        <w:tc>
+          <w:tcPr>
+            <w:tcW w:type="dxa" w:w="1757"/>
+          </w:tcPr>
+          <w:p>
+            <w:pPr>
+              <w:jc w:val="left"/>
+            </w:pPr>
+            <w:r/>
+            <w:r>
+              <w:rPr>
+                <w:b w:val="0"/>
+                <w:sz w:val="17"/>
+              </w:rPr>
+              <w:t>🟡 электроника (G-mark)</w:t>
+            </w:r>
+          </w:p>
+        </w:tc>
+        <w:tc>
+          <w:tcPr>
+            <w:tcW w:type="dxa" w:w="907"/>
+            <w:shd w:val="clear" w:fill="FFEB9C"/>
+          </w:tcPr>
+          <w:p>
+            <w:pPr>
+              <w:jc w:val="left"/>
+            </w:pPr>
+            <w:r/>
+            <w:r>
+              <w:rPr>
+                <w:b w:val="0"/>
+                <w:sz w:val="17"/>
+              </w:rPr>
+              <w:t>Средний</w:t>
+            </w:r>
+          </w:p>
+        </w:tc>
+        <w:tc>
+          <w:tcPr>
+            <w:tcW w:type="dxa" w:w="794"/>
+            <w:shd w:val="clear" w:fill="FCE4D6"/>
+          </w:tcPr>
+          <w:p>
+            <w:pPr>
+              <w:jc w:val="left"/>
+            </w:pPr>
+            <w:r/>
+            <w:r>
+              <w:rPr>
+                <w:b w:val="0"/>
+                <w:sz w:val="17"/>
+              </w:rPr>
+              <w:t>оценка</w:t>
+            </w:r>
+          </w:p>
+        </w:tc>
+      </w:tr>
+      <w:tr>
+        <w:tc>
+          <w:tcPr>
+            <w:tcW w:type="dxa" w:w="794"/>
+            <w:gridSpan w:val="8"/>
+            <w:shd w:val="clear" w:fill="1F4E78"/>
+          </w:tcPr>
+          <w:p>
+            <w:pPr>
+              <w:jc w:val="left"/>
+            </w:pPr>
+            <w:r/>
+            <w:r>
+              <w:rPr>
+                <w:b/>
+                <w:color w:val="FFFFFF"/>
                 <w:sz w:val="18"/>
               </w:rPr>
-              <w:t>9 000</w:t>
+              <w:t>▸ Йога / фитнес</w:t>
+            </w:r>
+          </w:p>
+        </w:tc>
+      </w:tr>
+      <w:tr>
+        <w:tc>
+          <w:tcPr>
+            <w:tcW w:type="dxa" w:w="2381"/>
+          </w:tcPr>
+          <w:p>
+            <w:pPr>
+              <w:jc w:val="left"/>
+            </w:pPr>
+            <w:r/>
+            <w:r>
+              <w:rPr>
+                <w:b w:val="0"/>
+                <w:sz w:val="17"/>
+              </w:rPr>
+              <w:t>Коврик для йоги / гимнастики</w:t>
+            </w:r>
+          </w:p>
+        </w:tc>
+        <w:tc>
+          <w:tcPr>
+            <w:tcW w:type="dxa" w:w="1247"/>
+          </w:tcPr>
+          <w:p>
+            <w:pPr>
+              <w:jc w:val="left"/>
+            </w:pPr>
+            <w:r/>
+            <w:r>
+              <w:rPr>
+                <w:b w:val="0"/>
+                <w:sz w:val="17"/>
+              </w:rPr>
+              <w:t>—</w:t>
+            </w:r>
+          </w:p>
+        </w:tc>
+        <w:tc>
+          <w:tcPr>
+            <w:tcW w:type="dxa" w:w="1304"/>
+          </w:tcPr>
+          <w:p>
+            <w:pPr>
+              <w:jc w:val="left"/>
+            </w:pPr>
+            <w:r/>
+            <w:r>
+              <w:rPr>
+                <w:b w:val="0"/>
+                <w:sz w:val="17"/>
+              </w:rPr>
+              <w:t>—</w:t>
+            </w:r>
+          </w:p>
+        </w:tc>
+        <w:tc>
+          <w:tcPr>
+            <w:tcW w:type="dxa" w:w="737"/>
+          </w:tcPr>
+          <w:p>
+            <w:pPr>
+              <w:jc w:val="left"/>
+            </w:pPr>
+            <w:r/>
+            <w:r>
+              <w:rPr>
+                <w:b w:val="0"/>
+                <w:sz w:val="17"/>
+              </w:rPr>
+              <w:t>$30</w:t>
             </w:r>
           </w:p>
         </w:tc>
@@ -2008,46 +5677,65 @@
             <w:r>
               <w:rPr>
                 <w:b w:val="0"/>
-                <w:sz w:val="18"/>
-              </w:rPr>
-              <w:t>241k</w:t>
-            </w:r>
-          </w:p>
-        </w:tc>
-        <w:tc>
-          <w:tcPr>
-            <w:tcW w:type="dxa" w:w="1701"/>
-          </w:tcPr>
-          <w:p>
-            <w:pPr>
-              <w:jc w:val="left"/>
-            </w:pPr>
-            <w:r/>
-            <w:r>
-              <w:rPr>
-                <w:b w:val="0"/>
-                <w:sz w:val="18"/>
-              </w:rPr>
-              <w:t>нет (гигиена)</w:t>
-            </w:r>
-          </w:p>
-        </w:tc>
-        <w:tc>
-          <w:tcPr>
-            <w:tcW w:type="dxa" w:w="1077"/>
-            <w:shd w:val="clear" w:fill="FFC7CE"/>
-          </w:tcPr>
-          <w:p>
-            <w:pPr>
-              <w:jc w:val="left"/>
-            </w:pPr>
-            <w:r/>
-            <w:r>
-              <w:rPr>
-                <w:b w:val="0"/>
-                <w:sz w:val="18"/>
-              </w:rPr>
-              <w:t>🔴 занято</w:t>
+                <w:sz w:val="17"/>
+              </w:rPr>
+              <w:t>6 000</w:t>
+            </w:r>
+          </w:p>
+        </w:tc>
+        <w:tc>
+          <w:tcPr>
+            <w:tcW w:type="dxa" w:w="1757"/>
+          </w:tcPr>
+          <w:p>
+            <w:pPr>
+              <w:jc w:val="left"/>
+            </w:pPr>
+            <w:r/>
+            <w:r>
+              <w:rPr>
+                <w:b w:val="0"/>
+                <w:sz w:val="17"/>
+              </w:rPr>
+              <w:t>🟢 обычный товар</w:t>
+            </w:r>
+          </w:p>
+        </w:tc>
+        <w:tc>
+          <w:tcPr>
+            <w:tcW w:type="dxa" w:w="907"/>
+            <w:shd w:val="clear" w:fill="FFEB9C"/>
+          </w:tcPr>
+          <w:p>
+            <w:pPr>
+              <w:jc w:val="left"/>
+            </w:pPr>
+            <w:r/>
+            <w:r>
+              <w:rPr>
+                <w:b w:val="0"/>
+                <w:sz w:val="17"/>
+              </w:rPr>
+              <w:t>Средний</w:t>
+            </w:r>
+          </w:p>
+        </w:tc>
+        <w:tc>
+          <w:tcPr>
+            <w:tcW w:type="dxa" w:w="794"/>
+            <w:shd w:val="clear" w:fill="FCE4D6"/>
+          </w:tcPr>
+          <w:p>
+            <w:pPr>
+              <w:jc w:val="left"/>
+            </w:pPr>
+            <w:r/>
+            <w:r>
+              <w:rPr>
+                <w:b w:val="0"/>
+                <w:sz w:val="17"/>
+              </w:rPr>
+              <w:t>оценка</w:t>
             </w:r>
           </w:p>
         </w:tc>
@@ -2061,33 +5749,7 @@
           <w:color w:val="808080"/>
           <w:sz w:val="18"/>
         </w:rPr>
-        <w:t>★ = приоритет для новичка. ASIN кликабельны (Amazon). Полная таблица с ссылками Amazon + Keepa — на листе «Кандидаты US→ОАЭ» в XLSX.</w:t>
-      </w:r>
-    </w:p>
-    <w:p>
-      <w:r>
-        <w:rPr>
-          <w:b/>
-          <w:color w:val="1F4E78"/>
-          <w:sz w:val="25"/>
-        </w:rPr>
-        <w:t>Смежные не-БАД ниши — подтверждены рыночными данными:</w:t>
-      </w:r>
-    </w:p>
-    <w:p>
-      <w:pPr>
-        <w:pStyle w:val="ListBullet"/>
-      </w:pPr>
-      <w:r>
-        <w:t>корректор осанки, наколенник/налокотник, компрессионные носки/рукава, люмбар-пояс, ортопедические стельки, кинезио-тейп, акупрессурный коврик, органайзер для таблеток — все 🟢 обычный товар;</w:t>
-      </w:r>
-    </w:p>
-    <w:p>
-      <w:pPr>
-        <w:pStyle w:val="ListBullet"/>
-      </w:pPr>
-      <w:r>
-        <w:t>массаж-пистолет/ролик, электрогрелка — 🟡 электроника (сертификация G-mark).</w:t>
+        <w:t>★ = приоритет для ОАЭ (климат/тренд/лёгкий вход). ASIN кликабельны (Amazon). Реальные данные Keepa пока по 2 нишам (массаж-пистолет, фиксатор запястья) — остальные US-объёмы оценочные, уточняются title-поиском в Keepa.</w:t>
       </w:r>
     </w:p>
     <w:p>

--- a/health_uae_analysis/Health_UAE_Report.docx
+++ b/health_uae_analysis/Health_UAE_Report.docx
@@ -674,7 +674,7 @@
           <w:color w:val="1F4E78"/>
           <w:sz w:val="30"/>
         </w:rPr>
-        <w:t>3. Каталог целевых ниш ОАЭ — БЕЗ БАД (32 позиции, 6 групп)</w:t>
+        <w:t>3. Каталог целевых ниш ОАЭ — БЕЗ БАД (66 позиций, 6 групп)</w:t>
       </w:r>
     </w:p>
     <w:p>
@@ -1780,6 +1780,746 @@
       <w:tr>
         <w:tc>
           <w:tcPr>
+            <w:tcW w:type="dxa" w:w="2381"/>
+          </w:tcPr>
+          <w:p>
+            <w:pPr>
+              <w:jc w:val="left"/>
+            </w:pPr>
+            <w:r/>
+            <w:r>
+              <w:rPr>
+                <w:b w:val="0"/>
+                <w:sz w:val="17"/>
+              </w:rPr>
+              <w:t>Массажёр для глаз (с подогревом)</w:t>
+            </w:r>
+          </w:p>
+        </w:tc>
+        <w:tc>
+          <w:tcPr>
+            <w:tcW w:type="dxa" w:w="1247"/>
+          </w:tcPr>
+          <w:p>
+            <w:pPr>
+              <w:jc w:val="left"/>
+            </w:pPr>
+            <w:r/>
+            <w:r>
+              <w:rPr>
+                <w:b w:val="0"/>
+                <w:sz w:val="17"/>
+              </w:rPr>
+              <w:t>—</w:t>
+            </w:r>
+          </w:p>
+        </w:tc>
+        <w:tc>
+          <w:tcPr>
+            <w:tcW w:type="dxa" w:w="1304"/>
+          </w:tcPr>
+          <w:p>
+            <w:pPr>
+              <w:jc w:val="left"/>
+            </w:pPr>
+            <w:r/>
+            <w:r>
+              <w:rPr>
+                <w:b w:val="0"/>
+                <w:sz w:val="17"/>
+              </w:rPr>
+              <w:t>—</w:t>
+            </w:r>
+          </w:p>
+        </w:tc>
+        <w:tc>
+          <w:tcPr>
+            <w:tcW w:type="dxa" w:w="737"/>
+          </w:tcPr>
+          <w:p>
+            <w:pPr>
+              <w:jc w:val="left"/>
+            </w:pPr>
+            <w:r/>
+            <w:r>
+              <w:rPr>
+                <w:b w:val="0"/>
+                <w:sz w:val="17"/>
+              </w:rPr>
+              <w:t>$45</w:t>
+            </w:r>
+          </w:p>
+        </w:tc>
+        <w:tc>
+          <w:tcPr>
+            <w:tcW w:type="dxa" w:w="907"/>
+          </w:tcPr>
+          <w:p>
+            <w:pPr>
+              <w:jc w:val="left"/>
+            </w:pPr>
+            <w:r/>
+            <w:r>
+              <w:rPr>
+                <w:b w:val="0"/>
+                <w:sz w:val="17"/>
+              </w:rPr>
+              <w:t>2 500</w:t>
+            </w:r>
+          </w:p>
+        </w:tc>
+        <w:tc>
+          <w:tcPr>
+            <w:tcW w:type="dxa" w:w="1757"/>
+          </w:tcPr>
+          <w:p>
+            <w:pPr>
+              <w:jc w:val="left"/>
+            </w:pPr>
+            <w:r/>
+            <w:r>
+              <w:rPr>
+                <w:b w:val="0"/>
+                <w:sz w:val="17"/>
+              </w:rPr>
+              <w:t>🟡 электроника (G-mark)</w:t>
+            </w:r>
+          </w:p>
+        </w:tc>
+        <w:tc>
+          <w:tcPr>
+            <w:tcW w:type="dxa" w:w="907"/>
+            <w:shd w:val="clear" w:fill="FFEB9C"/>
+          </w:tcPr>
+          <w:p>
+            <w:pPr>
+              <w:jc w:val="left"/>
+            </w:pPr>
+            <w:r/>
+            <w:r>
+              <w:rPr>
+                <w:b w:val="0"/>
+                <w:sz w:val="17"/>
+              </w:rPr>
+              <w:t>Средний</w:t>
+            </w:r>
+          </w:p>
+        </w:tc>
+        <w:tc>
+          <w:tcPr>
+            <w:tcW w:type="dxa" w:w="794"/>
+            <w:shd w:val="clear" w:fill="FCE4D6"/>
+          </w:tcPr>
+          <w:p>
+            <w:pPr>
+              <w:jc w:val="left"/>
+            </w:pPr>
+            <w:r/>
+            <w:r>
+              <w:rPr>
+                <w:b w:val="0"/>
+                <w:sz w:val="17"/>
+              </w:rPr>
+              <w:t>оценка</w:t>
+            </w:r>
+          </w:p>
+        </w:tc>
+      </w:tr>
+      <w:tr>
+        <w:tc>
+          <w:tcPr>
+            <w:tcW w:type="dxa" w:w="2381"/>
+          </w:tcPr>
+          <w:p>
+            <w:pPr>
+              <w:jc w:val="left"/>
+            </w:pPr>
+            <w:r/>
+            <w:r>
+              <w:rPr>
+                <w:b w:val="0"/>
+                <w:sz w:val="17"/>
+              </w:rPr>
+              <w:t>Массажёр головы / скальпа</w:t>
+            </w:r>
+          </w:p>
+        </w:tc>
+        <w:tc>
+          <w:tcPr>
+            <w:tcW w:type="dxa" w:w="1247"/>
+          </w:tcPr>
+          <w:p>
+            <w:pPr>
+              <w:jc w:val="left"/>
+            </w:pPr>
+            <w:r/>
+            <w:r>
+              <w:rPr>
+                <w:b w:val="0"/>
+                <w:sz w:val="17"/>
+              </w:rPr>
+              <w:t>—</w:t>
+            </w:r>
+          </w:p>
+        </w:tc>
+        <w:tc>
+          <w:tcPr>
+            <w:tcW w:type="dxa" w:w="1304"/>
+          </w:tcPr>
+          <w:p>
+            <w:pPr>
+              <w:jc w:val="left"/>
+            </w:pPr>
+            <w:r/>
+            <w:r>
+              <w:rPr>
+                <w:b w:val="0"/>
+                <w:sz w:val="17"/>
+              </w:rPr>
+              <w:t>—</w:t>
+            </w:r>
+          </w:p>
+        </w:tc>
+        <w:tc>
+          <w:tcPr>
+            <w:tcW w:type="dxa" w:w="737"/>
+          </w:tcPr>
+          <w:p>
+            <w:pPr>
+              <w:jc w:val="left"/>
+            </w:pPr>
+            <w:r/>
+            <w:r>
+              <w:rPr>
+                <w:b w:val="0"/>
+                <w:sz w:val="17"/>
+              </w:rPr>
+              <w:t>$25</w:t>
+            </w:r>
+          </w:p>
+        </w:tc>
+        <w:tc>
+          <w:tcPr>
+            <w:tcW w:type="dxa" w:w="907"/>
+          </w:tcPr>
+          <w:p>
+            <w:pPr>
+              <w:jc w:val="left"/>
+            </w:pPr>
+            <w:r/>
+            <w:r>
+              <w:rPr>
+                <w:b w:val="0"/>
+                <w:sz w:val="17"/>
+              </w:rPr>
+              <w:t>2 000</w:t>
+            </w:r>
+          </w:p>
+        </w:tc>
+        <w:tc>
+          <w:tcPr>
+            <w:tcW w:type="dxa" w:w="1757"/>
+          </w:tcPr>
+          <w:p>
+            <w:pPr>
+              <w:jc w:val="left"/>
+            </w:pPr>
+            <w:r/>
+            <w:r>
+              <w:rPr>
+                <w:b w:val="0"/>
+                <w:sz w:val="17"/>
+              </w:rPr>
+              <w:t>🟡 электроника (G-mark)</w:t>
+            </w:r>
+          </w:p>
+        </w:tc>
+        <w:tc>
+          <w:tcPr>
+            <w:tcW w:type="dxa" w:w="907"/>
+            <w:shd w:val="clear" w:fill="FFEB9C"/>
+          </w:tcPr>
+          <w:p>
+            <w:pPr>
+              <w:jc w:val="left"/>
+            </w:pPr>
+            <w:r/>
+            <w:r>
+              <w:rPr>
+                <w:b w:val="0"/>
+                <w:sz w:val="17"/>
+              </w:rPr>
+              <w:t>Средний</w:t>
+            </w:r>
+          </w:p>
+        </w:tc>
+        <w:tc>
+          <w:tcPr>
+            <w:tcW w:type="dxa" w:w="794"/>
+            <w:shd w:val="clear" w:fill="FCE4D6"/>
+          </w:tcPr>
+          <w:p>
+            <w:pPr>
+              <w:jc w:val="left"/>
+            </w:pPr>
+            <w:r/>
+            <w:r>
+              <w:rPr>
+                <w:b w:val="0"/>
+                <w:sz w:val="17"/>
+              </w:rPr>
+              <w:t>оценка</w:t>
+            </w:r>
+          </w:p>
+        </w:tc>
+      </w:tr>
+      <w:tr>
+        <w:tc>
+          <w:tcPr>
+            <w:tcW w:type="dxa" w:w="2381"/>
+          </w:tcPr>
+          <w:p>
+            <w:pPr>
+              <w:jc w:val="left"/>
+            </w:pPr>
+            <w:r/>
+            <w:r>
+              <w:rPr>
+                <w:b w:val="0"/>
+                <w:sz w:val="17"/>
+              </w:rPr>
+              <w:t>EMS-миостимулятор (мышцы/abs)</w:t>
+            </w:r>
+          </w:p>
+        </w:tc>
+        <w:tc>
+          <w:tcPr>
+            <w:tcW w:type="dxa" w:w="1247"/>
+          </w:tcPr>
+          <w:p>
+            <w:pPr>
+              <w:jc w:val="left"/>
+            </w:pPr>
+            <w:r/>
+            <w:r>
+              <w:rPr>
+                <w:b w:val="0"/>
+                <w:sz w:val="17"/>
+              </w:rPr>
+              <w:t>—</w:t>
+            </w:r>
+          </w:p>
+        </w:tc>
+        <w:tc>
+          <w:tcPr>
+            <w:tcW w:type="dxa" w:w="1304"/>
+          </w:tcPr>
+          <w:p>
+            <w:pPr>
+              <w:jc w:val="left"/>
+            </w:pPr>
+            <w:r/>
+            <w:r>
+              <w:rPr>
+                <w:b w:val="0"/>
+                <w:sz w:val="17"/>
+              </w:rPr>
+              <w:t>—</w:t>
+            </w:r>
+          </w:p>
+        </w:tc>
+        <w:tc>
+          <w:tcPr>
+            <w:tcW w:type="dxa" w:w="737"/>
+          </w:tcPr>
+          <w:p>
+            <w:pPr>
+              <w:jc w:val="left"/>
+            </w:pPr>
+            <w:r/>
+            <w:r>
+              <w:rPr>
+                <w:b w:val="0"/>
+                <w:sz w:val="17"/>
+              </w:rPr>
+              <w:t>$30</w:t>
+            </w:r>
+          </w:p>
+        </w:tc>
+        <w:tc>
+          <w:tcPr>
+            <w:tcW w:type="dxa" w:w="907"/>
+          </w:tcPr>
+          <w:p>
+            <w:pPr>
+              <w:jc w:val="left"/>
+            </w:pPr>
+            <w:r/>
+            <w:r>
+              <w:rPr>
+                <w:b w:val="0"/>
+                <w:sz w:val="17"/>
+              </w:rPr>
+              <w:t>2 000</w:t>
+            </w:r>
+          </w:p>
+        </w:tc>
+        <w:tc>
+          <w:tcPr>
+            <w:tcW w:type="dxa" w:w="1757"/>
+          </w:tcPr>
+          <w:p>
+            <w:pPr>
+              <w:jc w:val="left"/>
+            </w:pPr>
+            <w:r/>
+            <w:r>
+              <w:rPr>
+                <w:b w:val="0"/>
+                <w:sz w:val="17"/>
+              </w:rPr>
+              <w:t>🟡 электроника (G-mark)</w:t>
+            </w:r>
+          </w:p>
+        </w:tc>
+        <w:tc>
+          <w:tcPr>
+            <w:tcW w:type="dxa" w:w="907"/>
+            <w:shd w:val="clear" w:fill="FFEB9C"/>
+          </w:tcPr>
+          <w:p>
+            <w:pPr>
+              <w:jc w:val="left"/>
+            </w:pPr>
+            <w:r/>
+            <w:r>
+              <w:rPr>
+                <w:b w:val="0"/>
+                <w:sz w:val="17"/>
+              </w:rPr>
+              <w:t>Средний</w:t>
+            </w:r>
+          </w:p>
+        </w:tc>
+        <w:tc>
+          <w:tcPr>
+            <w:tcW w:type="dxa" w:w="794"/>
+            <w:shd w:val="clear" w:fill="FCE4D6"/>
+          </w:tcPr>
+          <w:p>
+            <w:pPr>
+              <w:jc w:val="left"/>
+            </w:pPr>
+            <w:r/>
+            <w:r>
+              <w:rPr>
+                <w:b w:val="0"/>
+                <w:sz w:val="17"/>
+              </w:rPr>
+              <w:t>оценка</w:t>
+            </w:r>
+          </w:p>
+        </w:tc>
+      </w:tr>
+      <w:tr>
+        <w:tc>
+          <w:tcPr>
+            <w:tcW w:type="dxa" w:w="2381"/>
+          </w:tcPr>
+          <w:p>
+            <w:pPr>
+              <w:jc w:val="left"/>
+            </w:pPr>
+            <w:r/>
+            <w:r>
+              <w:rPr>
+                <w:b w:val="0"/>
+                <w:sz w:val="17"/>
+              </w:rPr>
+              <w:t>Гуаша / скребок (нефрит/сталь)</w:t>
+            </w:r>
+          </w:p>
+        </w:tc>
+        <w:tc>
+          <w:tcPr>
+            <w:tcW w:type="dxa" w:w="1247"/>
+          </w:tcPr>
+          <w:p>
+            <w:pPr>
+              <w:jc w:val="left"/>
+            </w:pPr>
+            <w:r/>
+            <w:r>
+              <w:rPr>
+                <w:b w:val="0"/>
+                <w:sz w:val="17"/>
+              </w:rPr>
+              <w:t>—</w:t>
+            </w:r>
+          </w:p>
+        </w:tc>
+        <w:tc>
+          <w:tcPr>
+            <w:tcW w:type="dxa" w:w="1304"/>
+          </w:tcPr>
+          <w:p>
+            <w:pPr>
+              <w:jc w:val="left"/>
+            </w:pPr>
+            <w:r/>
+            <w:r>
+              <w:rPr>
+                <w:b w:val="0"/>
+                <w:sz w:val="17"/>
+              </w:rPr>
+              <w:t>—</w:t>
+            </w:r>
+          </w:p>
+        </w:tc>
+        <w:tc>
+          <w:tcPr>
+            <w:tcW w:type="dxa" w:w="737"/>
+          </w:tcPr>
+          <w:p>
+            <w:pPr>
+              <w:jc w:val="left"/>
+            </w:pPr>
+            <w:r/>
+            <w:r>
+              <w:rPr>
+                <w:b w:val="0"/>
+                <w:sz w:val="17"/>
+              </w:rPr>
+              <w:t>$12</w:t>
+            </w:r>
+          </w:p>
+        </w:tc>
+        <w:tc>
+          <w:tcPr>
+            <w:tcW w:type="dxa" w:w="907"/>
+          </w:tcPr>
+          <w:p>
+            <w:pPr>
+              <w:jc w:val="left"/>
+            </w:pPr>
+            <w:r/>
+            <w:r>
+              <w:rPr>
+                <w:b w:val="0"/>
+                <w:sz w:val="17"/>
+              </w:rPr>
+              <w:t>3 000</w:t>
+            </w:r>
+          </w:p>
+        </w:tc>
+        <w:tc>
+          <w:tcPr>
+            <w:tcW w:type="dxa" w:w="1757"/>
+          </w:tcPr>
+          <w:p>
+            <w:pPr>
+              <w:jc w:val="left"/>
+            </w:pPr>
+            <w:r/>
+            <w:r>
+              <w:rPr>
+                <w:b w:val="0"/>
+                <w:sz w:val="17"/>
+              </w:rPr>
+              <w:t>🟢 обычный товар</w:t>
+            </w:r>
+          </w:p>
+        </w:tc>
+        <w:tc>
+          <w:tcPr>
+            <w:tcW w:type="dxa" w:w="907"/>
+            <w:shd w:val="clear" w:fill="C6EFCE"/>
+          </w:tcPr>
+          <w:p>
+            <w:pPr>
+              <w:jc w:val="left"/>
+            </w:pPr>
+            <w:r/>
+            <w:r>
+              <w:rPr>
+                <w:b w:val="0"/>
+                <w:sz w:val="17"/>
+              </w:rPr>
+              <w:t>Низкий</w:t>
+            </w:r>
+          </w:p>
+        </w:tc>
+        <w:tc>
+          <w:tcPr>
+            <w:tcW w:type="dxa" w:w="794"/>
+            <w:shd w:val="clear" w:fill="FCE4D6"/>
+          </w:tcPr>
+          <w:p>
+            <w:pPr>
+              <w:jc w:val="left"/>
+            </w:pPr>
+            <w:r/>
+            <w:r>
+              <w:rPr>
+                <w:b w:val="0"/>
+                <w:sz w:val="17"/>
+              </w:rPr>
+              <w:t>оценка</w:t>
+            </w:r>
+          </w:p>
+        </w:tc>
+      </w:tr>
+      <w:tr>
+        <w:tc>
+          <w:tcPr>
+            <w:tcW w:type="dxa" w:w="2381"/>
+          </w:tcPr>
+          <w:p>
+            <w:pPr>
+              <w:jc w:val="left"/>
+            </w:pPr>
+            <w:r/>
+            <w:r>
+              <w:rPr>
+                <w:b w:val="0"/>
+                <w:sz w:val="17"/>
+              </w:rPr>
+              <w:t>Ручной массажёр-крюк (trigger point)</w:t>
+            </w:r>
+          </w:p>
+        </w:tc>
+        <w:tc>
+          <w:tcPr>
+            <w:tcW w:type="dxa" w:w="1247"/>
+          </w:tcPr>
+          <w:p>
+            <w:pPr>
+              <w:jc w:val="left"/>
+            </w:pPr>
+            <w:r/>
+            <w:r>
+              <w:rPr>
+                <w:b w:val="0"/>
+                <w:sz w:val="17"/>
+              </w:rPr>
+              <w:t>—</w:t>
+            </w:r>
+          </w:p>
+        </w:tc>
+        <w:tc>
+          <w:tcPr>
+            <w:tcW w:type="dxa" w:w="1304"/>
+          </w:tcPr>
+          <w:p>
+            <w:pPr>
+              <w:jc w:val="left"/>
+            </w:pPr>
+            <w:r/>
+            <w:r>
+              <w:rPr>
+                <w:b w:val="0"/>
+                <w:sz w:val="17"/>
+              </w:rPr>
+              <w:t>—</w:t>
+            </w:r>
+          </w:p>
+        </w:tc>
+        <w:tc>
+          <w:tcPr>
+            <w:tcW w:type="dxa" w:w="737"/>
+          </w:tcPr>
+          <w:p>
+            <w:pPr>
+              <w:jc w:val="left"/>
+            </w:pPr>
+            <w:r/>
+            <w:r>
+              <w:rPr>
+                <w:b w:val="0"/>
+                <w:sz w:val="17"/>
+              </w:rPr>
+              <w:t>$20</w:t>
+            </w:r>
+          </w:p>
+        </w:tc>
+        <w:tc>
+          <w:tcPr>
+            <w:tcW w:type="dxa" w:w="907"/>
+          </w:tcPr>
+          <w:p>
+            <w:pPr>
+              <w:jc w:val="left"/>
+            </w:pPr>
+            <w:r/>
+            <w:r>
+              <w:rPr>
+                <w:b w:val="0"/>
+                <w:sz w:val="17"/>
+              </w:rPr>
+              <w:t>2 000</w:t>
+            </w:r>
+          </w:p>
+        </w:tc>
+        <w:tc>
+          <w:tcPr>
+            <w:tcW w:type="dxa" w:w="1757"/>
+          </w:tcPr>
+          <w:p>
+            <w:pPr>
+              <w:jc w:val="left"/>
+            </w:pPr>
+            <w:r/>
+            <w:r>
+              <w:rPr>
+                <w:b w:val="0"/>
+                <w:sz w:val="17"/>
+              </w:rPr>
+              <w:t>🟢 обычный товар</w:t>
+            </w:r>
+          </w:p>
+        </w:tc>
+        <w:tc>
+          <w:tcPr>
+            <w:tcW w:type="dxa" w:w="907"/>
+            <w:shd w:val="clear" w:fill="C6EFCE"/>
+          </w:tcPr>
+          <w:p>
+            <w:pPr>
+              <w:jc w:val="left"/>
+            </w:pPr>
+            <w:r/>
+            <w:r>
+              <w:rPr>
+                <w:b w:val="0"/>
+                <w:sz w:val="17"/>
+              </w:rPr>
+              <w:t>Низкий</w:t>
+            </w:r>
+          </w:p>
+        </w:tc>
+        <w:tc>
+          <w:tcPr>
+            <w:tcW w:type="dxa" w:w="794"/>
+            <w:shd w:val="clear" w:fill="FCE4D6"/>
+          </w:tcPr>
+          <w:p>
+            <w:pPr>
+              <w:jc w:val="left"/>
+            </w:pPr>
+            <w:r/>
+            <w:r>
+              <w:rPr>
+                <w:b w:val="0"/>
+                <w:sz w:val="17"/>
+              </w:rPr>
+              <w:t>оценка</w:t>
+            </w:r>
+          </w:p>
+        </w:tc>
+      </w:tr>
+      <w:tr>
+        <w:tc>
+          <w:tcPr>
             <w:tcW w:type="dxa" w:w="794"/>
             <w:gridSpan w:val="8"/>
             <w:shd w:val="clear" w:fill="1F4E78"/>
@@ -2691,6 +3431,894 @@
       <w:tr>
         <w:tc>
           <w:tcPr>
+            <w:tcW w:type="dxa" w:w="2381"/>
+          </w:tcPr>
+          <w:p>
+            <w:pPr>
+              <w:jc w:val="left"/>
+            </w:pPr>
+            <w:r/>
+            <w:r>
+              <w:rPr>
+                <w:b w:val="0"/>
+                <w:sz w:val="17"/>
+              </w:rPr>
+              <w:t>Налокотник (elbow brace)</w:t>
+            </w:r>
+          </w:p>
+        </w:tc>
+        <w:tc>
+          <w:tcPr>
+            <w:tcW w:type="dxa" w:w="1247"/>
+          </w:tcPr>
+          <w:p>
+            <w:pPr>
+              <w:jc w:val="left"/>
+            </w:pPr>
+            <w:r/>
+            <w:r>
+              <w:rPr>
+                <w:b w:val="0"/>
+                <w:sz w:val="17"/>
+              </w:rPr>
+              <w:t>—</w:t>
+            </w:r>
+          </w:p>
+        </w:tc>
+        <w:tc>
+          <w:tcPr>
+            <w:tcW w:type="dxa" w:w="1304"/>
+          </w:tcPr>
+          <w:p>
+            <w:pPr>
+              <w:jc w:val="left"/>
+            </w:pPr>
+            <w:r/>
+            <w:r>
+              <w:rPr>
+                <w:b w:val="0"/>
+                <w:sz w:val="17"/>
+              </w:rPr>
+              <w:t>—</w:t>
+            </w:r>
+          </w:p>
+        </w:tc>
+        <w:tc>
+          <w:tcPr>
+            <w:tcW w:type="dxa" w:w="737"/>
+          </w:tcPr>
+          <w:p>
+            <w:pPr>
+              <w:jc w:val="left"/>
+            </w:pPr>
+            <w:r/>
+            <w:r>
+              <w:rPr>
+                <w:b w:val="0"/>
+                <w:sz w:val="17"/>
+              </w:rPr>
+              <w:t>$18</w:t>
+            </w:r>
+          </w:p>
+        </w:tc>
+        <w:tc>
+          <w:tcPr>
+            <w:tcW w:type="dxa" w:w="907"/>
+          </w:tcPr>
+          <w:p>
+            <w:pPr>
+              <w:jc w:val="left"/>
+            </w:pPr>
+            <w:r/>
+            <w:r>
+              <w:rPr>
+                <w:b w:val="0"/>
+                <w:sz w:val="17"/>
+              </w:rPr>
+              <w:t>3 000</w:t>
+            </w:r>
+          </w:p>
+        </w:tc>
+        <w:tc>
+          <w:tcPr>
+            <w:tcW w:type="dxa" w:w="1757"/>
+          </w:tcPr>
+          <w:p>
+            <w:pPr>
+              <w:jc w:val="left"/>
+            </w:pPr>
+            <w:r/>
+            <w:r>
+              <w:rPr>
+                <w:b w:val="0"/>
+                <w:sz w:val="17"/>
+              </w:rPr>
+              <w:t>🟢 обычный товар</w:t>
+            </w:r>
+          </w:p>
+        </w:tc>
+        <w:tc>
+          <w:tcPr>
+            <w:tcW w:type="dxa" w:w="907"/>
+            <w:shd w:val="clear" w:fill="C6EFCE"/>
+          </w:tcPr>
+          <w:p>
+            <w:pPr>
+              <w:jc w:val="left"/>
+            </w:pPr>
+            <w:r/>
+            <w:r>
+              <w:rPr>
+                <w:b w:val="0"/>
+                <w:sz w:val="17"/>
+              </w:rPr>
+              <w:t>Низкий</w:t>
+            </w:r>
+          </w:p>
+        </w:tc>
+        <w:tc>
+          <w:tcPr>
+            <w:tcW w:type="dxa" w:w="794"/>
+            <w:shd w:val="clear" w:fill="FCE4D6"/>
+          </w:tcPr>
+          <w:p>
+            <w:pPr>
+              <w:jc w:val="left"/>
+            </w:pPr>
+            <w:r/>
+            <w:r>
+              <w:rPr>
+                <w:b w:val="0"/>
+                <w:sz w:val="17"/>
+              </w:rPr>
+              <w:t>оценка</w:t>
+            </w:r>
+          </w:p>
+        </w:tc>
+      </w:tr>
+      <w:tr>
+        <w:tc>
+          <w:tcPr>
+            <w:tcW w:type="dxa" w:w="2381"/>
+          </w:tcPr>
+          <w:p>
+            <w:pPr>
+              <w:jc w:val="left"/>
+            </w:pPr>
+            <w:r/>
+            <w:r>
+              <w:rPr>
+                <w:b w:val="0"/>
+                <w:sz w:val="17"/>
+              </w:rPr>
+              <w:t>Бандаж большого пальца (thumb splint)</w:t>
+            </w:r>
+          </w:p>
+        </w:tc>
+        <w:tc>
+          <w:tcPr>
+            <w:tcW w:type="dxa" w:w="1247"/>
+          </w:tcPr>
+          <w:p>
+            <w:pPr>
+              <w:jc w:val="left"/>
+            </w:pPr>
+            <w:r/>
+            <w:r>
+              <w:rPr>
+                <w:b w:val="0"/>
+                <w:sz w:val="17"/>
+              </w:rPr>
+              <w:t>—</w:t>
+            </w:r>
+          </w:p>
+        </w:tc>
+        <w:tc>
+          <w:tcPr>
+            <w:tcW w:type="dxa" w:w="1304"/>
+          </w:tcPr>
+          <w:p>
+            <w:pPr>
+              <w:jc w:val="left"/>
+            </w:pPr>
+            <w:r/>
+            <w:r>
+              <w:rPr>
+                <w:b w:val="0"/>
+                <w:sz w:val="17"/>
+              </w:rPr>
+              <w:t>—</w:t>
+            </w:r>
+          </w:p>
+        </w:tc>
+        <w:tc>
+          <w:tcPr>
+            <w:tcW w:type="dxa" w:w="737"/>
+          </w:tcPr>
+          <w:p>
+            <w:pPr>
+              <w:jc w:val="left"/>
+            </w:pPr>
+            <w:r/>
+            <w:r>
+              <w:rPr>
+                <w:b w:val="0"/>
+                <w:sz w:val="17"/>
+              </w:rPr>
+              <w:t>$18</w:t>
+            </w:r>
+          </w:p>
+        </w:tc>
+        <w:tc>
+          <w:tcPr>
+            <w:tcW w:type="dxa" w:w="907"/>
+          </w:tcPr>
+          <w:p>
+            <w:pPr>
+              <w:jc w:val="left"/>
+            </w:pPr>
+            <w:r/>
+            <w:r>
+              <w:rPr>
+                <w:b w:val="0"/>
+                <w:sz w:val="17"/>
+              </w:rPr>
+              <w:t>2 000</w:t>
+            </w:r>
+          </w:p>
+        </w:tc>
+        <w:tc>
+          <w:tcPr>
+            <w:tcW w:type="dxa" w:w="1757"/>
+          </w:tcPr>
+          <w:p>
+            <w:pPr>
+              <w:jc w:val="left"/>
+            </w:pPr>
+            <w:r/>
+            <w:r>
+              <w:rPr>
+                <w:b w:val="0"/>
+                <w:sz w:val="17"/>
+              </w:rPr>
+              <w:t>🟢 обычный товар</w:t>
+            </w:r>
+          </w:p>
+        </w:tc>
+        <w:tc>
+          <w:tcPr>
+            <w:tcW w:type="dxa" w:w="907"/>
+            <w:shd w:val="clear" w:fill="C6EFCE"/>
+          </w:tcPr>
+          <w:p>
+            <w:pPr>
+              <w:jc w:val="left"/>
+            </w:pPr>
+            <w:r/>
+            <w:r>
+              <w:rPr>
+                <w:b w:val="0"/>
+                <w:sz w:val="17"/>
+              </w:rPr>
+              <w:t>Низкий</w:t>
+            </w:r>
+          </w:p>
+        </w:tc>
+        <w:tc>
+          <w:tcPr>
+            <w:tcW w:type="dxa" w:w="794"/>
+            <w:shd w:val="clear" w:fill="FCE4D6"/>
+          </w:tcPr>
+          <w:p>
+            <w:pPr>
+              <w:jc w:val="left"/>
+            </w:pPr>
+            <w:r/>
+            <w:r>
+              <w:rPr>
+                <w:b w:val="0"/>
+                <w:sz w:val="17"/>
+              </w:rPr>
+              <w:t>оценка</w:t>
+            </w:r>
+          </w:p>
+        </w:tc>
+      </w:tr>
+      <w:tr>
+        <w:tc>
+          <w:tcPr>
+            <w:tcW w:type="dxa" w:w="2381"/>
+          </w:tcPr>
+          <w:p>
+            <w:pPr>
+              <w:jc w:val="left"/>
+            </w:pPr>
+            <w:r/>
+            <w:r>
+              <w:rPr>
+                <w:b w:val="0"/>
+                <w:sz w:val="17"/>
+              </w:rPr>
+              <w:t>Поддержка стопы / подпяточник (плантарный фасциит)</w:t>
+            </w:r>
+          </w:p>
+        </w:tc>
+        <w:tc>
+          <w:tcPr>
+            <w:tcW w:type="dxa" w:w="1247"/>
+          </w:tcPr>
+          <w:p>
+            <w:pPr>
+              <w:jc w:val="left"/>
+            </w:pPr>
+            <w:r/>
+            <w:r>
+              <w:rPr>
+                <w:b w:val="0"/>
+                <w:sz w:val="17"/>
+              </w:rPr>
+              <w:t>—</w:t>
+            </w:r>
+          </w:p>
+        </w:tc>
+        <w:tc>
+          <w:tcPr>
+            <w:tcW w:type="dxa" w:w="1304"/>
+          </w:tcPr>
+          <w:p>
+            <w:pPr>
+              <w:jc w:val="left"/>
+            </w:pPr>
+            <w:r/>
+            <w:r>
+              <w:rPr>
+                <w:b w:val="0"/>
+                <w:sz w:val="17"/>
+              </w:rPr>
+              <w:t>—</w:t>
+            </w:r>
+          </w:p>
+        </w:tc>
+        <w:tc>
+          <w:tcPr>
+            <w:tcW w:type="dxa" w:w="737"/>
+          </w:tcPr>
+          <w:p>
+            <w:pPr>
+              <w:jc w:val="left"/>
+            </w:pPr>
+            <w:r/>
+            <w:r>
+              <w:rPr>
+                <w:b w:val="0"/>
+                <w:sz w:val="17"/>
+              </w:rPr>
+              <w:t>$20</w:t>
+            </w:r>
+          </w:p>
+        </w:tc>
+        <w:tc>
+          <w:tcPr>
+            <w:tcW w:type="dxa" w:w="907"/>
+          </w:tcPr>
+          <w:p>
+            <w:pPr>
+              <w:jc w:val="left"/>
+            </w:pPr>
+            <w:r/>
+            <w:r>
+              <w:rPr>
+                <w:b w:val="0"/>
+                <w:sz w:val="17"/>
+              </w:rPr>
+              <w:t>4 000</w:t>
+            </w:r>
+          </w:p>
+        </w:tc>
+        <w:tc>
+          <w:tcPr>
+            <w:tcW w:type="dxa" w:w="1757"/>
+          </w:tcPr>
+          <w:p>
+            <w:pPr>
+              <w:jc w:val="left"/>
+            </w:pPr>
+            <w:r/>
+            <w:r>
+              <w:rPr>
+                <w:b w:val="0"/>
+                <w:sz w:val="17"/>
+              </w:rPr>
+              <w:t>🟢 обычный товар</w:t>
+            </w:r>
+          </w:p>
+        </w:tc>
+        <w:tc>
+          <w:tcPr>
+            <w:tcW w:type="dxa" w:w="907"/>
+            <w:shd w:val="clear" w:fill="C6EFCE"/>
+          </w:tcPr>
+          <w:p>
+            <w:pPr>
+              <w:jc w:val="left"/>
+            </w:pPr>
+            <w:r/>
+            <w:r>
+              <w:rPr>
+                <w:b w:val="0"/>
+                <w:sz w:val="17"/>
+              </w:rPr>
+              <w:t>Низкий</w:t>
+            </w:r>
+          </w:p>
+        </w:tc>
+        <w:tc>
+          <w:tcPr>
+            <w:tcW w:type="dxa" w:w="794"/>
+            <w:shd w:val="clear" w:fill="FCE4D6"/>
+          </w:tcPr>
+          <w:p>
+            <w:pPr>
+              <w:jc w:val="left"/>
+            </w:pPr>
+            <w:r/>
+            <w:r>
+              <w:rPr>
+                <w:b w:val="0"/>
+                <w:sz w:val="17"/>
+              </w:rPr>
+              <w:t>оценка</w:t>
+            </w:r>
+          </w:p>
+        </w:tc>
+      </w:tr>
+      <w:tr>
+        <w:tc>
+          <w:tcPr>
+            <w:tcW w:type="dxa" w:w="2381"/>
+          </w:tcPr>
+          <w:p>
+            <w:pPr>
+              <w:jc w:val="left"/>
+            </w:pPr>
+            <w:r/>
+            <w:r>
+              <w:rPr>
+                <w:b w:val="0"/>
+                <w:sz w:val="17"/>
+              </w:rPr>
+              <w:t>Ремень на колено (patella strap)</w:t>
+            </w:r>
+          </w:p>
+        </w:tc>
+        <w:tc>
+          <w:tcPr>
+            <w:tcW w:type="dxa" w:w="1247"/>
+          </w:tcPr>
+          <w:p>
+            <w:pPr>
+              <w:jc w:val="left"/>
+            </w:pPr>
+            <w:r/>
+            <w:r>
+              <w:rPr>
+                <w:b w:val="0"/>
+                <w:sz w:val="17"/>
+              </w:rPr>
+              <w:t>—</w:t>
+            </w:r>
+          </w:p>
+        </w:tc>
+        <w:tc>
+          <w:tcPr>
+            <w:tcW w:type="dxa" w:w="1304"/>
+          </w:tcPr>
+          <w:p>
+            <w:pPr>
+              <w:jc w:val="left"/>
+            </w:pPr>
+            <w:r/>
+            <w:r>
+              <w:rPr>
+                <w:b w:val="0"/>
+                <w:sz w:val="17"/>
+              </w:rPr>
+              <w:t>—</w:t>
+            </w:r>
+          </w:p>
+        </w:tc>
+        <w:tc>
+          <w:tcPr>
+            <w:tcW w:type="dxa" w:w="737"/>
+          </w:tcPr>
+          <w:p>
+            <w:pPr>
+              <w:jc w:val="left"/>
+            </w:pPr>
+            <w:r/>
+            <w:r>
+              <w:rPr>
+                <w:b w:val="0"/>
+                <w:sz w:val="17"/>
+              </w:rPr>
+              <w:t>$16</w:t>
+            </w:r>
+          </w:p>
+        </w:tc>
+        <w:tc>
+          <w:tcPr>
+            <w:tcW w:type="dxa" w:w="907"/>
+          </w:tcPr>
+          <w:p>
+            <w:pPr>
+              <w:jc w:val="left"/>
+            </w:pPr>
+            <w:r/>
+            <w:r>
+              <w:rPr>
+                <w:b w:val="0"/>
+                <w:sz w:val="17"/>
+              </w:rPr>
+              <w:t>3 000</w:t>
+            </w:r>
+          </w:p>
+        </w:tc>
+        <w:tc>
+          <w:tcPr>
+            <w:tcW w:type="dxa" w:w="1757"/>
+          </w:tcPr>
+          <w:p>
+            <w:pPr>
+              <w:jc w:val="left"/>
+            </w:pPr>
+            <w:r/>
+            <w:r>
+              <w:rPr>
+                <w:b w:val="0"/>
+                <w:sz w:val="17"/>
+              </w:rPr>
+              <w:t>🟢 обычный товар</w:t>
+            </w:r>
+          </w:p>
+        </w:tc>
+        <w:tc>
+          <w:tcPr>
+            <w:tcW w:type="dxa" w:w="907"/>
+            <w:shd w:val="clear" w:fill="C6EFCE"/>
+          </w:tcPr>
+          <w:p>
+            <w:pPr>
+              <w:jc w:val="left"/>
+            </w:pPr>
+            <w:r/>
+            <w:r>
+              <w:rPr>
+                <w:b w:val="0"/>
+                <w:sz w:val="17"/>
+              </w:rPr>
+              <w:t>Низкий</w:t>
+            </w:r>
+          </w:p>
+        </w:tc>
+        <w:tc>
+          <w:tcPr>
+            <w:tcW w:type="dxa" w:w="794"/>
+            <w:shd w:val="clear" w:fill="FCE4D6"/>
+          </w:tcPr>
+          <w:p>
+            <w:pPr>
+              <w:jc w:val="left"/>
+            </w:pPr>
+            <w:r/>
+            <w:r>
+              <w:rPr>
+                <w:b w:val="0"/>
+                <w:sz w:val="17"/>
+              </w:rPr>
+              <w:t>оценка</w:t>
+            </w:r>
+          </w:p>
+        </w:tc>
+      </w:tr>
+      <w:tr>
+        <w:tc>
+          <w:tcPr>
+            <w:tcW w:type="dxa" w:w="2381"/>
+          </w:tcPr>
+          <w:p>
+            <w:pPr>
+              <w:jc w:val="left"/>
+            </w:pPr>
+            <w:r/>
+            <w:r>
+              <w:rPr>
+                <w:b w:val="0"/>
+                <w:sz w:val="17"/>
+              </w:rPr>
+              <w:t>Компрессионные рукава на икры (calf sleeves)</w:t>
+            </w:r>
+          </w:p>
+        </w:tc>
+        <w:tc>
+          <w:tcPr>
+            <w:tcW w:type="dxa" w:w="1247"/>
+          </w:tcPr>
+          <w:p>
+            <w:pPr>
+              <w:jc w:val="left"/>
+            </w:pPr>
+            <w:r/>
+            <w:r>
+              <w:rPr>
+                <w:b w:val="0"/>
+                <w:sz w:val="17"/>
+              </w:rPr>
+              <w:t>—</w:t>
+            </w:r>
+          </w:p>
+        </w:tc>
+        <w:tc>
+          <w:tcPr>
+            <w:tcW w:type="dxa" w:w="1304"/>
+          </w:tcPr>
+          <w:p>
+            <w:pPr>
+              <w:jc w:val="left"/>
+            </w:pPr>
+            <w:r/>
+            <w:r>
+              <w:rPr>
+                <w:b w:val="0"/>
+                <w:sz w:val="17"/>
+              </w:rPr>
+              <w:t>—</w:t>
+            </w:r>
+          </w:p>
+        </w:tc>
+        <w:tc>
+          <w:tcPr>
+            <w:tcW w:type="dxa" w:w="737"/>
+          </w:tcPr>
+          <w:p>
+            <w:pPr>
+              <w:jc w:val="left"/>
+            </w:pPr>
+            <w:r/>
+            <w:r>
+              <w:rPr>
+                <w:b w:val="0"/>
+                <w:sz w:val="17"/>
+              </w:rPr>
+              <w:t>$20</w:t>
+            </w:r>
+          </w:p>
+        </w:tc>
+        <w:tc>
+          <w:tcPr>
+            <w:tcW w:type="dxa" w:w="907"/>
+          </w:tcPr>
+          <w:p>
+            <w:pPr>
+              <w:jc w:val="left"/>
+            </w:pPr>
+            <w:r/>
+            <w:r>
+              <w:rPr>
+                <w:b w:val="0"/>
+                <w:sz w:val="17"/>
+              </w:rPr>
+              <w:t>4 000</w:t>
+            </w:r>
+          </w:p>
+        </w:tc>
+        <w:tc>
+          <w:tcPr>
+            <w:tcW w:type="dxa" w:w="1757"/>
+          </w:tcPr>
+          <w:p>
+            <w:pPr>
+              <w:jc w:val="left"/>
+            </w:pPr>
+            <w:r/>
+            <w:r>
+              <w:rPr>
+                <w:b w:val="0"/>
+                <w:sz w:val="17"/>
+              </w:rPr>
+              <w:t>🟢 обычный товар</w:t>
+            </w:r>
+          </w:p>
+        </w:tc>
+        <w:tc>
+          <w:tcPr>
+            <w:tcW w:type="dxa" w:w="907"/>
+            <w:shd w:val="clear" w:fill="C6EFCE"/>
+          </w:tcPr>
+          <w:p>
+            <w:pPr>
+              <w:jc w:val="left"/>
+            </w:pPr>
+            <w:r/>
+            <w:r>
+              <w:rPr>
+                <w:b w:val="0"/>
+                <w:sz w:val="17"/>
+              </w:rPr>
+              <w:t>Низкий</w:t>
+            </w:r>
+          </w:p>
+        </w:tc>
+        <w:tc>
+          <w:tcPr>
+            <w:tcW w:type="dxa" w:w="794"/>
+            <w:shd w:val="clear" w:fill="FCE4D6"/>
+          </w:tcPr>
+          <w:p>
+            <w:pPr>
+              <w:jc w:val="left"/>
+            </w:pPr>
+            <w:r/>
+            <w:r>
+              <w:rPr>
+                <w:b w:val="0"/>
+                <w:sz w:val="17"/>
+              </w:rPr>
+              <w:t>оценка</w:t>
+            </w:r>
+          </w:p>
+        </w:tc>
+      </w:tr>
+      <w:tr>
+        <w:tc>
+          <w:tcPr>
+            <w:tcW w:type="dxa" w:w="2381"/>
+          </w:tcPr>
+          <w:p>
+            <w:pPr>
+              <w:jc w:val="left"/>
+            </w:pPr>
+            <w:r/>
+            <w:r>
+              <w:rPr>
+                <w:b w:val="0"/>
+                <w:sz w:val="17"/>
+              </w:rPr>
+              <w:t>Кинезио-тейп</w:t>
+            </w:r>
+          </w:p>
+        </w:tc>
+        <w:tc>
+          <w:tcPr>
+            <w:tcW w:type="dxa" w:w="1247"/>
+          </w:tcPr>
+          <w:p>
+            <w:pPr>
+              <w:jc w:val="left"/>
+            </w:pPr>
+            <w:r/>
+            <w:r>
+              <w:rPr>
+                <w:b w:val="0"/>
+                <w:sz w:val="17"/>
+              </w:rPr>
+              <w:t>—</w:t>
+            </w:r>
+          </w:p>
+        </w:tc>
+        <w:tc>
+          <w:tcPr>
+            <w:tcW w:type="dxa" w:w="1304"/>
+          </w:tcPr>
+          <w:p>
+            <w:pPr>
+              <w:jc w:val="left"/>
+            </w:pPr>
+            <w:r/>
+            <w:r>
+              <w:rPr>
+                <w:b w:val="0"/>
+                <w:sz w:val="17"/>
+              </w:rPr>
+              <w:t>—</w:t>
+            </w:r>
+          </w:p>
+        </w:tc>
+        <w:tc>
+          <w:tcPr>
+            <w:tcW w:type="dxa" w:w="737"/>
+          </w:tcPr>
+          <w:p>
+            <w:pPr>
+              <w:jc w:val="left"/>
+            </w:pPr>
+            <w:r/>
+            <w:r>
+              <w:rPr>
+                <w:b w:val="0"/>
+                <w:sz w:val="17"/>
+              </w:rPr>
+              <w:t>$12</w:t>
+            </w:r>
+          </w:p>
+        </w:tc>
+        <w:tc>
+          <w:tcPr>
+            <w:tcW w:type="dxa" w:w="907"/>
+          </w:tcPr>
+          <w:p>
+            <w:pPr>
+              <w:jc w:val="left"/>
+            </w:pPr>
+            <w:r/>
+            <w:r>
+              <w:rPr>
+                <w:b w:val="0"/>
+                <w:sz w:val="17"/>
+              </w:rPr>
+              <w:t>4 000</w:t>
+            </w:r>
+          </w:p>
+        </w:tc>
+        <w:tc>
+          <w:tcPr>
+            <w:tcW w:type="dxa" w:w="1757"/>
+          </w:tcPr>
+          <w:p>
+            <w:pPr>
+              <w:jc w:val="left"/>
+            </w:pPr>
+            <w:r/>
+            <w:r>
+              <w:rPr>
+                <w:b w:val="0"/>
+                <w:sz w:val="17"/>
+              </w:rPr>
+              <w:t>🟢 обычный товар</w:t>
+            </w:r>
+          </w:p>
+        </w:tc>
+        <w:tc>
+          <w:tcPr>
+            <w:tcW w:type="dxa" w:w="907"/>
+            <w:shd w:val="clear" w:fill="C6EFCE"/>
+          </w:tcPr>
+          <w:p>
+            <w:pPr>
+              <w:jc w:val="left"/>
+            </w:pPr>
+            <w:r/>
+            <w:r>
+              <w:rPr>
+                <w:b w:val="0"/>
+                <w:sz w:val="17"/>
+              </w:rPr>
+              <w:t>Низкий</w:t>
+            </w:r>
+          </w:p>
+        </w:tc>
+        <w:tc>
+          <w:tcPr>
+            <w:tcW w:type="dxa" w:w="794"/>
+            <w:shd w:val="clear" w:fill="FCE4D6"/>
+          </w:tcPr>
+          <w:p>
+            <w:pPr>
+              <w:jc w:val="left"/>
+            </w:pPr>
+            <w:r/>
+            <w:r>
+              <w:rPr>
+                <w:b w:val="0"/>
+                <w:sz w:val="17"/>
+              </w:rPr>
+              <w:t>оценка</w:t>
+            </w:r>
+          </w:p>
+        </w:tc>
+      </w:tr>
+      <w:tr>
+        <w:tc>
+          <w:tcPr>
             <w:tcW w:type="dxa" w:w="794"/>
             <w:gridSpan w:val="8"/>
             <w:shd w:val="clear" w:fill="1F4E78"/>
@@ -3602,6 +5230,746 @@
       <w:tr>
         <w:tc>
           <w:tcPr>
+            <w:tcW w:type="dxa" w:w="2381"/>
+          </w:tcPr>
+          <w:p>
+            <w:pPr>
+              <w:jc w:val="left"/>
+            </w:pPr>
+            <w:r/>
+            <w:r>
+              <w:rPr>
+                <w:b w:val="0"/>
+                <w:sz w:val="17"/>
+              </w:rPr>
+              <w:t>Беруши (многоразовые, силикон)</w:t>
+            </w:r>
+          </w:p>
+        </w:tc>
+        <w:tc>
+          <w:tcPr>
+            <w:tcW w:type="dxa" w:w="1247"/>
+          </w:tcPr>
+          <w:p>
+            <w:pPr>
+              <w:jc w:val="left"/>
+            </w:pPr>
+            <w:r/>
+            <w:r>
+              <w:rPr>
+                <w:b w:val="0"/>
+                <w:sz w:val="17"/>
+              </w:rPr>
+              <w:t>—</w:t>
+            </w:r>
+          </w:p>
+        </w:tc>
+        <w:tc>
+          <w:tcPr>
+            <w:tcW w:type="dxa" w:w="1304"/>
+          </w:tcPr>
+          <w:p>
+            <w:pPr>
+              <w:jc w:val="left"/>
+            </w:pPr>
+            <w:r/>
+            <w:r>
+              <w:rPr>
+                <w:b w:val="0"/>
+                <w:sz w:val="17"/>
+              </w:rPr>
+              <w:t>—</w:t>
+            </w:r>
+          </w:p>
+        </w:tc>
+        <w:tc>
+          <w:tcPr>
+            <w:tcW w:type="dxa" w:w="737"/>
+          </w:tcPr>
+          <w:p>
+            <w:pPr>
+              <w:jc w:val="left"/>
+            </w:pPr>
+            <w:r/>
+            <w:r>
+              <w:rPr>
+                <w:b w:val="0"/>
+                <w:sz w:val="17"/>
+              </w:rPr>
+              <w:t>$12</w:t>
+            </w:r>
+          </w:p>
+        </w:tc>
+        <w:tc>
+          <w:tcPr>
+            <w:tcW w:type="dxa" w:w="907"/>
+          </w:tcPr>
+          <w:p>
+            <w:pPr>
+              <w:jc w:val="left"/>
+            </w:pPr>
+            <w:r/>
+            <w:r>
+              <w:rPr>
+                <w:b w:val="0"/>
+                <w:sz w:val="17"/>
+              </w:rPr>
+              <w:t>5 000</w:t>
+            </w:r>
+          </w:p>
+        </w:tc>
+        <w:tc>
+          <w:tcPr>
+            <w:tcW w:type="dxa" w:w="1757"/>
+          </w:tcPr>
+          <w:p>
+            <w:pPr>
+              <w:jc w:val="left"/>
+            </w:pPr>
+            <w:r/>
+            <w:r>
+              <w:rPr>
+                <w:b w:val="0"/>
+                <w:sz w:val="17"/>
+              </w:rPr>
+              <w:t>🟢 обычный товар</w:t>
+            </w:r>
+          </w:p>
+        </w:tc>
+        <w:tc>
+          <w:tcPr>
+            <w:tcW w:type="dxa" w:w="907"/>
+            <w:shd w:val="clear" w:fill="C6EFCE"/>
+          </w:tcPr>
+          <w:p>
+            <w:pPr>
+              <w:jc w:val="left"/>
+            </w:pPr>
+            <w:r/>
+            <w:r>
+              <w:rPr>
+                <w:b w:val="0"/>
+                <w:sz w:val="17"/>
+              </w:rPr>
+              <w:t>Низкий</w:t>
+            </w:r>
+          </w:p>
+        </w:tc>
+        <w:tc>
+          <w:tcPr>
+            <w:tcW w:type="dxa" w:w="794"/>
+            <w:shd w:val="clear" w:fill="FCE4D6"/>
+          </w:tcPr>
+          <w:p>
+            <w:pPr>
+              <w:jc w:val="left"/>
+            </w:pPr>
+            <w:r/>
+            <w:r>
+              <w:rPr>
+                <w:b w:val="0"/>
+                <w:sz w:val="17"/>
+              </w:rPr>
+              <w:t>оценка</w:t>
+            </w:r>
+          </w:p>
+        </w:tc>
+      </w:tr>
+      <w:tr>
+        <w:tc>
+          <w:tcPr>
+            <w:tcW w:type="dxa" w:w="2381"/>
+          </w:tcPr>
+          <w:p>
+            <w:pPr>
+              <w:jc w:val="left"/>
+            </w:pPr>
+            <w:r/>
+            <w:r>
+              <w:rPr>
+                <w:b w:val="0"/>
+                <w:sz w:val="17"/>
+              </w:rPr>
+              <w:t>Дорожная шейная подушка (travel neck)</w:t>
+            </w:r>
+          </w:p>
+        </w:tc>
+        <w:tc>
+          <w:tcPr>
+            <w:tcW w:type="dxa" w:w="1247"/>
+          </w:tcPr>
+          <w:p>
+            <w:pPr>
+              <w:jc w:val="left"/>
+            </w:pPr>
+            <w:r/>
+            <w:r>
+              <w:rPr>
+                <w:b w:val="0"/>
+                <w:sz w:val="17"/>
+              </w:rPr>
+              <w:t>—</w:t>
+            </w:r>
+          </w:p>
+        </w:tc>
+        <w:tc>
+          <w:tcPr>
+            <w:tcW w:type="dxa" w:w="1304"/>
+          </w:tcPr>
+          <w:p>
+            <w:pPr>
+              <w:jc w:val="left"/>
+            </w:pPr>
+            <w:r/>
+            <w:r>
+              <w:rPr>
+                <w:b w:val="0"/>
+                <w:sz w:val="17"/>
+              </w:rPr>
+              <w:t>—</w:t>
+            </w:r>
+          </w:p>
+        </w:tc>
+        <w:tc>
+          <w:tcPr>
+            <w:tcW w:type="dxa" w:w="737"/>
+          </w:tcPr>
+          <w:p>
+            <w:pPr>
+              <w:jc w:val="left"/>
+            </w:pPr>
+            <w:r/>
+            <w:r>
+              <w:rPr>
+                <w:b w:val="0"/>
+                <w:sz w:val="17"/>
+              </w:rPr>
+              <w:t>$25</w:t>
+            </w:r>
+          </w:p>
+        </w:tc>
+        <w:tc>
+          <w:tcPr>
+            <w:tcW w:type="dxa" w:w="907"/>
+          </w:tcPr>
+          <w:p>
+            <w:pPr>
+              <w:jc w:val="left"/>
+            </w:pPr>
+            <w:r/>
+            <w:r>
+              <w:rPr>
+                <w:b w:val="0"/>
+                <w:sz w:val="17"/>
+              </w:rPr>
+              <w:t>5 000</w:t>
+            </w:r>
+          </w:p>
+        </w:tc>
+        <w:tc>
+          <w:tcPr>
+            <w:tcW w:type="dxa" w:w="1757"/>
+          </w:tcPr>
+          <w:p>
+            <w:pPr>
+              <w:jc w:val="left"/>
+            </w:pPr>
+            <w:r/>
+            <w:r>
+              <w:rPr>
+                <w:b w:val="0"/>
+                <w:sz w:val="17"/>
+              </w:rPr>
+              <w:t>🟢 обычный товар</w:t>
+            </w:r>
+          </w:p>
+        </w:tc>
+        <w:tc>
+          <w:tcPr>
+            <w:tcW w:type="dxa" w:w="907"/>
+            <w:shd w:val="clear" w:fill="C6EFCE"/>
+          </w:tcPr>
+          <w:p>
+            <w:pPr>
+              <w:jc w:val="left"/>
+            </w:pPr>
+            <w:r/>
+            <w:r>
+              <w:rPr>
+                <w:b w:val="0"/>
+                <w:sz w:val="17"/>
+              </w:rPr>
+              <w:t>Низкий</w:t>
+            </w:r>
+          </w:p>
+        </w:tc>
+        <w:tc>
+          <w:tcPr>
+            <w:tcW w:type="dxa" w:w="794"/>
+            <w:shd w:val="clear" w:fill="FCE4D6"/>
+          </w:tcPr>
+          <w:p>
+            <w:pPr>
+              <w:jc w:val="left"/>
+            </w:pPr>
+            <w:r/>
+            <w:r>
+              <w:rPr>
+                <w:b w:val="0"/>
+                <w:sz w:val="17"/>
+              </w:rPr>
+              <w:t>оценка</w:t>
+            </w:r>
+          </w:p>
+        </w:tc>
+      </w:tr>
+      <w:tr>
+        <w:tc>
+          <w:tcPr>
+            <w:tcW w:type="dxa" w:w="2381"/>
+          </w:tcPr>
+          <w:p>
+            <w:pPr>
+              <w:jc w:val="left"/>
+            </w:pPr>
+            <w:r/>
+            <w:r>
+              <w:rPr>
+                <w:b w:val="0"/>
+                <w:sz w:val="17"/>
+              </w:rPr>
+              <w:t>Контурная ортопед. подушка (memory foam)</w:t>
+            </w:r>
+          </w:p>
+        </w:tc>
+        <w:tc>
+          <w:tcPr>
+            <w:tcW w:type="dxa" w:w="1247"/>
+          </w:tcPr>
+          <w:p>
+            <w:pPr>
+              <w:jc w:val="left"/>
+            </w:pPr>
+            <w:r/>
+            <w:r>
+              <w:rPr>
+                <w:b w:val="0"/>
+                <w:sz w:val="17"/>
+              </w:rPr>
+              <w:t>—</w:t>
+            </w:r>
+          </w:p>
+        </w:tc>
+        <w:tc>
+          <w:tcPr>
+            <w:tcW w:type="dxa" w:w="1304"/>
+          </w:tcPr>
+          <w:p>
+            <w:pPr>
+              <w:jc w:val="left"/>
+            </w:pPr>
+            <w:r/>
+            <w:r>
+              <w:rPr>
+                <w:b w:val="0"/>
+                <w:sz w:val="17"/>
+              </w:rPr>
+              <w:t>—</w:t>
+            </w:r>
+          </w:p>
+        </w:tc>
+        <w:tc>
+          <w:tcPr>
+            <w:tcW w:type="dxa" w:w="737"/>
+          </w:tcPr>
+          <w:p>
+            <w:pPr>
+              <w:jc w:val="left"/>
+            </w:pPr>
+            <w:r/>
+            <w:r>
+              <w:rPr>
+                <w:b w:val="0"/>
+                <w:sz w:val="17"/>
+              </w:rPr>
+              <w:t>$40</w:t>
+            </w:r>
+          </w:p>
+        </w:tc>
+        <w:tc>
+          <w:tcPr>
+            <w:tcW w:type="dxa" w:w="907"/>
+          </w:tcPr>
+          <w:p>
+            <w:pPr>
+              <w:jc w:val="left"/>
+            </w:pPr>
+            <w:r/>
+            <w:r>
+              <w:rPr>
+                <w:b w:val="0"/>
+                <w:sz w:val="17"/>
+              </w:rPr>
+              <w:t>5 000</w:t>
+            </w:r>
+          </w:p>
+        </w:tc>
+        <w:tc>
+          <w:tcPr>
+            <w:tcW w:type="dxa" w:w="1757"/>
+          </w:tcPr>
+          <w:p>
+            <w:pPr>
+              <w:jc w:val="left"/>
+            </w:pPr>
+            <w:r/>
+            <w:r>
+              <w:rPr>
+                <w:b w:val="0"/>
+                <w:sz w:val="17"/>
+              </w:rPr>
+              <w:t>🟢 обычный товар</w:t>
+            </w:r>
+          </w:p>
+        </w:tc>
+        <w:tc>
+          <w:tcPr>
+            <w:tcW w:type="dxa" w:w="907"/>
+            <w:shd w:val="clear" w:fill="FFEB9C"/>
+          </w:tcPr>
+          <w:p>
+            <w:pPr>
+              <w:jc w:val="left"/>
+            </w:pPr>
+            <w:r/>
+            <w:r>
+              <w:rPr>
+                <w:b w:val="0"/>
+                <w:sz w:val="17"/>
+              </w:rPr>
+              <w:t>Средний</w:t>
+            </w:r>
+          </w:p>
+        </w:tc>
+        <w:tc>
+          <w:tcPr>
+            <w:tcW w:type="dxa" w:w="794"/>
+            <w:shd w:val="clear" w:fill="FCE4D6"/>
+          </w:tcPr>
+          <w:p>
+            <w:pPr>
+              <w:jc w:val="left"/>
+            </w:pPr>
+            <w:r/>
+            <w:r>
+              <w:rPr>
+                <w:b w:val="0"/>
+                <w:sz w:val="17"/>
+              </w:rPr>
+              <w:t>оценка</w:t>
+            </w:r>
+          </w:p>
+        </w:tc>
+      </w:tr>
+      <w:tr>
+        <w:tc>
+          <w:tcPr>
+            <w:tcW w:type="dxa" w:w="2381"/>
+          </w:tcPr>
+          <w:p>
+            <w:pPr>
+              <w:jc w:val="left"/>
+            </w:pPr>
+            <w:r/>
+            <w:r>
+              <w:rPr>
+                <w:b w:val="0"/>
+                <w:sz w:val="17"/>
+              </w:rPr>
+              <w:t>Паровая маска для глаз с подогревом</w:t>
+            </w:r>
+          </w:p>
+        </w:tc>
+        <w:tc>
+          <w:tcPr>
+            <w:tcW w:type="dxa" w:w="1247"/>
+          </w:tcPr>
+          <w:p>
+            <w:pPr>
+              <w:jc w:val="left"/>
+            </w:pPr>
+            <w:r/>
+            <w:r>
+              <w:rPr>
+                <w:b w:val="0"/>
+                <w:sz w:val="17"/>
+              </w:rPr>
+              <w:t>—</w:t>
+            </w:r>
+          </w:p>
+        </w:tc>
+        <w:tc>
+          <w:tcPr>
+            <w:tcW w:type="dxa" w:w="1304"/>
+          </w:tcPr>
+          <w:p>
+            <w:pPr>
+              <w:jc w:val="left"/>
+            </w:pPr>
+            <w:r/>
+            <w:r>
+              <w:rPr>
+                <w:b w:val="0"/>
+                <w:sz w:val="17"/>
+              </w:rPr>
+              <w:t>—</w:t>
+            </w:r>
+          </w:p>
+        </w:tc>
+        <w:tc>
+          <w:tcPr>
+            <w:tcW w:type="dxa" w:w="737"/>
+          </w:tcPr>
+          <w:p>
+            <w:pPr>
+              <w:jc w:val="left"/>
+            </w:pPr>
+            <w:r/>
+            <w:r>
+              <w:rPr>
+                <w:b w:val="0"/>
+                <w:sz w:val="17"/>
+              </w:rPr>
+              <w:t>$20</w:t>
+            </w:r>
+          </w:p>
+        </w:tc>
+        <w:tc>
+          <w:tcPr>
+            <w:tcW w:type="dxa" w:w="907"/>
+          </w:tcPr>
+          <w:p>
+            <w:pPr>
+              <w:jc w:val="left"/>
+            </w:pPr>
+            <w:r/>
+            <w:r>
+              <w:rPr>
+                <w:b w:val="0"/>
+                <w:sz w:val="17"/>
+              </w:rPr>
+              <w:t>3 000</w:t>
+            </w:r>
+          </w:p>
+        </w:tc>
+        <w:tc>
+          <w:tcPr>
+            <w:tcW w:type="dxa" w:w="1757"/>
+          </w:tcPr>
+          <w:p>
+            <w:pPr>
+              <w:jc w:val="left"/>
+            </w:pPr>
+            <w:r/>
+            <w:r>
+              <w:rPr>
+                <w:b w:val="0"/>
+                <w:sz w:val="17"/>
+              </w:rPr>
+              <w:t>🟢 обычный товар</w:t>
+            </w:r>
+          </w:p>
+        </w:tc>
+        <w:tc>
+          <w:tcPr>
+            <w:tcW w:type="dxa" w:w="907"/>
+            <w:shd w:val="clear" w:fill="C6EFCE"/>
+          </w:tcPr>
+          <w:p>
+            <w:pPr>
+              <w:jc w:val="left"/>
+            </w:pPr>
+            <w:r/>
+            <w:r>
+              <w:rPr>
+                <w:b w:val="0"/>
+                <w:sz w:val="17"/>
+              </w:rPr>
+              <w:t>Низкий</w:t>
+            </w:r>
+          </w:p>
+        </w:tc>
+        <w:tc>
+          <w:tcPr>
+            <w:tcW w:type="dxa" w:w="794"/>
+            <w:shd w:val="clear" w:fill="FCE4D6"/>
+          </w:tcPr>
+          <w:p>
+            <w:pPr>
+              <w:jc w:val="left"/>
+            </w:pPr>
+            <w:r/>
+            <w:r>
+              <w:rPr>
+                <w:b w:val="0"/>
+                <w:sz w:val="17"/>
+              </w:rPr>
+              <w:t>оценка</w:t>
+            </w:r>
+          </w:p>
+        </w:tc>
+      </w:tr>
+      <w:tr>
+        <w:tc>
+          <w:tcPr>
+            <w:tcW w:type="dxa" w:w="2381"/>
+          </w:tcPr>
+          <w:p>
+            <w:pPr>
+              <w:jc w:val="left"/>
+            </w:pPr>
+            <w:r/>
+            <w:r>
+              <w:rPr>
+                <w:b w:val="0"/>
+                <w:sz w:val="17"/>
+              </w:rPr>
+              <w:t>Световой будильник-рассвет (sunrise)</w:t>
+            </w:r>
+          </w:p>
+        </w:tc>
+        <w:tc>
+          <w:tcPr>
+            <w:tcW w:type="dxa" w:w="1247"/>
+          </w:tcPr>
+          <w:p>
+            <w:pPr>
+              <w:jc w:val="left"/>
+            </w:pPr>
+            <w:r/>
+            <w:r>
+              <w:rPr>
+                <w:b w:val="0"/>
+                <w:sz w:val="17"/>
+              </w:rPr>
+              <w:t>—</w:t>
+            </w:r>
+          </w:p>
+        </w:tc>
+        <w:tc>
+          <w:tcPr>
+            <w:tcW w:type="dxa" w:w="1304"/>
+          </w:tcPr>
+          <w:p>
+            <w:pPr>
+              <w:jc w:val="left"/>
+            </w:pPr>
+            <w:r/>
+            <w:r>
+              <w:rPr>
+                <w:b w:val="0"/>
+                <w:sz w:val="17"/>
+              </w:rPr>
+              <w:t>—</w:t>
+            </w:r>
+          </w:p>
+        </w:tc>
+        <w:tc>
+          <w:tcPr>
+            <w:tcW w:type="dxa" w:w="737"/>
+          </w:tcPr>
+          <w:p>
+            <w:pPr>
+              <w:jc w:val="left"/>
+            </w:pPr>
+            <w:r/>
+            <w:r>
+              <w:rPr>
+                <w:b w:val="0"/>
+                <w:sz w:val="17"/>
+              </w:rPr>
+              <w:t>$40</w:t>
+            </w:r>
+          </w:p>
+        </w:tc>
+        <w:tc>
+          <w:tcPr>
+            <w:tcW w:type="dxa" w:w="907"/>
+          </w:tcPr>
+          <w:p>
+            <w:pPr>
+              <w:jc w:val="left"/>
+            </w:pPr>
+            <w:r/>
+            <w:r>
+              <w:rPr>
+                <w:b w:val="0"/>
+                <w:sz w:val="17"/>
+              </w:rPr>
+              <w:t>2 000</w:t>
+            </w:r>
+          </w:p>
+        </w:tc>
+        <w:tc>
+          <w:tcPr>
+            <w:tcW w:type="dxa" w:w="1757"/>
+          </w:tcPr>
+          <w:p>
+            <w:pPr>
+              <w:jc w:val="left"/>
+            </w:pPr>
+            <w:r/>
+            <w:r>
+              <w:rPr>
+                <w:b w:val="0"/>
+                <w:sz w:val="17"/>
+              </w:rPr>
+              <w:t>🟡 электроника (G-mark)</w:t>
+            </w:r>
+          </w:p>
+        </w:tc>
+        <w:tc>
+          <w:tcPr>
+            <w:tcW w:type="dxa" w:w="907"/>
+            <w:shd w:val="clear" w:fill="FFEB9C"/>
+          </w:tcPr>
+          <w:p>
+            <w:pPr>
+              <w:jc w:val="left"/>
+            </w:pPr>
+            <w:r/>
+            <w:r>
+              <w:rPr>
+                <w:b w:val="0"/>
+                <w:sz w:val="17"/>
+              </w:rPr>
+              <w:t>Средний</w:t>
+            </w:r>
+          </w:p>
+        </w:tc>
+        <w:tc>
+          <w:tcPr>
+            <w:tcW w:type="dxa" w:w="794"/>
+            <w:shd w:val="clear" w:fill="FCE4D6"/>
+          </w:tcPr>
+          <w:p>
+            <w:pPr>
+              <w:jc w:val="left"/>
+            </w:pPr>
+            <w:r/>
+            <w:r>
+              <w:rPr>
+                <w:b w:val="0"/>
+                <w:sz w:val="17"/>
+              </w:rPr>
+              <w:t>оценка</w:t>
+            </w:r>
+          </w:p>
+        </w:tc>
+      </w:tr>
+      <w:tr>
+        <w:tc>
+          <w:tcPr>
             <w:tcW w:type="dxa" w:w="794"/>
             <w:gridSpan w:val="8"/>
             <w:shd w:val="clear" w:fill="1F4E78"/>
@@ -5105,6 +7473,1042 @@
       <w:tr>
         <w:tc>
           <w:tcPr>
+            <w:tcW w:type="dxa" w:w="2381"/>
+          </w:tcPr>
+          <w:p>
+            <w:pPr>
+              <w:jc w:val="left"/>
+            </w:pPr>
+            <w:r/>
+            <w:r>
+              <w:rPr>
+                <w:b w:val="0"/>
+                <w:sz w:val="17"/>
+              </w:rPr>
+              <w:t>Охлаждающая бандана / шарф</w:t>
+            </w:r>
+          </w:p>
+        </w:tc>
+        <w:tc>
+          <w:tcPr>
+            <w:tcW w:type="dxa" w:w="1247"/>
+          </w:tcPr>
+          <w:p>
+            <w:pPr>
+              <w:jc w:val="left"/>
+            </w:pPr>
+            <w:r/>
+            <w:r>
+              <w:rPr>
+                <w:b w:val="0"/>
+                <w:sz w:val="17"/>
+              </w:rPr>
+              <w:t>—</w:t>
+            </w:r>
+          </w:p>
+        </w:tc>
+        <w:tc>
+          <w:tcPr>
+            <w:tcW w:type="dxa" w:w="1304"/>
+          </w:tcPr>
+          <w:p>
+            <w:pPr>
+              <w:jc w:val="left"/>
+            </w:pPr>
+            <w:r/>
+            <w:r>
+              <w:rPr>
+                <w:b w:val="0"/>
+                <w:sz w:val="17"/>
+              </w:rPr>
+              <w:t>—</w:t>
+            </w:r>
+          </w:p>
+        </w:tc>
+        <w:tc>
+          <w:tcPr>
+            <w:tcW w:type="dxa" w:w="737"/>
+          </w:tcPr>
+          <w:p>
+            <w:pPr>
+              <w:jc w:val="left"/>
+            </w:pPr>
+            <w:r/>
+            <w:r>
+              <w:rPr>
+                <w:b w:val="0"/>
+                <w:sz w:val="17"/>
+              </w:rPr>
+              <w:t>$12</w:t>
+            </w:r>
+          </w:p>
+        </w:tc>
+        <w:tc>
+          <w:tcPr>
+            <w:tcW w:type="dxa" w:w="907"/>
+          </w:tcPr>
+          <w:p>
+            <w:pPr>
+              <w:jc w:val="left"/>
+            </w:pPr>
+            <w:r/>
+            <w:r>
+              <w:rPr>
+                <w:b w:val="0"/>
+                <w:sz w:val="17"/>
+              </w:rPr>
+              <w:t>4 000</w:t>
+            </w:r>
+          </w:p>
+        </w:tc>
+        <w:tc>
+          <w:tcPr>
+            <w:tcW w:type="dxa" w:w="1757"/>
+          </w:tcPr>
+          <w:p>
+            <w:pPr>
+              <w:jc w:val="left"/>
+            </w:pPr>
+            <w:r/>
+            <w:r>
+              <w:rPr>
+                <w:b w:val="0"/>
+                <w:sz w:val="17"/>
+              </w:rPr>
+              <w:t>🟢 обычный товар</w:t>
+            </w:r>
+          </w:p>
+        </w:tc>
+        <w:tc>
+          <w:tcPr>
+            <w:tcW w:type="dxa" w:w="907"/>
+            <w:shd w:val="clear" w:fill="C6EFCE"/>
+          </w:tcPr>
+          <w:p>
+            <w:pPr>
+              <w:jc w:val="left"/>
+            </w:pPr>
+            <w:r/>
+            <w:r>
+              <w:rPr>
+                <w:b w:val="0"/>
+                <w:sz w:val="17"/>
+              </w:rPr>
+              <w:t>Низкий</w:t>
+            </w:r>
+          </w:p>
+        </w:tc>
+        <w:tc>
+          <w:tcPr>
+            <w:tcW w:type="dxa" w:w="794"/>
+            <w:shd w:val="clear" w:fill="FCE4D6"/>
+          </w:tcPr>
+          <w:p>
+            <w:pPr>
+              <w:jc w:val="left"/>
+            </w:pPr>
+            <w:r/>
+            <w:r>
+              <w:rPr>
+                <w:b w:val="0"/>
+                <w:sz w:val="17"/>
+              </w:rPr>
+              <w:t>оценка</w:t>
+            </w:r>
+          </w:p>
+        </w:tc>
+      </w:tr>
+      <w:tr>
+        <w:tc>
+          <w:tcPr>
+            <w:tcW w:type="dxa" w:w="2381"/>
+          </w:tcPr>
+          <w:p>
+            <w:pPr>
+              <w:jc w:val="left"/>
+            </w:pPr>
+            <w:r/>
+            <w:r>
+              <w:rPr>
+                <w:b w:val="0"/>
+                <w:sz w:val="17"/>
+              </w:rPr>
+              <w:t>Мини USB-кондиционер / испарит. охладитель</w:t>
+            </w:r>
+          </w:p>
+        </w:tc>
+        <w:tc>
+          <w:tcPr>
+            <w:tcW w:type="dxa" w:w="1247"/>
+          </w:tcPr>
+          <w:p>
+            <w:pPr>
+              <w:jc w:val="left"/>
+            </w:pPr>
+            <w:r/>
+            <w:r>
+              <w:rPr>
+                <w:b w:val="0"/>
+                <w:sz w:val="17"/>
+              </w:rPr>
+              <w:t>—</w:t>
+            </w:r>
+          </w:p>
+        </w:tc>
+        <w:tc>
+          <w:tcPr>
+            <w:tcW w:type="dxa" w:w="1304"/>
+          </w:tcPr>
+          <w:p>
+            <w:pPr>
+              <w:jc w:val="left"/>
+            </w:pPr>
+            <w:r/>
+            <w:r>
+              <w:rPr>
+                <w:b w:val="0"/>
+                <w:sz w:val="17"/>
+              </w:rPr>
+              <w:t>—</w:t>
+            </w:r>
+          </w:p>
+        </w:tc>
+        <w:tc>
+          <w:tcPr>
+            <w:tcW w:type="dxa" w:w="737"/>
+          </w:tcPr>
+          <w:p>
+            <w:pPr>
+              <w:jc w:val="left"/>
+            </w:pPr>
+            <w:r/>
+            <w:r>
+              <w:rPr>
+                <w:b w:val="0"/>
+                <w:sz w:val="17"/>
+              </w:rPr>
+              <w:t>$40</w:t>
+            </w:r>
+          </w:p>
+        </w:tc>
+        <w:tc>
+          <w:tcPr>
+            <w:tcW w:type="dxa" w:w="907"/>
+          </w:tcPr>
+          <w:p>
+            <w:pPr>
+              <w:jc w:val="left"/>
+            </w:pPr>
+            <w:r/>
+            <w:r>
+              <w:rPr>
+                <w:b w:val="0"/>
+                <w:sz w:val="17"/>
+              </w:rPr>
+              <w:t>4 000</w:t>
+            </w:r>
+          </w:p>
+        </w:tc>
+        <w:tc>
+          <w:tcPr>
+            <w:tcW w:type="dxa" w:w="1757"/>
+          </w:tcPr>
+          <w:p>
+            <w:pPr>
+              <w:jc w:val="left"/>
+            </w:pPr>
+            <w:r/>
+            <w:r>
+              <w:rPr>
+                <w:b w:val="0"/>
+                <w:sz w:val="17"/>
+              </w:rPr>
+              <w:t>🟡 электроника (G-mark)</w:t>
+            </w:r>
+          </w:p>
+        </w:tc>
+        <w:tc>
+          <w:tcPr>
+            <w:tcW w:type="dxa" w:w="907"/>
+            <w:shd w:val="clear" w:fill="FFEB9C"/>
+          </w:tcPr>
+          <w:p>
+            <w:pPr>
+              <w:jc w:val="left"/>
+            </w:pPr>
+            <w:r/>
+            <w:r>
+              <w:rPr>
+                <w:b w:val="0"/>
+                <w:sz w:val="17"/>
+              </w:rPr>
+              <w:t>Средний</w:t>
+            </w:r>
+          </w:p>
+        </w:tc>
+        <w:tc>
+          <w:tcPr>
+            <w:tcW w:type="dxa" w:w="794"/>
+            <w:shd w:val="clear" w:fill="FCE4D6"/>
+          </w:tcPr>
+          <w:p>
+            <w:pPr>
+              <w:jc w:val="left"/>
+            </w:pPr>
+            <w:r/>
+            <w:r>
+              <w:rPr>
+                <w:b w:val="0"/>
+                <w:sz w:val="17"/>
+              </w:rPr>
+              <w:t>оценка</w:t>
+            </w:r>
+          </w:p>
+        </w:tc>
+      </w:tr>
+      <w:tr>
+        <w:tc>
+          <w:tcPr>
+            <w:tcW w:type="dxa" w:w="2381"/>
+          </w:tcPr>
+          <w:p>
+            <w:pPr>
+              <w:jc w:val="left"/>
+            </w:pPr>
+            <w:r/>
+            <w:r>
+              <w:rPr>
+                <w:b w:val="0"/>
+                <w:sz w:val="17"/>
+              </w:rPr>
+              <w:t>Настольный / клипс-вентилятор</w:t>
+            </w:r>
+          </w:p>
+        </w:tc>
+        <w:tc>
+          <w:tcPr>
+            <w:tcW w:type="dxa" w:w="1247"/>
+          </w:tcPr>
+          <w:p>
+            <w:pPr>
+              <w:jc w:val="left"/>
+            </w:pPr>
+            <w:r/>
+            <w:r>
+              <w:rPr>
+                <w:b w:val="0"/>
+                <w:sz w:val="17"/>
+              </w:rPr>
+              <w:t>—</w:t>
+            </w:r>
+          </w:p>
+        </w:tc>
+        <w:tc>
+          <w:tcPr>
+            <w:tcW w:type="dxa" w:w="1304"/>
+          </w:tcPr>
+          <w:p>
+            <w:pPr>
+              <w:jc w:val="left"/>
+            </w:pPr>
+            <w:r/>
+            <w:r>
+              <w:rPr>
+                <w:b w:val="0"/>
+                <w:sz w:val="17"/>
+              </w:rPr>
+              <w:t>—</w:t>
+            </w:r>
+          </w:p>
+        </w:tc>
+        <w:tc>
+          <w:tcPr>
+            <w:tcW w:type="dxa" w:w="737"/>
+          </w:tcPr>
+          <w:p>
+            <w:pPr>
+              <w:jc w:val="left"/>
+            </w:pPr>
+            <w:r/>
+            <w:r>
+              <w:rPr>
+                <w:b w:val="0"/>
+                <w:sz w:val="17"/>
+              </w:rPr>
+              <w:t>$22</w:t>
+            </w:r>
+          </w:p>
+        </w:tc>
+        <w:tc>
+          <w:tcPr>
+            <w:tcW w:type="dxa" w:w="907"/>
+          </w:tcPr>
+          <w:p>
+            <w:pPr>
+              <w:jc w:val="left"/>
+            </w:pPr>
+            <w:r/>
+            <w:r>
+              <w:rPr>
+                <w:b w:val="0"/>
+                <w:sz w:val="17"/>
+              </w:rPr>
+              <w:t>5 000</w:t>
+            </w:r>
+          </w:p>
+        </w:tc>
+        <w:tc>
+          <w:tcPr>
+            <w:tcW w:type="dxa" w:w="1757"/>
+          </w:tcPr>
+          <w:p>
+            <w:pPr>
+              <w:jc w:val="left"/>
+            </w:pPr>
+            <w:r/>
+            <w:r>
+              <w:rPr>
+                <w:b w:val="0"/>
+                <w:sz w:val="17"/>
+              </w:rPr>
+              <w:t>🟡 электроника (G-mark)</w:t>
+            </w:r>
+          </w:p>
+        </w:tc>
+        <w:tc>
+          <w:tcPr>
+            <w:tcW w:type="dxa" w:w="907"/>
+            <w:shd w:val="clear" w:fill="FFEB9C"/>
+          </w:tcPr>
+          <w:p>
+            <w:pPr>
+              <w:jc w:val="left"/>
+            </w:pPr>
+            <w:r/>
+            <w:r>
+              <w:rPr>
+                <w:b w:val="0"/>
+                <w:sz w:val="17"/>
+              </w:rPr>
+              <w:t>Средний</w:t>
+            </w:r>
+          </w:p>
+        </w:tc>
+        <w:tc>
+          <w:tcPr>
+            <w:tcW w:type="dxa" w:w="794"/>
+            <w:shd w:val="clear" w:fill="FCE4D6"/>
+          </w:tcPr>
+          <w:p>
+            <w:pPr>
+              <w:jc w:val="left"/>
+            </w:pPr>
+            <w:r/>
+            <w:r>
+              <w:rPr>
+                <w:b w:val="0"/>
+                <w:sz w:val="17"/>
+              </w:rPr>
+              <w:t>оценка</w:t>
+            </w:r>
+          </w:p>
+        </w:tc>
+      </w:tr>
+      <w:tr>
+        <w:tc>
+          <w:tcPr>
+            <w:tcW w:type="dxa" w:w="2381"/>
+          </w:tcPr>
+          <w:p>
+            <w:pPr>
+              <w:jc w:val="left"/>
+            </w:pPr>
+            <w:r/>
+            <w:r>
+              <w:rPr>
+                <w:b w:val="0"/>
+                <w:sz w:val="17"/>
+              </w:rPr>
+              <w:t>Вентилятор с распылением (misting fan)</w:t>
+            </w:r>
+          </w:p>
+        </w:tc>
+        <w:tc>
+          <w:tcPr>
+            <w:tcW w:type="dxa" w:w="1247"/>
+          </w:tcPr>
+          <w:p>
+            <w:pPr>
+              <w:jc w:val="left"/>
+            </w:pPr>
+            <w:r/>
+            <w:r>
+              <w:rPr>
+                <w:b w:val="0"/>
+                <w:sz w:val="17"/>
+              </w:rPr>
+              <w:t>—</w:t>
+            </w:r>
+          </w:p>
+        </w:tc>
+        <w:tc>
+          <w:tcPr>
+            <w:tcW w:type="dxa" w:w="1304"/>
+          </w:tcPr>
+          <w:p>
+            <w:pPr>
+              <w:jc w:val="left"/>
+            </w:pPr>
+            <w:r/>
+            <w:r>
+              <w:rPr>
+                <w:b w:val="0"/>
+                <w:sz w:val="17"/>
+              </w:rPr>
+              <w:t>—</w:t>
+            </w:r>
+          </w:p>
+        </w:tc>
+        <w:tc>
+          <w:tcPr>
+            <w:tcW w:type="dxa" w:w="737"/>
+          </w:tcPr>
+          <w:p>
+            <w:pPr>
+              <w:jc w:val="left"/>
+            </w:pPr>
+            <w:r/>
+            <w:r>
+              <w:rPr>
+                <w:b w:val="0"/>
+                <w:sz w:val="17"/>
+              </w:rPr>
+              <w:t>$25</w:t>
+            </w:r>
+          </w:p>
+        </w:tc>
+        <w:tc>
+          <w:tcPr>
+            <w:tcW w:type="dxa" w:w="907"/>
+          </w:tcPr>
+          <w:p>
+            <w:pPr>
+              <w:jc w:val="left"/>
+            </w:pPr>
+            <w:r/>
+            <w:r>
+              <w:rPr>
+                <w:b w:val="0"/>
+                <w:sz w:val="17"/>
+              </w:rPr>
+              <w:t>3 000</w:t>
+            </w:r>
+          </w:p>
+        </w:tc>
+        <w:tc>
+          <w:tcPr>
+            <w:tcW w:type="dxa" w:w="1757"/>
+          </w:tcPr>
+          <w:p>
+            <w:pPr>
+              <w:jc w:val="left"/>
+            </w:pPr>
+            <w:r/>
+            <w:r>
+              <w:rPr>
+                <w:b w:val="0"/>
+                <w:sz w:val="17"/>
+              </w:rPr>
+              <w:t>🟡 электроника (G-mark)</w:t>
+            </w:r>
+          </w:p>
+        </w:tc>
+        <w:tc>
+          <w:tcPr>
+            <w:tcW w:type="dxa" w:w="907"/>
+            <w:shd w:val="clear" w:fill="FFEB9C"/>
+          </w:tcPr>
+          <w:p>
+            <w:pPr>
+              <w:jc w:val="left"/>
+            </w:pPr>
+            <w:r/>
+            <w:r>
+              <w:rPr>
+                <w:b w:val="0"/>
+                <w:sz w:val="17"/>
+              </w:rPr>
+              <w:t>Средний</w:t>
+            </w:r>
+          </w:p>
+        </w:tc>
+        <w:tc>
+          <w:tcPr>
+            <w:tcW w:type="dxa" w:w="794"/>
+            <w:shd w:val="clear" w:fill="FCE4D6"/>
+          </w:tcPr>
+          <w:p>
+            <w:pPr>
+              <w:jc w:val="left"/>
+            </w:pPr>
+            <w:r/>
+            <w:r>
+              <w:rPr>
+                <w:b w:val="0"/>
+                <w:sz w:val="17"/>
+              </w:rPr>
+              <w:t>оценка</w:t>
+            </w:r>
+          </w:p>
+        </w:tc>
+      </w:tr>
+      <w:tr>
+        <w:tc>
+          <w:tcPr>
+            <w:tcW w:type="dxa" w:w="2381"/>
+          </w:tcPr>
+          <w:p>
+            <w:pPr>
+              <w:jc w:val="left"/>
+            </w:pPr>
+            <w:r/>
+            <w:r>
+              <w:rPr>
+                <w:b w:val="0"/>
+                <w:sz w:val="17"/>
+              </w:rPr>
+              <w:t>Охлаждающие гелевые стельки</w:t>
+            </w:r>
+          </w:p>
+        </w:tc>
+        <w:tc>
+          <w:tcPr>
+            <w:tcW w:type="dxa" w:w="1247"/>
+          </w:tcPr>
+          <w:p>
+            <w:pPr>
+              <w:jc w:val="left"/>
+            </w:pPr>
+            <w:r/>
+            <w:r>
+              <w:rPr>
+                <w:b w:val="0"/>
+                <w:sz w:val="17"/>
+              </w:rPr>
+              <w:t>—</w:t>
+            </w:r>
+          </w:p>
+        </w:tc>
+        <w:tc>
+          <w:tcPr>
+            <w:tcW w:type="dxa" w:w="1304"/>
+          </w:tcPr>
+          <w:p>
+            <w:pPr>
+              <w:jc w:val="left"/>
+            </w:pPr>
+            <w:r/>
+            <w:r>
+              <w:rPr>
+                <w:b w:val="0"/>
+                <w:sz w:val="17"/>
+              </w:rPr>
+              <w:t>—</w:t>
+            </w:r>
+          </w:p>
+        </w:tc>
+        <w:tc>
+          <w:tcPr>
+            <w:tcW w:type="dxa" w:w="737"/>
+          </w:tcPr>
+          <w:p>
+            <w:pPr>
+              <w:jc w:val="left"/>
+            </w:pPr>
+            <w:r/>
+            <w:r>
+              <w:rPr>
+                <w:b w:val="0"/>
+                <w:sz w:val="17"/>
+              </w:rPr>
+              <w:t>$15</w:t>
+            </w:r>
+          </w:p>
+        </w:tc>
+        <w:tc>
+          <w:tcPr>
+            <w:tcW w:type="dxa" w:w="907"/>
+          </w:tcPr>
+          <w:p>
+            <w:pPr>
+              <w:jc w:val="left"/>
+            </w:pPr>
+            <w:r/>
+            <w:r>
+              <w:rPr>
+                <w:b w:val="0"/>
+                <w:sz w:val="17"/>
+              </w:rPr>
+              <w:t>2 000</w:t>
+            </w:r>
+          </w:p>
+        </w:tc>
+        <w:tc>
+          <w:tcPr>
+            <w:tcW w:type="dxa" w:w="1757"/>
+          </w:tcPr>
+          <w:p>
+            <w:pPr>
+              <w:jc w:val="left"/>
+            </w:pPr>
+            <w:r/>
+            <w:r>
+              <w:rPr>
+                <w:b w:val="0"/>
+                <w:sz w:val="17"/>
+              </w:rPr>
+              <w:t>🟢 обычный товар</w:t>
+            </w:r>
+          </w:p>
+        </w:tc>
+        <w:tc>
+          <w:tcPr>
+            <w:tcW w:type="dxa" w:w="907"/>
+            <w:shd w:val="clear" w:fill="C6EFCE"/>
+          </w:tcPr>
+          <w:p>
+            <w:pPr>
+              <w:jc w:val="left"/>
+            </w:pPr>
+            <w:r/>
+            <w:r>
+              <w:rPr>
+                <w:b w:val="0"/>
+                <w:sz w:val="17"/>
+              </w:rPr>
+              <w:t>Низкий</w:t>
+            </w:r>
+          </w:p>
+        </w:tc>
+        <w:tc>
+          <w:tcPr>
+            <w:tcW w:type="dxa" w:w="794"/>
+            <w:shd w:val="clear" w:fill="FCE4D6"/>
+          </w:tcPr>
+          <w:p>
+            <w:pPr>
+              <w:jc w:val="left"/>
+            </w:pPr>
+            <w:r/>
+            <w:r>
+              <w:rPr>
+                <w:b w:val="0"/>
+                <w:sz w:val="17"/>
+              </w:rPr>
+              <w:t>оценка</w:t>
+            </w:r>
+          </w:p>
+        </w:tc>
+      </w:tr>
+      <w:tr>
+        <w:tc>
+          <w:tcPr>
+            <w:tcW w:type="dxa" w:w="2381"/>
+          </w:tcPr>
+          <w:p>
+            <w:pPr>
+              <w:jc w:val="left"/>
+            </w:pPr>
+            <w:r/>
+            <w:r>
+              <w:rPr>
+                <w:b w:val="0"/>
+                <w:sz w:val="17"/>
+              </w:rPr>
+              <w:t>Самоохлаждающийся коврик (сон/питомцы)</w:t>
+            </w:r>
+          </w:p>
+        </w:tc>
+        <w:tc>
+          <w:tcPr>
+            <w:tcW w:type="dxa" w:w="1247"/>
+          </w:tcPr>
+          <w:p>
+            <w:pPr>
+              <w:jc w:val="left"/>
+            </w:pPr>
+            <w:r/>
+            <w:r>
+              <w:rPr>
+                <w:b w:val="0"/>
+                <w:sz w:val="17"/>
+              </w:rPr>
+              <w:t>—</w:t>
+            </w:r>
+          </w:p>
+        </w:tc>
+        <w:tc>
+          <w:tcPr>
+            <w:tcW w:type="dxa" w:w="1304"/>
+          </w:tcPr>
+          <w:p>
+            <w:pPr>
+              <w:jc w:val="left"/>
+            </w:pPr>
+            <w:r/>
+            <w:r>
+              <w:rPr>
+                <w:b w:val="0"/>
+                <w:sz w:val="17"/>
+              </w:rPr>
+              <w:t>—</w:t>
+            </w:r>
+          </w:p>
+        </w:tc>
+        <w:tc>
+          <w:tcPr>
+            <w:tcW w:type="dxa" w:w="737"/>
+          </w:tcPr>
+          <w:p>
+            <w:pPr>
+              <w:jc w:val="left"/>
+            </w:pPr>
+            <w:r/>
+            <w:r>
+              <w:rPr>
+                <w:b w:val="0"/>
+                <w:sz w:val="17"/>
+              </w:rPr>
+              <w:t>$30</w:t>
+            </w:r>
+          </w:p>
+        </w:tc>
+        <w:tc>
+          <w:tcPr>
+            <w:tcW w:type="dxa" w:w="907"/>
+          </w:tcPr>
+          <w:p>
+            <w:pPr>
+              <w:jc w:val="left"/>
+            </w:pPr>
+            <w:r/>
+            <w:r>
+              <w:rPr>
+                <w:b w:val="0"/>
+                <w:sz w:val="17"/>
+              </w:rPr>
+              <w:t>3 000</w:t>
+            </w:r>
+          </w:p>
+        </w:tc>
+        <w:tc>
+          <w:tcPr>
+            <w:tcW w:type="dxa" w:w="1757"/>
+          </w:tcPr>
+          <w:p>
+            <w:pPr>
+              <w:jc w:val="left"/>
+            </w:pPr>
+            <w:r/>
+            <w:r>
+              <w:rPr>
+                <w:b w:val="0"/>
+                <w:sz w:val="17"/>
+              </w:rPr>
+              <w:t>🟢 обычный товар</w:t>
+            </w:r>
+          </w:p>
+        </w:tc>
+        <w:tc>
+          <w:tcPr>
+            <w:tcW w:type="dxa" w:w="907"/>
+            <w:shd w:val="clear" w:fill="FFEB9C"/>
+          </w:tcPr>
+          <w:p>
+            <w:pPr>
+              <w:jc w:val="left"/>
+            </w:pPr>
+            <w:r/>
+            <w:r>
+              <w:rPr>
+                <w:b w:val="0"/>
+                <w:sz w:val="17"/>
+              </w:rPr>
+              <w:t>Средний</w:t>
+            </w:r>
+          </w:p>
+        </w:tc>
+        <w:tc>
+          <w:tcPr>
+            <w:tcW w:type="dxa" w:w="794"/>
+            <w:shd w:val="clear" w:fill="FCE4D6"/>
+          </w:tcPr>
+          <w:p>
+            <w:pPr>
+              <w:jc w:val="left"/>
+            </w:pPr>
+            <w:r/>
+            <w:r>
+              <w:rPr>
+                <w:b w:val="0"/>
+                <w:sz w:val="17"/>
+              </w:rPr>
+              <w:t>оценка</w:t>
+            </w:r>
+          </w:p>
+        </w:tc>
+      </w:tr>
+      <w:tr>
+        <w:tc>
+          <w:tcPr>
+            <w:tcW w:type="dxa" w:w="2381"/>
+          </w:tcPr>
+          <w:p>
+            <w:pPr>
+              <w:jc w:val="left"/>
+            </w:pPr>
+            <w:r/>
+            <w:r>
+              <w:rPr>
+                <w:b w:val="0"/>
+                <w:sz w:val="17"/>
+              </w:rPr>
+              <w:t>Зонт от солнца UPF (анти-UV)</w:t>
+            </w:r>
+          </w:p>
+        </w:tc>
+        <w:tc>
+          <w:tcPr>
+            <w:tcW w:type="dxa" w:w="1247"/>
+          </w:tcPr>
+          <w:p>
+            <w:pPr>
+              <w:jc w:val="left"/>
+            </w:pPr>
+            <w:r/>
+            <w:r>
+              <w:rPr>
+                <w:b w:val="0"/>
+                <w:sz w:val="17"/>
+              </w:rPr>
+              <w:t>—</w:t>
+            </w:r>
+          </w:p>
+        </w:tc>
+        <w:tc>
+          <w:tcPr>
+            <w:tcW w:type="dxa" w:w="1304"/>
+          </w:tcPr>
+          <w:p>
+            <w:pPr>
+              <w:jc w:val="left"/>
+            </w:pPr>
+            <w:r/>
+            <w:r>
+              <w:rPr>
+                <w:b w:val="0"/>
+                <w:sz w:val="17"/>
+              </w:rPr>
+              <w:t>—</w:t>
+            </w:r>
+          </w:p>
+        </w:tc>
+        <w:tc>
+          <w:tcPr>
+            <w:tcW w:type="dxa" w:w="737"/>
+          </w:tcPr>
+          <w:p>
+            <w:pPr>
+              <w:jc w:val="left"/>
+            </w:pPr>
+            <w:r/>
+            <w:r>
+              <w:rPr>
+                <w:b w:val="0"/>
+                <w:sz w:val="17"/>
+              </w:rPr>
+              <w:t>$25</w:t>
+            </w:r>
+          </w:p>
+        </w:tc>
+        <w:tc>
+          <w:tcPr>
+            <w:tcW w:type="dxa" w:w="907"/>
+          </w:tcPr>
+          <w:p>
+            <w:pPr>
+              <w:jc w:val="left"/>
+            </w:pPr>
+            <w:r/>
+            <w:r>
+              <w:rPr>
+                <w:b w:val="0"/>
+                <w:sz w:val="17"/>
+              </w:rPr>
+              <w:t>4 000</w:t>
+            </w:r>
+          </w:p>
+        </w:tc>
+        <w:tc>
+          <w:tcPr>
+            <w:tcW w:type="dxa" w:w="1757"/>
+          </w:tcPr>
+          <w:p>
+            <w:pPr>
+              <w:jc w:val="left"/>
+            </w:pPr>
+            <w:r/>
+            <w:r>
+              <w:rPr>
+                <w:b w:val="0"/>
+                <w:sz w:val="17"/>
+              </w:rPr>
+              <w:t>🟢 обычный товар</w:t>
+            </w:r>
+          </w:p>
+        </w:tc>
+        <w:tc>
+          <w:tcPr>
+            <w:tcW w:type="dxa" w:w="907"/>
+            <w:shd w:val="clear" w:fill="C6EFCE"/>
+          </w:tcPr>
+          <w:p>
+            <w:pPr>
+              <w:jc w:val="left"/>
+            </w:pPr>
+            <w:r/>
+            <w:r>
+              <w:rPr>
+                <w:b w:val="0"/>
+                <w:sz w:val="17"/>
+              </w:rPr>
+              <w:t>Низкий</w:t>
+            </w:r>
+          </w:p>
+        </w:tc>
+        <w:tc>
+          <w:tcPr>
+            <w:tcW w:type="dxa" w:w="794"/>
+            <w:shd w:val="clear" w:fill="FCE4D6"/>
+          </w:tcPr>
+          <w:p>
+            <w:pPr>
+              <w:jc w:val="left"/>
+            </w:pPr>
+            <w:r/>
+            <w:r>
+              <w:rPr>
+                <w:b w:val="0"/>
+                <w:sz w:val="17"/>
+              </w:rPr>
+              <w:t>оценка</w:t>
+            </w:r>
+          </w:p>
+        </w:tc>
+      </w:tr>
+      <w:tr>
+        <w:tc>
+          <w:tcPr>
             <w:tcW w:type="dxa" w:w="794"/>
             <w:gridSpan w:val="8"/>
             <w:shd w:val="clear" w:fill="1F4E78"/>
@@ -5572,6 +8976,746 @@
       <w:tr>
         <w:tc>
           <w:tcPr>
+            <w:tcW w:type="dxa" w:w="2381"/>
+          </w:tcPr>
+          <w:p>
+            <w:pPr>
+              <w:jc w:val="left"/>
+            </w:pPr>
+            <w:r/>
+            <w:r>
+              <w:rPr>
+                <w:b w:val="0"/>
+                <w:sz w:val="17"/>
+              </w:rPr>
+              <w:t>Очиститель воздуха (HEPA)</w:t>
+            </w:r>
+          </w:p>
+        </w:tc>
+        <w:tc>
+          <w:tcPr>
+            <w:tcW w:type="dxa" w:w="1247"/>
+          </w:tcPr>
+          <w:p>
+            <w:pPr>
+              <w:jc w:val="left"/>
+            </w:pPr>
+            <w:r/>
+            <w:r>
+              <w:rPr>
+                <w:b w:val="0"/>
+                <w:sz w:val="17"/>
+              </w:rPr>
+              <w:t>—</w:t>
+            </w:r>
+          </w:p>
+        </w:tc>
+        <w:tc>
+          <w:tcPr>
+            <w:tcW w:type="dxa" w:w="1304"/>
+          </w:tcPr>
+          <w:p>
+            <w:pPr>
+              <w:jc w:val="left"/>
+            </w:pPr>
+            <w:r/>
+            <w:r>
+              <w:rPr>
+                <w:b w:val="0"/>
+                <w:sz w:val="17"/>
+              </w:rPr>
+              <w:t>—</w:t>
+            </w:r>
+          </w:p>
+        </w:tc>
+        <w:tc>
+          <w:tcPr>
+            <w:tcW w:type="dxa" w:w="737"/>
+          </w:tcPr>
+          <w:p>
+            <w:pPr>
+              <w:jc w:val="left"/>
+            </w:pPr>
+            <w:r/>
+            <w:r>
+              <w:rPr>
+                <w:b w:val="0"/>
+                <w:sz w:val="17"/>
+              </w:rPr>
+              <w:t>$80</w:t>
+            </w:r>
+          </w:p>
+        </w:tc>
+        <w:tc>
+          <w:tcPr>
+            <w:tcW w:type="dxa" w:w="907"/>
+          </w:tcPr>
+          <w:p>
+            <w:pPr>
+              <w:jc w:val="left"/>
+            </w:pPr>
+            <w:r/>
+            <w:r>
+              <w:rPr>
+                <w:b w:val="0"/>
+                <w:sz w:val="17"/>
+              </w:rPr>
+              <w:t>5 000</w:t>
+            </w:r>
+          </w:p>
+        </w:tc>
+        <w:tc>
+          <w:tcPr>
+            <w:tcW w:type="dxa" w:w="1757"/>
+          </w:tcPr>
+          <w:p>
+            <w:pPr>
+              <w:jc w:val="left"/>
+            </w:pPr>
+            <w:r/>
+            <w:r>
+              <w:rPr>
+                <w:b w:val="0"/>
+                <w:sz w:val="17"/>
+              </w:rPr>
+              <w:t>🟡 электроника (G-mark)</w:t>
+            </w:r>
+          </w:p>
+        </w:tc>
+        <w:tc>
+          <w:tcPr>
+            <w:tcW w:type="dxa" w:w="907"/>
+            <w:shd w:val="clear" w:fill="FFEB9C"/>
+          </w:tcPr>
+          <w:p>
+            <w:pPr>
+              <w:jc w:val="left"/>
+            </w:pPr>
+            <w:r/>
+            <w:r>
+              <w:rPr>
+                <w:b w:val="0"/>
+                <w:sz w:val="17"/>
+              </w:rPr>
+              <w:t>Средний</w:t>
+            </w:r>
+          </w:p>
+        </w:tc>
+        <w:tc>
+          <w:tcPr>
+            <w:tcW w:type="dxa" w:w="794"/>
+            <w:shd w:val="clear" w:fill="FCE4D6"/>
+          </w:tcPr>
+          <w:p>
+            <w:pPr>
+              <w:jc w:val="left"/>
+            </w:pPr>
+            <w:r/>
+            <w:r>
+              <w:rPr>
+                <w:b w:val="0"/>
+                <w:sz w:val="17"/>
+              </w:rPr>
+              <w:t>оценка</w:t>
+            </w:r>
+          </w:p>
+        </w:tc>
+      </w:tr>
+      <w:tr>
+        <w:tc>
+          <w:tcPr>
+            <w:tcW w:type="dxa" w:w="2381"/>
+          </w:tcPr>
+          <w:p>
+            <w:pPr>
+              <w:jc w:val="left"/>
+            </w:pPr>
+            <w:r/>
+            <w:r>
+              <w:rPr>
+                <w:b w:val="0"/>
+                <w:sz w:val="17"/>
+              </w:rPr>
+              <w:t>Сменные HEPA-фильтры</w:t>
+            </w:r>
+          </w:p>
+        </w:tc>
+        <w:tc>
+          <w:tcPr>
+            <w:tcW w:type="dxa" w:w="1247"/>
+          </w:tcPr>
+          <w:p>
+            <w:pPr>
+              <w:jc w:val="left"/>
+            </w:pPr>
+            <w:r/>
+            <w:r>
+              <w:rPr>
+                <w:b w:val="0"/>
+                <w:sz w:val="17"/>
+              </w:rPr>
+              <w:t>—</w:t>
+            </w:r>
+          </w:p>
+        </w:tc>
+        <w:tc>
+          <w:tcPr>
+            <w:tcW w:type="dxa" w:w="1304"/>
+          </w:tcPr>
+          <w:p>
+            <w:pPr>
+              <w:jc w:val="left"/>
+            </w:pPr>
+            <w:r/>
+            <w:r>
+              <w:rPr>
+                <w:b w:val="0"/>
+                <w:sz w:val="17"/>
+              </w:rPr>
+              <w:t>—</w:t>
+            </w:r>
+          </w:p>
+        </w:tc>
+        <w:tc>
+          <w:tcPr>
+            <w:tcW w:type="dxa" w:w="737"/>
+          </w:tcPr>
+          <w:p>
+            <w:pPr>
+              <w:jc w:val="left"/>
+            </w:pPr>
+            <w:r/>
+            <w:r>
+              <w:rPr>
+                <w:b w:val="0"/>
+                <w:sz w:val="17"/>
+              </w:rPr>
+              <w:t>$25</w:t>
+            </w:r>
+          </w:p>
+        </w:tc>
+        <w:tc>
+          <w:tcPr>
+            <w:tcW w:type="dxa" w:w="907"/>
+          </w:tcPr>
+          <w:p>
+            <w:pPr>
+              <w:jc w:val="left"/>
+            </w:pPr>
+            <w:r/>
+            <w:r>
+              <w:rPr>
+                <w:b w:val="0"/>
+                <w:sz w:val="17"/>
+              </w:rPr>
+              <w:t>4 000</w:t>
+            </w:r>
+          </w:p>
+        </w:tc>
+        <w:tc>
+          <w:tcPr>
+            <w:tcW w:type="dxa" w:w="1757"/>
+          </w:tcPr>
+          <w:p>
+            <w:pPr>
+              <w:jc w:val="left"/>
+            </w:pPr>
+            <w:r/>
+            <w:r>
+              <w:rPr>
+                <w:b w:val="0"/>
+                <w:sz w:val="17"/>
+              </w:rPr>
+              <w:t>🟢 обычный товар</w:t>
+            </w:r>
+          </w:p>
+        </w:tc>
+        <w:tc>
+          <w:tcPr>
+            <w:tcW w:type="dxa" w:w="907"/>
+            <w:shd w:val="clear" w:fill="C6EFCE"/>
+          </w:tcPr>
+          <w:p>
+            <w:pPr>
+              <w:jc w:val="left"/>
+            </w:pPr>
+            <w:r/>
+            <w:r>
+              <w:rPr>
+                <w:b w:val="0"/>
+                <w:sz w:val="17"/>
+              </w:rPr>
+              <w:t>Низкий</w:t>
+            </w:r>
+          </w:p>
+        </w:tc>
+        <w:tc>
+          <w:tcPr>
+            <w:tcW w:type="dxa" w:w="794"/>
+            <w:shd w:val="clear" w:fill="FCE4D6"/>
+          </w:tcPr>
+          <w:p>
+            <w:pPr>
+              <w:jc w:val="left"/>
+            </w:pPr>
+            <w:r/>
+            <w:r>
+              <w:rPr>
+                <w:b w:val="0"/>
+                <w:sz w:val="17"/>
+              </w:rPr>
+              <w:t>оценка</w:t>
+            </w:r>
+          </w:p>
+        </w:tc>
+      </w:tr>
+      <w:tr>
+        <w:tc>
+          <w:tcPr>
+            <w:tcW w:type="dxa" w:w="2381"/>
+          </w:tcPr>
+          <w:p>
+            <w:pPr>
+              <w:jc w:val="left"/>
+            </w:pPr>
+            <w:r/>
+            <w:r>
+              <w:rPr>
+                <w:b w:val="0"/>
+                <w:sz w:val="17"/>
+              </w:rPr>
+              <w:t>Гигрометр-термометр (отдельный)</w:t>
+            </w:r>
+          </w:p>
+        </w:tc>
+        <w:tc>
+          <w:tcPr>
+            <w:tcW w:type="dxa" w:w="1247"/>
+          </w:tcPr>
+          <w:p>
+            <w:pPr>
+              <w:jc w:val="left"/>
+            </w:pPr>
+            <w:r/>
+            <w:r>
+              <w:rPr>
+                <w:b w:val="0"/>
+                <w:sz w:val="17"/>
+              </w:rPr>
+              <w:t>—</w:t>
+            </w:r>
+          </w:p>
+        </w:tc>
+        <w:tc>
+          <w:tcPr>
+            <w:tcW w:type="dxa" w:w="1304"/>
+          </w:tcPr>
+          <w:p>
+            <w:pPr>
+              <w:jc w:val="left"/>
+            </w:pPr>
+            <w:r/>
+            <w:r>
+              <w:rPr>
+                <w:b w:val="0"/>
+                <w:sz w:val="17"/>
+              </w:rPr>
+              <w:t>—</w:t>
+            </w:r>
+          </w:p>
+        </w:tc>
+        <w:tc>
+          <w:tcPr>
+            <w:tcW w:type="dxa" w:w="737"/>
+          </w:tcPr>
+          <w:p>
+            <w:pPr>
+              <w:jc w:val="left"/>
+            </w:pPr>
+            <w:r/>
+            <w:r>
+              <w:rPr>
+                <w:b w:val="0"/>
+                <w:sz w:val="17"/>
+              </w:rPr>
+              <w:t>$15</w:t>
+            </w:r>
+          </w:p>
+        </w:tc>
+        <w:tc>
+          <w:tcPr>
+            <w:tcW w:type="dxa" w:w="907"/>
+          </w:tcPr>
+          <w:p>
+            <w:pPr>
+              <w:jc w:val="left"/>
+            </w:pPr>
+            <w:r/>
+            <w:r>
+              <w:rPr>
+                <w:b w:val="0"/>
+                <w:sz w:val="17"/>
+              </w:rPr>
+              <w:t>5 000</w:t>
+            </w:r>
+          </w:p>
+        </w:tc>
+        <w:tc>
+          <w:tcPr>
+            <w:tcW w:type="dxa" w:w="1757"/>
+          </w:tcPr>
+          <w:p>
+            <w:pPr>
+              <w:jc w:val="left"/>
+            </w:pPr>
+            <w:r/>
+            <w:r>
+              <w:rPr>
+                <w:b w:val="0"/>
+                <w:sz w:val="17"/>
+              </w:rPr>
+              <w:t>🟡 электроника (G-mark)</w:t>
+            </w:r>
+          </w:p>
+        </w:tc>
+        <w:tc>
+          <w:tcPr>
+            <w:tcW w:type="dxa" w:w="907"/>
+            <w:shd w:val="clear" w:fill="C6EFCE"/>
+          </w:tcPr>
+          <w:p>
+            <w:pPr>
+              <w:jc w:val="left"/>
+            </w:pPr>
+            <w:r/>
+            <w:r>
+              <w:rPr>
+                <w:b w:val="0"/>
+                <w:sz w:val="17"/>
+              </w:rPr>
+              <w:t>Низкий</w:t>
+            </w:r>
+          </w:p>
+        </w:tc>
+        <w:tc>
+          <w:tcPr>
+            <w:tcW w:type="dxa" w:w="794"/>
+            <w:shd w:val="clear" w:fill="FCE4D6"/>
+          </w:tcPr>
+          <w:p>
+            <w:pPr>
+              <w:jc w:val="left"/>
+            </w:pPr>
+            <w:r/>
+            <w:r>
+              <w:rPr>
+                <w:b w:val="0"/>
+                <w:sz w:val="17"/>
+              </w:rPr>
+              <w:t>оценка</w:t>
+            </w:r>
+          </w:p>
+        </w:tc>
+      </w:tr>
+      <w:tr>
+        <w:tc>
+          <w:tcPr>
+            <w:tcW w:type="dxa" w:w="2381"/>
+          </w:tcPr>
+          <w:p>
+            <w:pPr>
+              <w:jc w:val="left"/>
+            </w:pPr>
+            <w:r/>
+            <w:r>
+              <w:rPr>
+                <w:b w:val="0"/>
+                <w:sz w:val="17"/>
+              </w:rPr>
+              <w:t>Диффузор эфирных масел</w:t>
+            </w:r>
+          </w:p>
+        </w:tc>
+        <w:tc>
+          <w:tcPr>
+            <w:tcW w:type="dxa" w:w="1247"/>
+          </w:tcPr>
+          <w:p>
+            <w:pPr>
+              <w:jc w:val="left"/>
+            </w:pPr>
+            <w:r/>
+            <w:r>
+              <w:rPr>
+                <w:b w:val="0"/>
+                <w:sz w:val="17"/>
+              </w:rPr>
+              <w:t>—</w:t>
+            </w:r>
+          </w:p>
+        </w:tc>
+        <w:tc>
+          <w:tcPr>
+            <w:tcW w:type="dxa" w:w="1304"/>
+          </w:tcPr>
+          <w:p>
+            <w:pPr>
+              <w:jc w:val="left"/>
+            </w:pPr>
+            <w:r/>
+            <w:r>
+              <w:rPr>
+                <w:b w:val="0"/>
+                <w:sz w:val="17"/>
+              </w:rPr>
+              <w:t>—</w:t>
+            </w:r>
+          </w:p>
+        </w:tc>
+        <w:tc>
+          <w:tcPr>
+            <w:tcW w:type="dxa" w:w="737"/>
+          </w:tcPr>
+          <w:p>
+            <w:pPr>
+              <w:jc w:val="left"/>
+            </w:pPr>
+            <w:r/>
+            <w:r>
+              <w:rPr>
+                <w:b w:val="0"/>
+                <w:sz w:val="17"/>
+              </w:rPr>
+              <w:t>$25</w:t>
+            </w:r>
+          </w:p>
+        </w:tc>
+        <w:tc>
+          <w:tcPr>
+            <w:tcW w:type="dxa" w:w="907"/>
+          </w:tcPr>
+          <w:p>
+            <w:pPr>
+              <w:jc w:val="left"/>
+            </w:pPr>
+            <w:r/>
+            <w:r>
+              <w:rPr>
+                <w:b w:val="0"/>
+                <w:sz w:val="17"/>
+              </w:rPr>
+              <w:t>5 000</w:t>
+            </w:r>
+          </w:p>
+        </w:tc>
+        <w:tc>
+          <w:tcPr>
+            <w:tcW w:type="dxa" w:w="1757"/>
+          </w:tcPr>
+          <w:p>
+            <w:pPr>
+              <w:jc w:val="left"/>
+            </w:pPr>
+            <w:r/>
+            <w:r>
+              <w:rPr>
+                <w:b w:val="0"/>
+                <w:sz w:val="17"/>
+              </w:rPr>
+              <w:t>🟡 электроника (G-mark)</w:t>
+            </w:r>
+          </w:p>
+        </w:tc>
+        <w:tc>
+          <w:tcPr>
+            <w:tcW w:type="dxa" w:w="907"/>
+            <w:shd w:val="clear" w:fill="FFEB9C"/>
+          </w:tcPr>
+          <w:p>
+            <w:pPr>
+              <w:jc w:val="left"/>
+            </w:pPr>
+            <w:r/>
+            <w:r>
+              <w:rPr>
+                <w:b w:val="0"/>
+                <w:sz w:val="17"/>
+              </w:rPr>
+              <w:t>Средний</w:t>
+            </w:r>
+          </w:p>
+        </w:tc>
+        <w:tc>
+          <w:tcPr>
+            <w:tcW w:type="dxa" w:w="794"/>
+            <w:shd w:val="clear" w:fill="FCE4D6"/>
+          </w:tcPr>
+          <w:p>
+            <w:pPr>
+              <w:jc w:val="left"/>
+            </w:pPr>
+            <w:r/>
+            <w:r>
+              <w:rPr>
+                <w:b w:val="0"/>
+                <w:sz w:val="17"/>
+              </w:rPr>
+              <w:t>оценка</w:t>
+            </w:r>
+          </w:p>
+        </w:tc>
+      </w:tr>
+      <w:tr>
+        <w:tc>
+          <w:tcPr>
+            <w:tcW w:type="dxa" w:w="2381"/>
+          </w:tcPr>
+          <w:p>
+            <w:pPr>
+              <w:jc w:val="left"/>
+            </w:pPr>
+            <w:r/>
+            <w:r>
+              <w:rPr>
+                <w:b w:val="0"/>
+                <w:sz w:val="17"/>
+              </w:rPr>
+              <w:t>Портативный осушитель воздуха</w:t>
+            </w:r>
+          </w:p>
+        </w:tc>
+        <w:tc>
+          <w:tcPr>
+            <w:tcW w:type="dxa" w:w="1247"/>
+          </w:tcPr>
+          <w:p>
+            <w:pPr>
+              <w:jc w:val="left"/>
+            </w:pPr>
+            <w:r/>
+            <w:r>
+              <w:rPr>
+                <w:b w:val="0"/>
+                <w:sz w:val="17"/>
+              </w:rPr>
+              <w:t>—</w:t>
+            </w:r>
+          </w:p>
+        </w:tc>
+        <w:tc>
+          <w:tcPr>
+            <w:tcW w:type="dxa" w:w="1304"/>
+          </w:tcPr>
+          <w:p>
+            <w:pPr>
+              <w:jc w:val="left"/>
+            </w:pPr>
+            <w:r/>
+            <w:r>
+              <w:rPr>
+                <w:b w:val="0"/>
+                <w:sz w:val="17"/>
+              </w:rPr>
+              <w:t>—</w:t>
+            </w:r>
+          </w:p>
+        </w:tc>
+        <w:tc>
+          <w:tcPr>
+            <w:tcW w:type="dxa" w:w="737"/>
+          </w:tcPr>
+          <w:p>
+            <w:pPr>
+              <w:jc w:val="left"/>
+            </w:pPr>
+            <w:r/>
+            <w:r>
+              <w:rPr>
+                <w:b w:val="0"/>
+                <w:sz w:val="17"/>
+              </w:rPr>
+              <w:t>$50</w:t>
+            </w:r>
+          </w:p>
+        </w:tc>
+        <w:tc>
+          <w:tcPr>
+            <w:tcW w:type="dxa" w:w="907"/>
+          </w:tcPr>
+          <w:p>
+            <w:pPr>
+              <w:jc w:val="left"/>
+            </w:pPr>
+            <w:r/>
+            <w:r>
+              <w:rPr>
+                <w:b w:val="0"/>
+                <w:sz w:val="17"/>
+              </w:rPr>
+              <w:t>2 000</w:t>
+            </w:r>
+          </w:p>
+        </w:tc>
+        <w:tc>
+          <w:tcPr>
+            <w:tcW w:type="dxa" w:w="1757"/>
+          </w:tcPr>
+          <w:p>
+            <w:pPr>
+              <w:jc w:val="left"/>
+            </w:pPr>
+            <w:r/>
+            <w:r>
+              <w:rPr>
+                <w:b w:val="0"/>
+                <w:sz w:val="17"/>
+              </w:rPr>
+              <w:t>🟡 электроника (G-mark)</w:t>
+            </w:r>
+          </w:p>
+        </w:tc>
+        <w:tc>
+          <w:tcPr>
+            <w:tcW w:type="dxa" w:w="907"/>
+            <w:shd w:val="clear" w:fill="FFEB9C"/>
+          </w:tcPr>
+          <w:p>
+            <w:pPr>
+              <w:jc w:val="left"/>
+            </w:pPr>
+            <w:r/>
+            <w:r>
+              <w:rPr>
+                <w:b w:val="0"/>
+                <w:sz w:val="17"/>
+              </w:rPr>
+              <w:t>Средний</w:t>
+            </w:r>
+          </w:p>
+        </w:tc>
+        <w:tc>
+          <w:tcPr>
+            <w:tcW w:type="dxa" w:w="794"/>
+            <w:shd w:val="clear" w:fill="FCE4D6"/>
+          </w:tcPr>
+          <w:p>
+            <w:pPr>
+              <w:jc w:val="left"/>
+            </w:pPr>
+            <w:r/>
+            <w:r>
+              <w:rPr>
+                <w:b w:val="0"/>
+                <w:sz w:val="17"/>
+              </w:rPr>
+              <w:t>оценка</w:t>
+            </w:r>
+          </w:p>
+        </w:tc>
+      </w:tr>
+      <w:tr>
+        <w:tc>
+          <w:tcPr>
             <w:tcW w:type="dxa" w:w="794"/>
             <w:gridSpan w:val="8"/>
             <w:shd w:val="clear" w:fill="1F4E78"/>
@@ -5717,6 +9861,894 @@
                 <w:sz w:val="17"/>
               </w:rPr>
               <w:t>Средний</w:t>
+            </w:r>
+          </w:p>
+        </w:tc>
+        <w:tc>
+          <w:tcPr>
+            <w:tcW w:type="dxa" w:w="794"/>
+            <w:shd w:val="clear" w:fill="FCE4D6"/>
+          </w:tcPr>
+          <w:p>
+            <w:pPr>
+              <w:jc w:val="left"/>
+            </w:pPr>
+            <w:r/>
+            <w:r>
+              <w:rPr>
+                <w:b w:val="0"/>
+                <w:sz w:val="17"/>
+              </w:rPr>
+              <w:t>оценка</w:t>
+            </w:r>
+          </w:p>
+        </w:tc>
+      </w:tr>
+      <w:tr>
+        <w:tc>
+          <w:tcPr>
+            <w:tcW w:type="dxa" w:w="2381"/>
+          </w:tcPr>
+          <w:p>
+            <w:pPr>
+              <w:jc w:val="left"/>
+            </w:pPr>
+            <w:r/>
+            <w:r>
+              <w:rPr>
+                <w:b w:val="0"/>
+                <w:sz w:val="17"/>
+              </w:rPr>
+              <w:t>Блоки для йоги (пара)</w:t>
+            </w:r>
+          </w:p>
+        </w:tc>
+        <w:tc>
+          <w:tcPr>
+            <w:tcW w:type="dxa" w:w="1247"/>
+          </w:tcPr>
+          <w:p>
+            <w:pPr>
+              <w:jc w:val="left"/>
+            </w:pPr>
+            <w:r/>
+            <w:r>
+              <w:rPr>
+                <w:b w:val="0"/>
+                <w:sz w:val="17"/>
+              </w:rPr>
+              <w:t>—</w:t>
+            </w:r>
+          </w:p>
+        </w:tc>
+        <w:tc>
+          <w:tcPr>
+            <w:tcW w:type="dxa" w:w="1304"/>
+          </w:tcPr>
+          <w:p>
+            <w:pPr>
+              <w:jc w:val="left"/>
+            </w:pPr>
+            <w:r/>
+            <w:r>
+              <w:rPr>
+                <w:b w:val="0"/>
+                <w:sz w:val="17"/>
+              </w:rPr>
+              <w:t>—</w:t>
+            </w:r>
+          </w:p>
+        </w:tc>
+        <w:tc>
+          <w:tcPr>
+            <w:tcW w:type="dxa" w:w="737"/>
+          </w:tcPr>
+          <w:p>
+            <w:pPr>
+              <w:jc w:val="left"/>
+            </w:pPr>
+            <w:r/>
+            <w:r>
+              <w:rPr>
+                <w:b w:val="0"/>
+                <w:sz w:val="17"/>
+              </w:rPr>
+              <w:t>$15</w:t>
+            </w:r>
+          </w:p>
+        </w:tc>
+        <w:tc>
+          <w:tcPr>
+            <w:tcW w:type="dxa" w:w="907"/>
+          </w:tcPr>
+          <w:p>
+            <w:pPr>
+              <w:jc w:val="left"/>
+            </w:pPr>
+            <w:r/>
+            <w:r>
+              <w:rPr>
+                <w:b w:val="0"/>
+                <w:sz w:val="17"/>
+              </w:rPr>
+              <w:t>4 000</w:t>
+            </w:r>
+          </w:p>
+        </w:tc>
+        <w:tc>
+          <w:tcPr>
+            <w:tcW w:type="dxa" w:w="1757"/>
+          </w:tcPr>
+          <w:p>
+            <w:pPr>
+              <w:jc w:val="left"/>
+            </w:pPr>
+            <w:r/>
+            <w:r>
+              <w:rPr>
+                <w:b w:val="0"/>
+                <w:sz w:val="17"/>
+              </w:rPr>
+              <w:t>🟢 обычный товар</w:t>
+            </w:r>
+          </w:p>
+        </w:tc>
+        <w:tc>
+          <w:tcPr>
+            <w:tcW w:type="dxa" w:w="907"/>
+            <w:shd w:val="clear" w:fill="C6EFCE"/>
+          </w:tcPr>
+          <w:p>
+            <w:pPr>
+              <w:jc w:val="left"/>
+            </w:pPr>
+            <w:r/>
+            <w:r>
+              <w:rPr>
+                <w:b w:val="0"/>
+                <w:sz w:val="17"/>
+              </w:rPr>
+              <w:t>Низкий</w:t>
+            </w:r>
+          </w:p>
+        </w:tc>
+        <w:tc>
+          <w:tcPr>
+            <w:tcW w:type="dxa" w:w="794"/>
+            <w:shd w:val="clear" w:fill="FCE4D6"/>
+          </w:tcPr>
+          <w:p>
+            <w:pPr>
+              <w:jc w:val="left"/>
+            </w:pPr>
+            <w:r/>
+            <w:r>
+              <w:rPr>
+                <w:b w:val="0"/>
+                <w:sz w:val="17"/>
+              </w:rPr>
+              <w:t>оценка</w:t>
+            </w:r>
+          </w:p>
+        </w:tc>
+      </w:tr>
+      <w:tr>
+        <w:tc>
+          <w:tcPr>
+            <w:tcW w:type="dxa" w:w="2381"/>
+          </w:tcPr>
+          <w:p>
+            <w:pPr>
+              <w:jc w:val="left"/>
+            </w:pPr>
+            <w:r/>
+            <w:r>
+              <w:rPr>
+                <w:b w:val="0"/>
+                <w:sz w:val="17"/>
+              </w:rPr>
+              <w:t>Ремень для йоги (strap)</w:t>
+            </w:r>
+          </w:p>
+        </w:tc>
+        <w:tc>
+          <w:tcPr>
+            <w:tcW w:type="dxa" w:w="1247"/>
+          </w:tcPr>
+          <w:p>
+            <w:pPr>
+              <w:jc w:val="left"/>
+            </w:pPr>
+            <w:r/>
+            <w:r>
+              <w:rPr>
+                <w:b w:val="0"/>
+                <w:sz w:val="17"/>
+              </w:rPr>
+              <w:t>—</w:t>
+            </w:r>
+          </w:p>
+        </w:tc>
+        <w:tc>
+          <w:tcPr>
+            <w:tcW w:type="dxa" w:w="1304"/>
+          </w:tcPr>
+          <w:p>
+            <w:pPr>
+              <w:jc w:val="left"/>
+            </w:pPr>
+            <w:r/>
+            <w:r>
+              <w:rPr>
+                <w:b w:val="0"/>
+                <w:sz w:val="17"/>
+              </w:rPr>
+              <w:t>—</w:t>
+            </w:r>
+          </w:p>
+        </w:tc>
+        <w:tc>
+          <w:tcPr>
+            <w:tcW w:type="dxa" w:w="737"/>
+          </w:tcPr>
+          <w:p>
+            <w:pPr>
+              <w:jc w:val="left"/>
+            </w:pPr>
+            <w:r/>
+            <w:r>
+              <w:rPr>
+                <w:b w:val="0"/>
+                <w:sz w:val="17"/>
+              </w:rPr>
+              <w:t>$10</w:t>
+            </w:r>
+          </w:p>
+        </w:tc>
+        <w:tc>
+          <w:tcPr>
+            <w:tcW w:type="dxa" w:w="907"/>
+          </w:tcPr>
+          <w:p>
+            <w:pPr>
+              <w:jc w:val="left"/>
+            </w:pPr>
+            <w:r/>
+            <w:r>
+              <w:rPr>
+                <w:b w:val="0"/>
+                <w:sz w:val="17"/>
+              </w:rPr>
+              <w:t>3 000</w:t>
+            </w:r>
+          </w:p>
+        </w:tc>
+        <w:tc>
+          <w:tcPr>
+            <w:tcW w:type="dxa" w:w="1757"/>
+          </w:tcPr>
+          <w:p>
+            <w:pPr>
+              <w:jc w:val="left"/>
+            </w:pPr>
+            <w:r/>
+            <w:r>
+              <w:rPr>
+                <w:b w:val="0"/>
+                <w:sz w:val="17"/>
+              </w:rPr>
+              <w:t>🟢 обычный товар</w:t>
+            </w:r>
+          </w:p>
+        </w:tc>
+        <w:tc>
+          <w:tcPr>
+            <w:tcW w:type="dxa" w:w="907"/>
+            <w:shd w:val="clear" w:fill="C6EFCE"/>
+          </w:tcPr>
+          <w:p>
+            <w:pPr>
+              <w:jc w:val="left"/>
+            </w:pPr>
+            <w:r/>
+            <w:r>
+              <w:rPr>
+                <w:b w:val="0"/>
+                <w:sz w:val="17"/>
+              </w:rPr>
+              <w:t>Низкий</w:t>
+            </w:r>
+          </w:p>
+        </w:tc>
+        <w:tc>
+          <w:tcPr>
+            <w:tcW w:type="dxa" w:w="794"/>
+            <w:shd w:val="clear" w:fill="FCE4D6"/>
+          </w:tcPr>
+          <w:p>
+            <w:pPr>
+              <w:jc w:val="left"/>
+            </w:pPr>
+            <w:r/>
+            <w:r>
+              <w:rPr>
+                <w:b w:val="0"/>
+                <w:sz w:val="17"/>
+              </w:rPr>
+              <w:t>оценка</w:t>
+            </w:r>
+          </w:p>
+        </w:tc>
+      </w:tr>
+      <w:tr>
+        <w:tc>
+          <w:tcPr>
+            <w:tcW w:type="dxa" w:w="2381"/>
+          </w:tcPr>
+          <w:p>
+            <w:pPr>
+              <w:jc w:val="left"/>
+            </w:pPr>
+            <w:r/>
+            <w:r>
+              <w:rPr>
+                <w:b w:val="0"/>
+                <w:sz w:val="17"/>
+              </w:rPr>
+              <w:t>Колесо для йоги (yoga wheel)</w:t>
+            </w:r>
+          </w:p>
+        </w:tc>
+        <w:tc>
+          <w:tcPr>
+            <w:tcW w:type="dxa" w:w="1247"/>
+          </w:tcPr>
+          <w:p>
+            <w:pPr>
+              <w:jc w:val="left"/>
+            </w:pPr>
+            <w:r/>
+            <w:r>
+              <w:rPr>
+                <w:b w:val="0"/>
+                <w:sz w:val="17"/>
+              </w:rPr>
+              <w:t>—</w:t>
+            </w:r>
+          </w:p>
+        </w:tc>
+        <w:tc>
+          <w:tcPr>
+            <w:tcW w:type="dxa" w:w="1304"/>
+          </w:tcPr>
+          <w:p>
+            <w:pPr>
+              <w:jc w:val="left"/>
+            </w:pPr>
+            <w:r/>
+            <w:r>
+              <w:rPr>
+                <w:b w:val="0"/>
+                <w:sz w:val="17"/>
+              </w:rPr>
+              <w:t>—</w:t>
+            </w:r>
+          </w:p>
+        </w:tc>
+        <w:tc>
+          <w:tcPr>
+            <w:tcW w:type="dxa" w:w="737"/>
+          </w:tcPr>
+          <w:p>
+            <w:pPr>
+              <w:jc w:val="left"/>
+            </w:pPr>
+            <w:r/>
+            <w:r>
+              <w:rPr>
+                <w:b w:val="0"/>
+                <w:sz w:val="17"/>
+              </w:rPr>
+              <w:t>$30</w:t>
+            </w:r>
+          </w:p>
+        </w:tc>
+        <w:tc>
+          <w:tcPr>
+            <w:tcW w:type="dxa" w:w="907"/>
+          </w:tcPr>
+          <w:p>
+            <w:pPr>
+              <w:jc w:val="left"/>
+            </w:pPr>
+            <w:r/>
+            <w:r>
+              <w:rPr>
+                <w:b w:val="0"/>
+                <w:sz w:val="17"/>
+              </w:rPr>
+              <w:t>2 000</w:t>
+            </w:r>
+          </w:p>
+        </w:tc>
+        <w:tc>
+          <w:tcPr>
+            <w:tcW w:type="dxa" w:w="1757"/>
+          </w:tcPr>
+          <w:p>
+            <w:pPr>
+              <w:jc w:val="left"/>
+            </w:pPr>
+            <w:r/>
+            <w:r>
+              <w:rPr>
+                <w:b w:val="0"/>
+                <w:sz w:val="17"/>
+              </w:rPr>
+              <w:t>🟢 обычный товар</w:t>
+            </w:r>
+          </w:p>
+        </w:tc>
+        <w:tc>
+          <w:tcPr>
+            <w:tcW w:type="dxa" w:w="907"/>
+            <w:shd w:val="clear" w:fill="C6EFCE"/>
+          </w:tcPr>
+          <w:p>
+            <w:pPr>
+              <w:jc w:val="left"/>
+            </w:pPr>
+            <w:r/>
+            <w:r>
+              <w:rPr>
+                <w:b w:val="0"/>
+                <w:sz w:val="17"/>
+              </w:rPr>
+              <w:t>Низкий</w:t>
+            </w:r>
+          </w:p>
+        </w:tc>
+        <w:tc>
+          <w:tcPr>
+            <w:tcW w:type="dxa" w:w="794"/>
+            <w:shd w:val="clear" w:fill="FCE4D6"/>
+          </w:tcPr>
+          <w:p>
+            <w:pPr>
+              <w:jc w:val="left"/>
+            </w:pPr>
+            <w:r/>
+            <w:r>
+              <w:rPr>
+                <w:b w:val="0"/>
+                <w:sz w:val="17"/>
+              </w:rPr>
+              <w:t>оценка</w:t>
+            </w:r>
+          </w:p>
+        </w:tc>
+      </w:tr>
+      <w:tr>
+        <w:tc>
+          <w:tcPr>
+            <w:tcW w:type="dxa" w:w="2381"/>
+          </w:tcPr>
+          <w:p>
+            <w:pPr>
+              <w:jc w:val="left"/>
+            </w:pPr>
+            <w:r/>
+            <w:r>
+              <w:rPr>
+                <w:b w:val="0"/>
+                <w:sz w:val="17"/>
+              </w:rPr>
+              <w:t>Эспандеры / резинки (resistance bands)</w:t>
+            </w:r>
+          </w:p>
+        </w:tc>
+        <w:tc>
+          <w:tcPr>
+            <w:tcW w:type="dxa" w:w="1247"/>
+          </w:tcPr>
+          <w:p>
+            <w:pPr>
+              <w:jc w:val="left"/>
+            </w:pPr>
+            <w:r/>
+            <w:r>
+              <w:rPr>
+                <w:b w:val="0"/>
+                <w:sz w:val="17"/>
+              </w:rPr>
+              <w:t>—</w:t>
+            </w:r>
+          </w:p>
+        </w:tc>
+        <w:tc>
+          <w:tcPr>
+            <w:tcW w:type="dxa" w:w="1304"/>
+          </w:tcPr>
+          <w:p>
+            <w:pPr>
+              <w:jc w:val="left"/>
+            </w:pPr>
+            <w:r/>
+            <w:r>
+              <w:rPr>
+                <w:b w:val="0"/>
+                <w:sz w:val="17"/>
+              </w:rPr>
+              <w:t>—</w:t>
+            </w:r>
+          </w:p>
+        </w:tc>
+        <w:tc>
+          <w:tcPr>
+            <w:tcW w:type="dxa" w:w="737"/>
+          </w:tcPr>
+          <w:p>
+            <w:pPr>
+              <w:jc w:val="left"/>
+            </w:pPr>
+            <w:r/>
+            <w:r>
+              <w:rPr>
+                <w:b w:val="0"/>
+                <w:sz w:val="17"/>
+              </w:rPr>
+              <w:t>$20</w:t>
+            </w:r>
+          </w:p>
+        </w:tc>
+        <w:tc>
+          <w:tcPr>
+            <w:tcW w:type="dxa" w:w="907"/>
+          </w:tcPr>
+          <w:p>
+            <w:pPr>
+              <w:jc w:val="left"/>
+            </w:pPr>
+            <w:r/>
+            <w:r>
+              <w:rPr>
+                <w:b w:val="0"/>
+                <w:sz w:val="17"/>
+              </w:rPr>
+              <w:t>8 000</w:t>
+            </w:r>
+          </w:p>
+        </w:tc>
+        <w:tc>
+          <w:tcPr>
+            <w:tcW w:type="dxa" w:w="1757"/>
+          </w:tcPr>
+          <w:p>
+            <w:pPr>
+              <w:jc w:val="left"/>
+            </w:pPr>
+            <w:r/>
+            <w:r>
+              <w:rPr>
+                <w:b w:val="0"/>
+                <w:sz w:val="17"/>
+              </w:rPr>
+              <w:t>🟢 обычный товар</w:t>
+            </w:r>
+          </w:p>
+        </w:tc>
+        <w:tc>
+          <w:tcPr>
+            <w:tcW w:type="dxa" w:w="907"/>
+            <w:shd w:val="clear" w:fill="C6EFCE"/>
+          </w:tcPr>
+          <w:p>
+            <w:pPr>
+              <w:jc w:val="left"/>
+            </w:pPr>
+            <w:r/>
+            <w:r>
+              <w:rPr>
+                <w:b w:val="0"/>
+                <w:sz w:val="17"/>
+              </w:rPr>
+              <w:t>Низкий</w:t>
+            </w:r>
+          </w:p>
+        </w:tc>
+        <w:tc>
+          <w:tcPr>
+            <w:tcW w:type="dxa" w:w="794"/>
+            <w:shd w:val="clear" w:fill="FCE4D6"/>
+          </w:tcPr>
+          <w:p>
+            <w:pPr>
+              <w:jc w:val="left"/>
+            </w:pPr>
+            <w:r/>
+            <w:r>
+              <w:rPr>
+                <w:b w:val="0"/>
+                <w:sz w:val="17"/>
+              </w:rPr>
+              <w:t>оценка</w:t>
+            </w:r>
+          </w:p>
+        </w:tc>
+      </w:tr>
+      <w:tr>
+        <w:tc>
+          <w:tcPr>
+            <w:tcW w:type="dxa" w:w="2381"/>
+          </w:tcPr>
+          <w:p>
+            <w:pPr>
+              <w:jc w:val="left"/>
+            </w:pPr>
+            <w:r/>
+            <w:r>
+              <w:rPr>
+                <w:b w:val="0"/>
+                <w:sz w:val="17"/>
+              </w:rPr>
+              <w:t>Балансировочная подушка / диск</w:t>
+            </w:r>
+          </w:p>
+        </w:tc>
+        <w:tc>
+          <w:tcPr>
+            <w:tcW w:type="dxa" w:w="1247"/>
+          </w:tcPr>
+          <w:p>
+            <w:pPr>
+              <w:jc w:val="left"/>
+            </w:pPr>
+            <w:r/>
+            <w:r>
+              <w:rPr>
+                <w:b w:val="0"/>
+                <w:sz w:val="17"/>
+              </w:rPr>
+              <w:t>—</w:t>
+            </w:r>
+          </w:p>
+        </w:tc>
+        <w:tc>
+          <w:tcPr>
+            <w:tcW w:type="dxa" w:w="1304"/>
+          </w:tcPr>
+          <w:p>
+            <w:pPr>
+              <w:jc w:val="left"/>
+            </w:pPr>
+            <w:r/>
+            <w:r>
+              <w:rPr>
+                <w:b w:val="0"/>
+                <w:sz w:val="17"/>
+              </w:rPr>
+              <w:t>—</w:t>
+            </w:r>
+          </w:p>
+        </w:tc>
+        <w:tc>
+          <w:tcPr>
+            <w:tcW w:type="dxa" w:w="737"/>
+          </w:tcPr>
+          <w:p>
+            <w:pPr>
+              <w:jc w:val="left"/>
+            </w:pPr>
+            <w:r/>
+            <w:r>
+              <w:rPr>
+                <w:b w:val="0"/>
+                <w:sz w:val="17"/>
+              </w:rPr>
+              <w:t>$25</w:t>
+            </w:r>
+          </w:p>
+        </w:tc>
+        <w:tc>
+          <w:tcPr>
+            <w:tcW w:type="dxa" w:w="907"/>
+          </w:tcPr>
+          <w:p>
+            <w:pPr>
+              <w:jc w:val="left"/>
+            </w:pPr>
+            <w:r/>
+            <w:r>
+              <w:rPr>
+                <w:b w:val="0"/>
+                <w:sz w:val="17"/>
+              </w:rPr>
+              <w:t>3 000</w:t>
+            </w:r>
+          </w:p>
+        </w:tc>
+        <w:tc>
+          <w:tcPr>
+            <w:tcW w:type="dxa" w:w="1757"/>
+          </w:tcPr>
+          <w:p>
+            <w:pPr>
+              <w:jc w:val="left"/>
+            </w:pPr>
+            <w:r/>
+            <w:r>
+              <w:rPr>
+                <w:b w:val="0"/>
+                <w:sz w:val="17"/>
+              </w:rPr>
+              <w:t>🟢 обычный товар</w:t>
+            </w:r>
+          </w:p>
+        </w:tc>
+        <w:tc>
+          <w:tcPr>
+            <w:tcW w:type="dxa" w:w="907"/>
+            <w:shd w:val="clear" w:fill="C6EFCE"/>
+          </w:tcPr>
+          <w:p>
+            <w:pPr>
+              <w:jc w:val="left"/>
+            </w:pPr>
+            <w:r/>
+            <w:r>
+              <w:rPr>
+                <w:b w:val="0"/>
+                <w:sz w:val="17"/>
+              </w:rPr>
+              <w:t>Низкий</w:t>
+            </w:r>
+          </w:p>
+        </w:tc>
+        <w:tc>
+          <w:tcPr>
+            <w:tcW w:type="dxa" w:w="794"/>
+            <w:shd w:val="clear" w:fill="FCE4D6"/>
+          </w:tcPr>
+          <w:p>
+            <w:pPr>
+              <w:jc w:val="left"/>
+            </w:pPr>
+            <w:r/>
+            <w:r>
+              <w:rPr>
+                <w:b w:val="0"/>
+                <w:sz w:val="17"/>
+              </w:rPr>
+              <w:t>оценка</w:t>
+            </w:r>
+          </w:p>
+        </w:tc>
+      </w:tr>
+      <w:tr>
+        <w:tc>
+          <w:tcPr>
+            <w:tcW w:type="dxa" w:w="2381"/>
+          </w:tcPr>
+          <w:p>
+            <w:pPr>
+              <w:jc w:val="left"/>
+            </w:pPr>
+            <w:r/>
+            <w:r>
+              <w:rPr>
+                <w:b w:val="0"/>
+                <w:sz w:val="17"/>
+              </w:rPr>
+              <w:t>Ролик для пресса (ab wheel)</w:t>
+            </w:r>
+          </w:p>
+        </w:tc>
+        <w:tc>
+          <w:tcPr>
+            <w:tcW w:type="dxa" w:w="1247"/>
+          </w:tcPr>
+          <w:p>
+            <w:pPr>
+              <w:jc w:val="left"/>
+            </w:pPr>
+            <w:r/>
+            <w:r>
+              <w:rPr>
+                <w:b w:val="0"/>
+                <w:sz w:val="17"/>
+              </w:rPr>
+              <w:t>—</w:t>
+            </w:r>
+          </w:p>
+        </w:tc>
+        <w:tc>
+          <w:tcPr>
+            <w:tcW w:type="dxa" w:w="1304"/>
+          </w:tcPr>
+          <w:p>
+            <w:pPr>
+              <w:jc w:val="left"/>
+            </w:pPr>
+            <w:r/>
+            <w:r>
+              <w:rPr>
+                <w:b w:val="0"/>
+                <w:sz w:val="17"/>
+              </w:rPr>
+              <w:t>—</w:t>
+            </w:r>
+          </w:p>
+        </w:tc>
+        <w:tc>
+          <w:tcPr>
+            <w:tcW w:type="dxa" w:w="737"/>
+          </w:tcPr>
+          <w:p>
+            <w:pPr>
+              <w:jc w:val="left"/>
+            </w:pPr>
+            <w:r/>
+            <w:r>
+              <w:rPr>
+                <w:b w:val="0"/>
+                <w:sz w:val="17"/>
+              </w:rPr>
+              <w:t>$20</w:t>
+            </w:r>
+          </w:p>
+        </w:tc>
+        <w:tc>
+          <w:tcPr>
+            <w:tcW w:type="dxa" w:w="907"/>
+          </w:tcPr>
+          <w:p>
+            <w:pPr>
+              <w:jc w:val="left"/>
+            </w:pPr>
+            <w:r/>
+            <w:r>
+              <w:rPr>
+                <w:b w:val="0"/>
+                <w:sz w:val="17"/>
+              </w:rPr>
+              <w:t>4 000</w:t>
+            </w:r>
+          </w:p>
+        </w:tc>
+        <w:tc>
+          <w:tcPr>
+            <w:tcW w:type="dxa" w:w="1757"/>
+          </w:tcPr>
+          <w:p>
+            <w:pPr>
+              <w:jc w:val="left"/>
+            </w:pPr>
+            <w:r/>
+            <w:r>
+              <w:rPr>
+                <w:b w:val="0"/>
+                <w:sz w:val="17"/>
+              </w:rPr>
+              <w:t>🟢 обычный товар</w:t>
+            </w:r>
+          </w:p>
+        </w:tc>
+        <w:tc>
+          <w:tcPr>
+            <w:tcW w:type="dxa" w:w="907"/>
+            <w:shd w:val="clear" w:fill="C6EFCE"/>
+          </w:tcPr>
+          <w:p>
+            <w:pPr>
+              <w:jc w:val="left"/>
+            </w:pPr>
+            <w:r/>
+            <w:r>
+              <w:rPr>
+                <w:b w:val="0"/>
+                <w:sz w:val="17"/>
+              </w:rPr>
+              <w:t>Низкий</w:t>
             </w:r>
           </w:p>
         </w:tc>
